--- a/tfg_computadores_phishing/docs/MEMORIA_TFG_ETSII_APA7.docx
+++ b/tfg_computadores_phishing/docs/MEMORIA_TFG_ETSII_APA7.docx
@@ -4,104 +4,391 @@
   <w:body>
     <w:p>
       <w:pPr>
+        <w:spacing w:after="200"/>
         <w:jc w:val="center"/>
       </w:pPr>
+      <w:r>
+        <w:drawing>
+          <wp:inline xmlns:a="http://schemas.openxmlformats.org/drawingml/2006/main" xmlns:pic="http://schemas.openxmlformats.org/drawingml/2006/picture">
+            <wp:extent cx="1440000" cy="608188"/>
+            <wp:docPr id="11" name="Picture 11"/>
+            <wp:cNvGraphicFramePr>
+              <a:graphicFrameLocks noChangeAspect="1"/>
+            </wp:cNvGraphicFramePr>
+            <a:graphic>
+              <a:graphicData uri="http://schemas.openxmlformats.org/drawingml/2006/picture">
+                <pic:pic>
+                  <pic:nvPicPr>
+                    <pic:cNvPr id="0" name="image.png"/>
+                    <pic:cNvPicPr/>
+                  </pic:nvPicPr>
+                  <pic:blipFill>
+                    <a:blip r:embed="rId23"/>
+                    <a:stretch>
+                      <a:fillRect/>
+                    </a:stretch>
+                  </pic:blipFill>
+                  <pic:spPr>
+                    <a:xfrm>
+                      <a:off x="0" y="0"/>
+                      <a:ext cx="1440000" cy="608188"/>
+                    </a:xfrm>
+                    <a:prstGeom prst="rect"/>
+                  </pic:spPr>
+                </pic:pic>
+              </a:graphicData>
+            </a:graphic>
+          </wp:inline>
+        </w:drawing>
+      </w:r>
+    </w:p>
+    <w:p>
+      <w:pPr>
+        <w:spacing w:before="0" w:after="80"/>
+        <w:jc w:val="center"/>
+      </w:pPr>
+      <w:r>
+        <w:rPr>
+          <w:rFonts w:ascii="Times New Roman" w:hAnsi="Times New Roman"/>
+          <w:b/>
+          <w:sz w:val="24"/>
+        </w:rPr>
+        <w:t>ESCUELA TECNICA SUPERIOR DE INGENIERIA INFORMATICA</w:t>
+      </w:r>
+    </w:p>
+    <w:p>
+      <w:pPr>
+        <w:spacing w:before="0" w:after="80"/>
+        <w:jc w:val="center"/>
+      </w:pPr>
+      <w:r>
+        <w:rPr>
+          <w:rFonts w:ascii="Times New Roman" w:hAnsi="Times New Roman"/>
+          <w:b/>
+          <w:sz w:val="22"/>
+        </w:rPr>
+        <w:t>DOBLE GRADO EN INGENIERIA INFORMATICA E INGENIERIA DE COMPUTADORES</w:t>
+      </w:r>
+    </w:p>
+    <w:p>
+      <w:pPr>
+        <w:spacing w:before="0" w:after="160"/>
+        <w:jc w:val="center"/>
+      </w:pPr>
+      <w:r>
+        <w:rPr>
+          <w:rFonts w:ascii="Times New Roman" w:hAnsi="Times New Roman"/>
+          <w:b w:val="0"/>
+          <w:sz w:val="22"/>
+        </w:rPr>
+        <w:t>CURSO ACADEMICO 2025-2026</w:t>
+      </w:r>
+    </w:p>
+    <w:p>
+      <w:pPr>
+        <w:spacing w:before="0" w:after="240"/>
+        <w:jc w:val="center"/>
+      </w:pPr>
+      <w:r>
+        <w:rPr>
+          <w:rFonts w:ascii="Times New Roman" w:hAnsi="Times New Roman"/>
+          <w:b/>
+          <w:sz w:val="24"/>
+        </w:rPr>
+        <w:t>TRABAJO FIN DE GRADO</w:t>
+      </w:r>
+    </w:p>
+    <w:p>
+      <w:pPr>
+        <w:pStyle w:val="Title"/>
+        <w:spacing w:before="0" w:after="480"/>
+        <w:jc w:val="center"/>
+      </w:pPr>
+      <w:r>
+        <w:rPr>
+          <w:rFonts w:ascii="Times New Roman" w:hAnsi="Times New Roman"/>
+          <w:b/>
+          <w:sz w:val="32"/>
+        </w:rPr>
+        <w:t>TELEGRAM COMO FUENTE DE INTELIGENCIA EN CIBERSEGURIDAD: PIPELINE DE DETECCION DE PHISHING Y MENSAJES SOSPECHOSOS PARA ENTORNOS EMPRESARIALES</w:t>
+      </w:r>
+    </w:p>
+    <w:p>
+      <w:pPr>
+        <w:spacing w:before="0" w:after="40"/>
+        <w:jc w:val="center"/>
+      </w:pPr>
+      <w:r>
+        <w:rPr>
+          <w:rFonts w:ascii="Times New Roman" w:hAnsi="Times New Roman"/>
+          <w:b w:val="0"/>
+          <w:sz w:val="24"/>
+        </w:rPr>
+        <w:t>Autor: Alvaro Osuna Flores</w:t>
+      </w:r>
+    </w:p>
+    <w:p>
+      <w:pPr>
+        <w:spacing w:before="0" w:after="360"/>
+        <w:jc w:val="center"/>
+      </w:pPr>
+      <w:r>
+        <w:rPr>
+          <w:rFonts w:ascii="Times New Roman" w:hAnsi="Times New Roman"/>
+          <w:b w:val="0"/>
+          <w:sz w:val="24"/>
+        </w:rPr>
+        <w:t>Tutora: Liliana Patricia Santacruz Valencia</w:t>
+      </w:r>
+      <w:r>
+        <w:rPr>
+          <w:rFonts w:ascii="Times New Roman" w:hAnsi="Times New Roman"/>
+          <w:b w:val="0"/>
+          <w:sz w:val="24"/>
+        </w:rPr>
+        <w:br w:type="page"/>
+      </w:r>
+    </w:p>
+    <w:p>
+      <w:pPr>
+        <w:pStyle w:val="Heading1"/>
+      </w:pPr>
+      <w:r>
+        <w:rPr>
+          <w:rFonts w:ascii="Times New Roman" w:hAnsi="Times New Roman"/>
+        </w:rPr>
+        <w:t>Resumen</w:t>
+      </w:r>
+    </w:p>
+    <w:p>
       <w:r>
         <w:rPr>
           <w:rFonts w:ascii="Times New Roman" w:hAnsi="Times New Roman"/>
           <w:sz w:val="24"/>
         </w:rPr>
-        <w:t>ESCUELA TECNICA SUPERIOR DE INGENIERIA INFORMATICA</w:t>
+        <w:t>Este Trabajo Fin de Grado presenta el diseno e integracion de un sistema para detectar mensajes de phishing y comunicaciones sospechosas procedentes de Telegram. El proyecto se ha planteado desde una perspectiva propia de Ingenieria de Computadores: no se limita a una tarea de clasificacion aislada, sino que organiza un pipeline operativo que cubre ingesta, preprocesado, inferencia, persistencia, exposicion de resultados, monitorizacion y validacion integrada.</w:t>
       </w:r>
     </w:p>
     <w:p>
-      <w:pPr>
-        <w:jc w:val="center"/>
-      </w:pPr>
       <w:r>
         <w:rPr>
           <w:rFonts w:ascii="Times New Roman" w:hAnsi="Times New Roman"/>
           <w:sz w:val="24"/>
         </w:rPr>
-        <w:t>DOBLE GRADO EN INGENIERIA INFORMATICA E INGENIERIA DE COMPUTADORES</w:t>
+        <w:t xml:space="preserve">La solucion combina Telethon para la escucha de mensajes, un modelo de lenguaje basado en DistilBERT para la inferencia binaria, MongoDB para la persistencia trazable, FastAPI para la publicacion de resultados y paneles React y Grafana para la explotacion operativa. Sobre esa base, se incorporan medidas de seguridad minima para evitar exposiciones innecesarias: API protegida con </w:t>
+      </w:r>
+      <w:r>
+        <w:rPr>
+          <w:rFonts w:ascii="Consolas" w:hAnsi="Consolas"/>
+          <w:sz w:val="20"/>
+        </w:rPr>
+        <w:t>X-API-Key</w:t>
+      </w:r>
+      <w:r>
+        <w:rPr>
+          <w:rFonts w:ascii="Times New Roman" w:hAnsi="Times New Roman"/>
+          <w:sz w:val="24"/>
+        </w:rPr>
+        <w:t>, CORS restringido, Grafana sin acceso anonimo y minimizacion de datos almacenados por defecto.</w:t>
       </w:r>
     </w:p>
     <w:p>
-      <w:pPr>
-        <w:jc w:val="center"/>
-      </w:pPr>
       <w:r>
         <w:rPr>
           <w:rFonts w:ascii="Times New Roman" w:hAnsi="Times New Roman"/>
           <w:sz w:val="24"/>
         </w:rPr>
-        <w:t>CURSO ACADEMICO 2024-2025</w:t>
+        <w:t xml:space="preserve">Los artefactos de evaluacion se versionan por </w:t>
+      </w:r>
+      <w:r>
+        <w:rPr>
+          <w:rFonts w:ascii="Consolas" w:hAnsi="Consolas"/>
+          <w:sz w:val="20"/>
+        </w:rPr>
+        <w:t>run_id</w:t>
+      </w:r>
+      <w:r>
+        <w:rPr>
+          <w:rFonts w:ascii="Times New Roman" w:hAnsi="Times New Roman"/>
+          <w:sz w:val="24"/>
+        </w:rPr>
+        <w:t xml:space="preserve">, lo que permite relacionar de forma coherente metricas, predicciones, matriz de confusion y evidencias de validacion con una ejecucion concreta. En la evaluacion offline del sistema, realizada sobre 100 muestras balanceadas, se obtuvo </w:t>
+      </w:r>
+      <w:r>
+        <w:rPr>
+          <w:rFonts w:ascii="Consolas" w:hAnsi="Consolas"/>
+          <w:sz w:val="20"/>
+        </w:rPr>
+        <w:t>accuracy=0.63</w:t>
+      </w:r>
+      <w:r>
+        <w:rPr>
+          <w:rFonts w:ascii="Times New Roman" w:hAnsi="Times New Roman"/>
+          <w:sz w:val="24"/>
+        </w:rPr>
+        <w:t xml:space="preserve">, </w:t>
+      </w:r>
+      <w:r>
+        <w:rPr>
+          <w:rFonts w:ascii="Consolas" w:hAnsi="Consolas"/>
+          <w:sz w:val="20"/>
+        </w:rPr>
+        <w:t>precision_pos=0.5823</w:t>
+      </w:r>
+      <w:r>
+        <w:rPr>
+          <w:rFonts w:ascii="Times New Roman" w:hAnsi="Times New Roman"/>
+          <w:sz w:val="24"/>
+        </w:rPr>
+        <w:t xml:space="preserve">, </w:t>
+      </w:r>
+      <w:r>
+        <w:rPr>
+          <w:rFonts w:ascii="Consolas" w:hAnsi="Consolas"/>
+          <w:sz w:val="20"/>
+        </w:rPr>
+        <w:t>recall_pos=0.92</w:t>
+      </w:r>
+      <w:r>
+        <w:rPr>
+          <w:rFonts w:ascii="Times New Roman" w:hAnsi="Times New Roman"/>
+          <w:sz w:val="24"/>
+        </w:rPr>
+        <w:t xml:space="preserve">, </w:t>
+      </w:r>
+      <w:r>
+        <w:rPr>
+          <w:rFonts w:ascii="Consolas" w:hAnsi="Consolas"/>
+          <w:sz w:val="20"/>
+        </w:rPr>
+        <w:t>f1_pos=0.7132</w:t>
+      </w:r>
+      <w:r>
+        <w:rPr>
+          <w:rFonts w:ascii="Times New Roman" w:hAnsi="Times New Roman"/>
+          <w:sz w:val="24"/>
+        </w:rPr>
+        <w:t xml:space="preserve">, </w:t>
+      </w:r>
+      <w:r>
+        <w:rPr>
+          <w:rFonts w:ascii="Consolas" w:hAnsi="Consolas"/>
+          <w:sz w:val="20"/>
+        </w:rPr>
+        <w:t>roc_auc=0.8684</w:t>
+      </w:r>
+      <w:r>
+        <w:rPr>
+          <w:rFonts w:ascii="Times New Roman" w:hAnsi="Times New Roman"/>
+          <w:sz w:val="24"/>
+        </w:rPr>
+        <w:t xml:space="preserve"> y </w:t>
+      </w:r>
+      <w:r>
+        <w:rPr>
+          <w:rFonts w:ascii="Consolas" w:hAnsi="Consolas"/>
+          <w:sz w:val="20"/>
+        </w:rPr>
+        <w:t>average_precision=0.8951</w:t>
+      </w:r>
+      <w:r>
+        <w:rPr>
+          <w:rFonts w:ascii="Times New Roman" w:hAnsi="Times New Roman"/>
+          <w:sz w:val="24"/>
+        </w:rPr>
+        <w:t xml:space="preserve">, manteniendo </w:t>
+      </w:r>
+      <w:r>
+        <w:rPr>
+          <w:rFonts w:ascii="Consolas" w:hAnsi="Consolas"/>
+          <w:sz w:val="20"/>
+        </w:rPr>
+        <w:t>THRESHOLD=0.05</w:t>
+      </w:r>
+      <w:r>
+        <w:rPr>
+          <w:rFonts w:ascii="Times New Roman" w:hAnsi="Times New Roman"/>
+          <w:sz w:val="24"/>
+        </w:rPr>
+        <w:t xml:space="preserve"> para priorizar deteccion temprana.</w:t>
       </w:r>
     </w:p>
     <w:p>
-      <w:pPr>
-        <w:jc w:val="center"/>
-      </w:pPr>
       <w:r>
         <w:rPr>
           <w:rFonts w:ascii="Times New Roman" w:hAnsi="Times New Roman"/>
           <w:sz w:val="24"/>
         </w:rPr>
-        <w:t>TRABAJO FIN DE GRADO</w:t>
+        <w:t>La principal aportacion del trabajo no es solo el modelo, sino la integracion de componentes en un flujo trazable y defendible, orientado a un escenario realista de operacion y pensado para poder desplegarse, mantenerse y auditarse como un sistema tecnico coherente.</w:t>
       </w:r>
     </w:p>
     <w:p>
-      <w:pPr>
-        <w:pStyle w:val="Title"/>
-        <w:jc w:val="center"/>
-      </w:pPr>
       <w:r>
         <w:rPr>
           <w:rFonts w:ascii="Times New Roman" w:hAnsi="Times New Roman"/>
-        </w:rPr>
-        <w:t>TELEGRAM COMO FUENTE DE INTELIGENCIA EN CIBERSEGURIDAD: PIPELINE DE DETECCION DE PHISHING Y MENSAJES SOSPECHOSOS PARA ENTORNOS EMPRESARIALES</w:t>
+          <w:sz w:val="24"/>
+        </w:rPr>
+        <w:t>Palabras clave: Telegram, phishing, ciberseguridad, pipeline, FastAPI, MongoDB, Grafana, trazabilidad, DistilBERT.</w:t>
       </w:r>
     </w:p>
     <w:p>
       <w:pPr>
-        <w:jc w:val="center"/>
-      </w:pPr>
+        <w:pStyle w:val="Heading1"/>
+      </w:pPr>
+      <w:r>
+        <w:rPr>
+          <w:rFonts w:ascii="Times New Roman" w:hAnsi="Times New Roman"/>
+        </w:rPr>
+        <w:t>1. Introduccion</w:t>
+      </w:r>
+    </w:p>
+    <w:p>
+      <w:pPr>
+        <w:pStyle w:val="Heading2"/>
+      </w:pPr>
+      <w:r>
+        <w:rPr>
+          <w:rFonts w:ascii="Times New Roman" w:hAnsi="Times New Roman"/>
+        </w:rPr>
+        <w:t>1.1 Motivacion</w:t>
+      </w:r>
+    </w:p>
+    <w:p>
       <w:r>
         <w:rPr>
           <w:rFonts w:ascii="Times New Roman" w:hAnsi="Times New Roman"/>
           <w:sz w:val="24"/>
         </w:rPr>
-        <w:t>Autor: Alvaro Osuna Flores</w:t>
+        <w:t>Telegram se ha convertido en un entorno de interes para la ciberseguridad por dos motivos complementarios. Por un lado, es una plataforma ampliamente utilizada para comunicacion legitima, coordinacion y difusion rapida de mensajes. Por otro, sus canales, grupos y dinamica de propagacion facilitan tambien la distribucion de enlaces fraudulentos, senuelos de phishing, credenciales comprometidas o conversaciones relevantes para la inteligencia de amenazas (Europol, 2022; Guo et al., 2024).</w:t>
       </w:r>
     </w:p>
     <w:p>
-      <w:pPr>
-        <w:jc w:val="center"/>
-      </w:pPr>
       <w:r>
         <w:rPr>
           <w:rFonts w:ascii="Times New Roman" w:hAnsi="Times New Roman"/>
           <w:sz w:val="24"/>
         </w:rPr>
-        <w:t>Tutora: Liliana Patricia Santacruz Valencia</w:t>
-      </w:r>
+        <w:t>Desde una perspectiva operacional, el problema no consiste solo en clasificar texto. El reto real es construir un sistema capaz de recibir mensajes en tiempo casi real, tratarlos de manera consistente, decidir con que evidencia se almacenan, exponer resultados a otros componentes y mantener observabilidad suficiente para su revision posterior. Esa naturaleza integrada hace que el proyecto encaje especialmente bien en Ingenieria de Computadores.</w:t>
+      </w:r>
+    </w:p>
+    <w:p>
       <w:r>
         <w:rPr>
           <w:rFonts w:ascii="Times New Roman" w:hAnsi="Times New Roman"/>
           <w:sz w:val="24"/>
         </w:rPr>
-        <w:br w:type="page"/>
+        <w:t>Ademas, un analisis manual continuo resulta costoso, poco escalable y propenso a errores. En consecuencia, es razonable automatizar la primera clasificacion, siempre que el sistema deje trazabilidad tecnica suficiente para justificar la salida producida y para explicar como se ha llegado a ella.</w:t>
       </w:r>
     </w:p>
     <w:p>
       <w:pPr>
-        <w:pStyle w:val="Heading1"/>
+        <w:pStyle w:val="Heading2"/>
       </w:pPr>
       <w:r>
         <w:rPr>
           <w:rFonts w:ascii="Times New Roman" w:hAnsi="Times New Roman"/>
         </w:rPr>
-        <w:t>Resumen</w:t>
+        <w:t>1.2 Objetivos</w:t>
       </w:r>
     </w:p>
     <w:p>
@@ -110,7 +397,7 @@
           <w:rFonts w:ascii="Times New Roman" w:hAnsi="Times New Roman"/>
           <w:sz w:val="24"/>
         </w:rPr>
-        <w:t>Este Trabajo Fin de Grado presenta el diseno e integracion de un sistema para detectar mensajes de phishing y comunicaciones sospechosas procedentes de Telegram. El proyecto se ha planteado desde una perspectiva propia de Ingenieria de Computadores: no se limita a una tarea de clasificacion aislada, sino que organiza un pipeline operativo que cubre ingesta, preprocesado, inferencia, persistencia, exposicion de resultados, monitorizacion y validacion integrada.</w:t>
+        <w:t>Los objetivos planteados para este trabajo son los siguientes.</w:t>
       </w:r>
     </w:p>
     <w:p>
@@ -119,649 +406,418 @@
           <w:rFonts w:ascii="Times New Roman" w:hAnsi="Times New Roman"/>
           <w:sz w:val="24"/>
         </w:rPr>
-        <w:t xml:space="preserve">La solucion combina Telethon para la escucha de mensajes, un modelo de lenguaje basado en DistilBERT para la inferencia binaria, MongoDB para la persistencia trazable, FastAPI para la publicacion de resultados y paneles React y Grafana para la explotacion operativa. Sobre esa base, se incorporan medidas de seguridad minima para evitar exposiciones innecesarias: API protegida con </w:t>
+        <w:t>Objetivo general</w:t>
+      </w:r>
+    </w:p>
+    <w:p>
+      <w:r>
+        <w:rPr>
+          <w:rFonts w:ascii="Times New Roman" w:hAnsi="Times New Roman"/>
+          <w:sz w:val="24"/>
+        </w:rPr>
+        <w:t>Desarrollar un pipeline modular para capturar, procesar y clasificar mensajes de Telegram relacionados con phishing o actividad sospechosa, integrando almacenamiento, publicacion de resultados y monitorizacion tecnica para su uso en un contexto empresarial.</w:t>
+      </w:r>
+    </w:p>
+    <w:p>
+      <w:r>
+        <w:rPr>
+          <w:rFonts w:ascii="Times New Roman" w:hAnsi="Times New Roman"/>
+          <w:sz w:val="24"/>
+        </w:rPr>
+        <w:t>Objetivos especificos</w:t>
+      </w:r>
+    </w:p>
+    <w:p>
+      <w:pPr>
+        <w:pStyle w:val="ListNumber"/>
+      </w:pPr>
+      <w:r>
+        <w:rPr>
+          <w:rFonts w:ascii="Times New Roman" w:hAnsi="Times New Roman"/>
+        </w:rPr>
+        <w:t>Implementar la ingesta automatica de mensajes desde Telegram mediante su API.</w:t>
+      </w:r>
+    </w:p>
+    <w:p>
+      <w:pPr>
+        <w:pStyle w:val="ListNumber"/>
+      </w:pPr>
+      <w:r>
+        <w:rPr>
+          <w:rFonts w:ascii="Times New Roman" w:hAnsi="Times New Roman"/>
+        </w:rPr>
+        <w:t>Integrar un flujo de preprocesado e inferencia con un modelo binario entrenado previamente.</w:t>
+      </w:r>
+    </w:p>
+    <w:p>
+      <w:pPr>
+        <w:pStyle w:val="ListNumber"/>
+      </w:pPr>
+      <w:r>
+        <w:rPr>
+          <w:rFonts w:ascii="Times New Roman" w:hAnsi="Times New Roman"/>
+        </w:rPr>
+        <w:t>Persistir evidencia tecnica suficiente en MongoDB sin almacenar por defecto mas datos sensibles de los estrictamente necesarios.</w:t>
+      </w:r>
+    </w:p>
+    <w:p>
+      <w:pPr>
+        <w:pStyle w:val="ListNumber"/>
+      </w:pPr>
+      <w:r>
+        <w:rPr>
+          <w:rFonts w:ascii="Times New Roman" w:hAnsi="Times New Roman"/>
+        </w:rPr>
+        <w:t xml:space="preserve">Versionar los artefactos de evaluacion por </w:t>
       </w:r>
       <w:r>
         <w:rPr>
           <w:rFonts w:ascii="Consolas" w:hAnsi="Consolas"/>
           <w:sz w:val="20"/>
         </w:rPr>
-        <w:t>X-API-Key</w:t>
-      </w:r>
+        <w:t>run_id</w:t>
+      </w:r>
+      <w:r>
+        <w:rPr>
+          <w:rFonts w:ascii="Times New Roman" w:hAnsi="Times New Roman"/>
+        </w:rPr>
+        <w:t xml:space="preserve"> para mantener coherencia entre ejecuciones, metricas y endpoints.</w:t>
+      </w:r>
+    </w:p>
+    <w:p>
+      <w:pPr>
+        <w:pStyle w:val="ListNumber"/>
+      </w:pPr>
+      <w:r>
+        <w:rPr>
+          <w:rFonts w:ascii="Times New Roman" w:hAnsi="Times New Roman"/>
+        </w:rPr>
+        <w:t>Exponer resultados mediante una API reutilizable y visualizarlos en un dashboard web y en Grafana.</w:t>
+      </w:r>
+    </w:p>
+    <w:p>
+      <w:pPr>
+        <w:pStyle w:val="ListNumber"/>
+      </w:pPr>
+      <w:r>
+        <w:rPr>
+          <w:rFonts w:ascii="Times New Roman" w:hAnsi="Times New Roman"/>
+        </w:rPr>
+        <w:t>Validar el sistema con pruebas de API, evaluacion offline y casos simulados de integracion.</w:t>
+      </w:r>
+    </w:p>
+    <w:p>
+      <w:pPr>
+        <w:pStyle w:val="Heading2"/>
+      </w:pPr>
+      <w:r>
+        <w:rPr>
+          <w:rFonts w:ascii="Times New Roman" w:hAnsi="Times New Roman"/>
+        </w:rPr>
+        <w:t>1.3 Estructura del documento</w:t>
+      </w:r>
+    </w:p>
+    <w:p>
       <w:r>
         <w:rPr>
           <w:rFonts w:ascii="Times New Roman" w:hAnsi="Times New Roman"/>
           <w:sz w:val="24"/>
         </w:rPr>
-        <w:t>, CORS restringido, Grafana sin acceso anonimo y minimizacion de datos almacenados por defecto.</w:t>
+        <w:t>La memoria se organiza en seis bloques. En primer lugar se presenta el contexto del problema y la justificacion tecnica del enfoque adoptado. A continuacion se describe la metodologia, la arquitectura y los requisitos. Despues se detalla el desarrollo del pipeline, la integracion entre componentes y las decisiones de almacenamiento y seguridad. Finalmente se analizan los resultados, las limitaciones detectadas y las conclusiones del trabajo.</w:t>
       </w:r>
     </w:p>
     <w:p>
+      <w:pPr>
+        <w:pStyle w:val="Heading1"/>
+      </w:pPr>
+      <w:r>
+        <w:rPr>
+          <w:rFonts w:ascii="Times New Roman" w:hAnsi="Times New Roman"/>
+        </w:rPr>
+        <w:t>2. Contexto</w:t>
+      </w:r>
+    </w:p>
+    <w:p>
+      <w:pPr>
+        <w:pStyle w:val="Heading2"/>
+      </w:pPr>
+      <w:r>
+        <w:rPr>
+          <w:rFonts w:ascii="Times New Roman" w:hAnsi="Times New Roman"/>
+        </w:rPr>
+        <w:t>2.1 Telegram como superficie de interes en ciberseguridad</w:t>
+      </w:r>
+    </w:p>
+    <w:p>
       <w:r>
         <w:rPr>
           <w:rFonts w:ascii="Times New Roman" w:hAnsi="Times New Roman"/>
           <w:sz w:val="24"/>
         </w:rPr>
-        <w:t xml:space="preserve">Los artefactos de evaluacion se versionan por </w:t>
-      </w:r>
-      <w:r>
-        <w:rPr>
-          <w:rFonts w:ascii="Consolas" w:hAnsi="Consolas"/>
-          <w:sz w:val="20"/>
-        </w:rPr>
-        <w:t>run_id</w:t>
-      </w:r>
+        <w:t>La literatura reciente y los informes del sector coinciden en que Telegram se ha consolidado como una fuente dual: sirve tanto para comunicaciones legitimas como para actividades ilicitas y de coordinacion criminal (Europol, 2022; Guo et al., 2024). Esa dualidad lo convierte en un espacio util para la inteligencia temprana en ciberseguridad.</w:t>
+      </w:r>
+    </w:p>
+    <w:p>
       <w:r>
         <w:rPr>
           <w:rFonts w:ascii="Times New Roman" w:hAnsi="Times New Roman"/>
           <w:sz w:val="24"/>
         </w:rPr>
-        <w:t xml:space="preserve">, lo que permite relacionar de forma coherente metricas, predicciones, matriz de confusion y evidencias de validacion con una ejecucion concreta. En la evaluacion offline del sistema, realizada sobre 100 muestras balanceadas, se obtuvo </w:t>
-      </w:r>
-      <w:r>
-        <w:rPr>
-          <w:rFonts w:ascii="Consolas" w:hAnsi="Consolas"/>
-          <w:sz w:val="20"/>
-        </w:rPr>
-        <w:t>accuracy=0.63</w:t>
-      </w:r>
+        <w:t>Para una empresa, esto tiene una consecuencia clara: conviene disponer de mecanismos que permitan observar, filtrar y priorizar mensajes potencialmente peligrosos sin depender exclusivamente de la revision manual. De forma particular, el phishing sigue siendo una de las amenazas mas frecuentes y mas efectivas, por lo que detectar indicadores tempranos en mensajes o enlaces compartidos puede reducir el tiempo de reaccion.</w:t>
+      </w:r>
+    </w:p>
+    <w:p>
+      <w:pPr>
+        <w:pStyle w:val="Heading2"/>
+      </w:pPr>
+      <w:r>
+        <w:rPr>
+          <w:rFonts w:ascii="Times New Roman" w:hAnsi="Times New Roman"/>
+        </w:rPr>
+        <w:t>2.2 Necesidad de un enfoque de sistemas</w:t>
+      </w:r>
+    </w:p>
+    <w:p>
       <w:r>
         <w:rPr>
           <w:rFonts w:ascii="Times New Roman" w:hAnsi="Times New Roman"/>
           <w:sz w:val="24"/>
         </w:rPr>
-        <w:t xml:space="preserve">, </w:t>
-      </w:r>
-      <w:r>
-        <w:rPr>
-          <w:rFonts w:ascii="Consolas" w:hAnsi="Consolas"/>
-          <w:sz w:val="20"/>
-        </w:rPr>
-        <w:t>precision_pos=0.5823</w:t>
-      </w:r>
+        <w:t>En este trabajo no basta con responder si un mensaje parece benigno o sospechoso. La pregunta relevante es mas amplia:</w:t>
+      </w:r>
+    </w:p>
+    <w:p>
+      <w:pPr>
+        <w:pStyle w:val="ListBullet"/>
+      </w:pPr>
+      <w:r>
+        <w:rPr>
+          <w:rFonts w:ascii="Times New Roman" w:hAnsi="Times New Roman"/>
+        </w:rPr>
+        <w:t>como llega el mensaje al sistema;</w:t>
+      </w:r>
+    </w:p>
+    <w:p>
+      <w:pPr>
+        <w:pStyle w:val="ListBullet"/>
+      </w:pPr>
+      <w:r>
+        <w:rPr>
+          <w:rFonts w:ascii="Times New Roman" w:hAnsi="Times New Roman"/>
+        </w:rPr>
+        <w:t>como se procesa y clasifica;</w:t>
+      </w:r>
+    </w:p>
+    <w:p>
+      <w:pPr>
+        <w:pStyle w:val="ListBullet"/>
+      </w:pPr>
+      <w:r>
+        <w:rPr>
+          <w:rFonts w:ascii="Times New Roman" w:hAnsi="Times New Roman"/>
+        </w:rPr>
+        <w:t>que datos se conservan;</w:t>
+      </w:r>
+    </w:p>
+    <w:p>
+      <w:pPr>
+        <w:pStyle w:val="ListBullet"/>
+      </w:pPr>
+      <w:r>
+        <w:rPr>
+          <w:rFonts w:ascii="Times New Roman" w:hAnsi="Times New Roman"/>
+        </w:rPr>
+        <w:t>como se audita la ejecucion;</w:t>
+      </w:r>
+    </w:p>
+    <w:p>
+      <w:pPr>
+        <w:pStyle w:val="ListBullet"/>
+      </w:pPr>
+      <w:r>
+        <w:rPr>
+          <w:rFonts w:ascii="Times New Roman" w:hAnsi="Times New Roman"/>
+        </w:rPr>
+        <w:t>como se consumen los resultados desde otros componentes.</w:t>
+      </w:r>
+    </w:p>
+    <w:p>
       <w:r>
         <w:rPr>
           <w:rFonts w:ascii="Times New Roman" w:hAnsi="Times New Roman"/>
           <w:sz w:val="24"/>
         </w:rPr>
-        <w:t xml:space="preserve">, </w:t>
-      </w:r>
-      <w:r>
-        <w:rPr>
-          <w:rFonts w:ascii="Consolas" w:hAnsi="Consolas"/>
-          <w:sz w:val="20"/>
-        </w:rPr>
-        <w:t>recall_pos=0.92</w:t>
-      </w:r>
+        <w:t>Estas preguntas obligan a pensar el problema como un pipeline de sistemas. Por eso, el proyecto no se ha orientado solo a la mejora de un clasificador, sino al ensamblaje de varios modulos coordinados que permitan desplegar la solucion, validarla y operarla.</w:t>
+      </w:r>
+    </w:p>
+    <w:p>
+      <w:pPr>
+        <w:pStyle w:val="Heading2"/>
+      </w:pPr>
+      <w:r>
+        <w:rPr>
+          <w:rFonts w:ascii="Times New Roman" w:hAnsi="Times New Roman"/>
+        </w:rPr>
+        <w:t>2.3 Soluciones relacionadas y hueco del proyecto</w:t>
+      </w:r>
+    </w:p>
+    <w:p>
       <w:r>
         <w:rPr>
           <w:rFonts w:ascii="Times New Roman" w:hAnsi="Times New Roman"/>
           <w:sz w:val="24"/>
         </w:rPr>
-        <w:t xml:space="preserve">, </w:t>
-      </w:r>
-      <w:r>
-        <w:rPr>
-          <w:rFonts w:ascii="Consolas" w:hAnsi="Consolas"/>
-          <w:sz w:val="20"/>
-        </w:rPr>
-        <w:t>f1_pos=0.7132</w:t>
-      </w:r>
+        <w:t>Existen soluciones comerciales y academicas para monitorizar fuentes abiertas, orquestar indicadores o aplicar modelos de lenguaje a ciberseguridad. Sin embargo, muchas de esas soluciones son generalistas, costosas o estan poco centradas en una integracion ligera y modular sobre Telegram. El hueco que cubre este TFG consiste en demostrar una arquitectura defendible, con tecnologias accesibles y con especial atencion a:</w:t>
+      </w:r>
+    </w:p>
+    <w:p>
+      <w:pPr>
+        <w:pStyle w:val="ListBullet"/>
+      </w:pPr>
+      <w:r>
+        <w:rPr>
+          <w:rFonts w:ascii="Times New Roman" w:hAnsi="Times New Roman"/>
+        </w:rPr>
+        <w:t>portabilidad mediante Docker;</w:t>
+      </w:r>
+    </w:p>
+    <w:p>
+      <w:pPr>
+        <w:pStyle w:val="ListBullet"/>
+      </w:pPr>
+      <w:r>
+        <w:rPr>
+          <w:rFonts w:ascii="Times New Roman" w:hAnsi="Times New Roman"/>
+        </w:rPr>
+        <w:t>almacenamiento flexible en MongoDB;</w:t>
+      </w:r>
+    </w:p>
+    <w:p>
+      <w:pPr>
+        <w:pStyle w:val="ListBullet"/>
+      </w:pPr>
+      <w:r>
+        <w:rPr>
+          <w:rFonts w:ascii="Times New Roman" w:hAnsi="Times New Roman"/>
+        </w:rPr>
+        <w:t>interfaz de consulta basada en API;</w:t>
+      </w:r>
+    </w:p>
+    <w:p>
+      <w:pPr>
+        <w:pStyle w:val="ListBullet"/>
+      </w:pPr>
+      <w:r>
+        <w:rPr>
+          <w:rFonts w:ascii="Times New Roman" w:hAnsi="Times New Roman"/>
+        </w:rPr>
+        <w:t>capa ligera de visualizacion;</w:t>
+      </w:r>
+    </w:p>
+    <w:p>
+      <w:pPr>
+        <w:pStyle w:val="ListBullet"/>
+      </w:pPr>
+      <w:r>
+        <w:rPr>
+          <w:rFonts w:ascii="Times New Roman" w:hAnsi="Times New Roman"/>
+        </w:rPr>
+        <w:t>trazabilidad por ejecucion.</w:t>
+      </w:r>
+    </w:p>
+    <w:p>
+      <w:pPr>
+        <w:pStyle w:val="Heading2"/>
+      </w:pPr>
+      <w:r>
+        <w:rPr>
+          <w:rFonts w:ascii="Times New Roman" w:hAnsi="Times New Roman"/>
+        </w:rPr>
+        <w:t>2.4 Criterio de seguridad minima</w:t>
+      </w:r>
+    </w:p>
+    <w:p>
       <w:r>
         <w:rPr>
           <w:rFonts w:ascii="Times New Roman" w:hAnsi="Times New Roman"/>
           <w:sz w:val="24"/>
         </w:rPr>
-        <w:t xml:space="preserve">, </w:t>
-      </w:r>
-      <w:r>
-        <w:rPr>
-          <w:rFonts w:ascii="Consolas" w:hAnsi="Consolas"/>
-          <w:sz w:val="20"/>
-        </w:rPr>
-        <w:t>roc_auc=0.8684</w:t>
-      </w:r>
+        <w:t>La revision de tutoria obligo a reforzar el sistema en un aspecto importante: la explotacion minima segura. A partir de esa revision se fijaron cinco criterios:</w:t>
+      </w:r>
+    </w:p>
+    <w:p>
+      <w:pPr>
+        <w:pStyle w:val="ListNumber"/>
+      </w:pPr>
+      <w:r>
+        <w:rPr>
+          <w:rFonts w:ascii="Times New Roman" w:hAnsi="Times New Roman"/>
+        </w:rPr>
+        <w:t>no publicar MongoDB al exterior por defecto;</w:t>
+      </w:r>
+    </w:p>
+    <w:p>
+      <w:pPr>
+        <w:pStyle w:val="ListNumber"/>
+      </w:pPr>
+      <w:r>
+        <w:rPr>
+          <w:rFonts w:ascii="Times New Roman" w:hAnsi="Times New Roman"/>
+        </w:rPr>
+        <w:t>exigir autenticacion simple en la API;</w:t>
+      </w:r>
+    </w:p>
+    <w:p>
+      <w:pPr>
+        <w:pStyle w:val="ListNumber"/>
+      </w:pPr>
+      <w:r>
+        <w:rPr>
+          <w:rFonts w:ascii="Times New Roman" w:hAnsi="Times New Roman"/>
+        </w:rPr>
+        <w:t>desactivar acceso anonimo en Grafana;</w:t>
+      </w:r>
+    </w:p>
+    <w:p>
+      <w:pPr>
+        <w:pStyle w:val="ListNumber"/>
+      </w:pPr>
+      <w:r>
+        <w:rPr>
+          <w:rFonts w:ascii="Times New Roman" w:hAnsi="Times New Roman"/>
+        </w:rPr>
+        <w:t>restringir CORS a origenes concretos;</w:t>
+      </w:r>
+    </w:p>
+    <w:p>
+      <w:pPr>
+        <w:pStyle w:val="ListNumber"/>
+      </w:pPr>
+      <w:r>
+        <w:rPr>
+          <w:rFonts w:ascii="Times New Roman" w:hAnsi="Times New Roman"/>
+        </w:rPr>
+        <w:t>minimizar los datos personales o textuales persistidos en MongoDB.</w:t>
+      </w:r>
+    </w:p>
+    <w:p>
       <w:r>
         <w:rPr>
           <w:rFonts w:ascii="Times New Roman" w:hAnsi="Times New Roman"/>
           <w:sz w:val="24"/>
         </w:rPr>
-        <w:t xml:space="preserve"> y </w:t>
-      </w:r>
-      <w:r>
-        <w:rPr>
-          <w:rFonts w:ascii="Consolas" w:hAnsi="Consolas"/>
-          <w:sz w:val="20"/>
-        </w:rPr>
-        <w:t>average_precision=0.8951</w:t>
-      </w:r>
-      <w:r>
-        <w:rPr>
-          <w:rFonts w:ascii="Times New Roman" w:hAnsi="Times New Roman"/>
-          <w:sz w:val="24"/>
-        </w:rPr>
-        <w:t xml:space="preserve">, manteniendo </w:t>
-      </w:r>
-      <w:r>
-        <w:rPr>
-          <w:rFonts w:ascii="Consolas" w:hAnsi="Consolas"/>
-          <w:sz w:val="20"/>
-        </w:rPr>
-        <w:t>THRESHOLD=0.05</w:t>
-      </w:r>
-      <w:r>
-        <w:rPr>
-          <w:rFonts w:ascii="Times New Roman" w:hAnsi="Times New Roman"/>
-          <w:sz w:val="24"/>
-        </w:rPr>
-        <w:t xml:space="preserve"> para priorizar deteccion temprana.</w:t>
+        <w:t>Este conjunto de decisiones no convierte el sistema en una plataforma final de produccion, pero si lo hace mas coherente y defendible desde el punto de vista tecnico.</w:t>
       </w:r>
     </w:p>
     <w:p>
+      <w:pPr>
+        <w:pStyle w:val="Heading1"/>
+      </w:pPr>
       <w:r>
         <w:rPr>
           <w:rFonts w:ascii="Times New Roman" w:hAnsi="Times New Roman"/>
-          <w:sz w:val="24"/>
-        </w:rPr>
-        <w:t>La principal aportacion del trabajo no es solo el modelo, sino la integracion de componentes en un flujo trazable y defendible, orientado a un escenario realista de operacion y pensado para poder desplegarse, mantenerse y auditarse como un sistema tecnico coherente.</w:t>
-      </w:r>
-    </w:p>
-    <w:p>
-      <w:r>
-        <w:rPr>
-          <w:rFonts w:ascii="Times New Roman" w:hAnsi="Times New Roman"/>
-          <w:sz w:val="24"/>
-        </w:rPr>
-        <w:t>Palabras clave: Telegram, phishing, ciberseguridad, pipeline, FastAPI, MongoDB, Grafana, trazabilidad, DistilBERT.</w:t>
-      </w:r>
-    </w:p>
-    <w:p>
-      <w:pPr>
-        <w:pStyle w:val="Heading1"/>
-      </w:pPr>
-      <w:r>
-        <w:rPr>
-          <w:rFonts w:ascii="Times New Roman" w:hAnsi="Times New Roman"/>
-        </w:rPr>
-        <w:t>1. Introduccion</w:t>
-      </w:r>
-    </w:p>
-    <w:p>
-      <w:pPr>
-        <w:pStyle w:val="Heading2"/>
-      </w:pPr>
-      <w:r>
-        <w:rPr>
-          <w:rFonts w:ascii="Times New Roman" w:hAnsi="Times New Roman"/>
-        </w:rPr>
-        <w:t>1.1 Motivacion</w:t>
-      </w:r>
-    </w:p>
-    <w:p>
-      <w:r>
-        <w:rPr>
-          <w:rFonts w:ascii="Times New Roman" w:hAnsi="Times New Roman"/>
-          <w:sz w:val="24"/>
-        </w:rPr>
-        <w:t>Telegram se ha convertido en un entorno de interes para la ciberseguridad por dos motivos complementarios. Por un lado, es una plataforma ampliamente utilizada para comunicacion legitima, coordinacion y difusion rapida de mensajes. Por otro, sus canales, grupos y dinamica de propagacion facilitan tambien la distribucion de enlaces fraudulentos, senuelos de phishing, credenciales comprometidas o conversaciones relevantes para la inteligencia de amenazas (Europol, 2022; Guo et al., 2024).</w:t>
-      </w:r>
-    </w:p>
-    <w:p>
-      <w:r>
-        <w:rPr>
-          <w:rFonts w:ascii="Times New Roman" w:hAnsi="Times New Roman"/>
-          <w:sz w:val="24"/>
-        </w:rPr>
-        <w:t>Desde una perspectiva operacional, el problema no consiste solo en clasificar texto. El reto real es construir un sistema capaz de recibir mensajes en tiempo casi real, tratarlos de manera consistente, decidir con que evidencia se almacenan, exponer resultados a otros componentes y mantener observabilidad suficiente para su revision posterior. Esa naturaleza integrada hace que el proyecto encaje especialmente bien en Ingenieria de Computadores.</w:t>
-      </w:r>
-    </w:p>
-    <w:p>
-      <w:r>
-        <w:rPr>
-          <w:rFonts w:ascii="Times New Roman" w:hAnsi="Times New Roman"/>
-          <w:sz w:val="24"/>
-        </w:rPr>
-        <w:t>Ademas, un analisis manual continuo resulta costoso, poco escalable y propenso a errores. En consecuencia, es razonable automatizar la primera clasificacion, siempre que el sistema deje trazabilidad tecnica suficiente para justificar la salida producida y para explicar como se ha llegado a ella.</w:t>
-      </w:r>
-    </w:p>
-    <w:p>
-      <w:pPr>
-        <w:pStyle w:val="Heading2"/>
-      </w:pPr>
-      <w:r>
-        <w:rPr>
-          <w:rFonts w:ascii="Times New Roman" w:hAnsi="Times New Roman"/>
-        </w:rPr>
-        <w:t>1.2 Objetivos</w:t>
-      </w:r>
-    </w:p>
-    <w:p>
-      <w:r>
-        <w:rPr>
-          <w:rFonts w:ascii="Times New Roman" w:hAnsi="Times New Roman"/>
-          <w:sz w:val="24"/>
-        </w:rPr>
-        <w:t>Los objetivos planteados para este trabajo son los siguientes.</w:t>
-      </w:r>
-    </w:p>
-    <w:p>
-      <w:r>
-        <w:rPr>
-          <w:rFonts w:ascii="Times New Roman" w:hAnsi="Times New Roman"/>
-          <w:sz w:val="24"/>
-        </w:rPr>
-        <w:t>Objetivo general</w:t>
-      </w:r>
-    </w:p>
-    <w:p>
-      <w:r>
-        <w:rPr>
-          <w:rFonts w:ascii="Times New Roman" w:hAnsi="Times New Roman"/>
-          <w:sz w:val="24"/>
-        </w:rPr>
-        <w:t>Desarrollar un pipeline modular para capturar, procesar y clasificar mensajes de Telegram relacionados con phishing o actividad sospechosa, integrando almacenamiento, publicacion de resultados y monitorizacion tecnica para su uso en un contexto empresarial.</w:t>
-      </w:r>
-    </w:p>
-    <w:p>
-      <w:r>
-        <w:rPr>
-          <w:rFonts w:ascii="Times New Roman" w:hAnsi="Times New Roman"/>
-          <w:sz w:val="24"/>
-        </w:rPr>
-        <w:t>Objetivos especificos</w:t>
-      </w:r>
-    </w:p>
-    <w:p>
-      <w:pPr>
-        <w:pStyle w:val="ListNumber"/>
-      </w:pPr>
-      <w:r>
-        <w:rPr>
-          <w:rFonts w:ascii="Times New Roman" w:hAnsi="Times New Roman"/>
-        </w:rPr>
-        <w:t>Implementar la ingesta automatica de mensajes desde Telegram mediante su API.</w:t>
-      </w:r>
-    </w:p>
-    <w:p>
-      <w:pPr>
-        <w:pStyle w:val="ListNumber"/>
-      </w:pPr>
-      <w:r>
-        <w:rPr>
-          <w:rFonts w:ascii="Times New Roman" w:hAnsi="Times New Roman"/>
-        </w:rPr>
-        <w:t>Integrar un flujo de preprocesado e inferencia con un modelo binario entrenado previamente.</w:t>
-      </w:r>
-    </w:p>
-    <w:p>
-      <w:pPr>
-        <w:pStyle w:val="ListNumber"/>
-      </w:pPr>
-      <w:r>
-        <w:rPr>
-          <w:rFonts w:ascii="Times New Roman" w:hAnsi="Times New Roman"/>
-        </w:rPr>
-        <w:t>Persistir evidencia tecnica suficiente en MongoDB sin almacenar por defecto mas datos sensibles de los estrictamente necesarios.</w:t>
-      </w:r>
-    </w:p>
-    <w:p>
-      <w:pPr>
-        <w:pStyle w:val="ListNumber"/>
-      </w:pPr>
-      <w:r>
-        <w:rPr>
-          <w:rFonts w:ascii="Times New Roman" w:hAnsi="Times New Roman"/>
-        </w:rPr>
-        <w:t xml:space="preserve">Versionar los artefactos de evaluacion por </w:t>
-      </w:r>
-      <w:r>
-        <w:rPr>
-          <w:rFonts w:ascii="Consolas" w:hAnsi="Consolas"/>
-          <w:sz w:val="20"/>
-        </w:rPr>
-        <w:t>run_id</w:t>
-      </w:r>
-      <w:r>
-        <w:rPr>
-          <w:rFonts w:ascii="Times New Roman" w:hAnsi="Times New Roman"/>
-        </w:rPr>
-        <w:t xml:space="preserve"> para mantener coherencia entre ejecuciones, metricas y endpoints.</w:t>
-      </w:r>
-    </w:p>
-    <w:p>
-      <w:pPr>
-        <w:pStyle w:val="ListNumber"/>
-      </w:pPr>
-      <w:r>
-        <w:rPr>
-          <w:rFonts w:ascii="Times New Roman" w:hAnsi="Times New Roman"/>
-        </w:rPr>
-        <w:t>Exponer resultados mediante una API reutilizable y visualizarlos en un dashboard web y en Grafana.</w:t>
-      </w:r>
-    </w:p>
-    <w:p>
-      <w:pPr>
-        <w:pStyle w:val="ListNumber"/>
-      </w:pPr>
-      <w:r>
-        <w:rPr>
-          <w:rFonts w:ascii="Times New Roman" w:hAnsi="Times New Roman"/>
-        </w:rPr>
-        <w:t>Validar el sistema con pruebas de API, evaluacion offline y casos simulados de integracion.</w:t>
-      </w:r>
-    </w:p>
-    <w:p>
-      <w:pPr>
-        <w:pStyle w:val="Heading2"/>
-      </w:pPr>
-      <w:r>
-        <w:rPr>
-          <w:rFonts w:ascii="Times New Roman" w:hAnsi="Times New Roman"/>
-        </w:rPr>
-        <w:t>1.3 Estructura del documento</w:t>
-      </w:r>
-    </w:p>
-    <w:p>
-      <w:r>
-        <w:rPr>
-          <w:rFonts w:ascii="Times New Roman" w:hAnsi="Times New Roman"/>
-          <w:sz w:val="24"/>
-        </w:rPr>
-        <w:t>La memoria se organiza en seis bloques. En primer lugar se presenta el contexto del problema y la justificacion tecnica del enfoque adoptado. A continuacion se describe la metodologia, la arquitectura y los requisitos. Despues se detalla el desarrollo del pipeline, la integracion entre componentes y las decisiones de almacenamiento y seguridad. Finalmente se analizan los resultados, las limitaciones detectadas y las conclusiones del trabajo.</w:t>
-      </w:r>
-    </w:p>
-    <w:p>
-      <w:pPr>
-        <w:pStyle w:val="Heading1"/>
-      </w:pPr>
-      <w:r>
-        <w:rPr>
-          <w:rFonts w:ascii="Times New Roman" w:hAnsi="Times New Roman"/>
-        </w:rPr>
-        <w:t>2. Contexto</w:t>
-      </w:r>
-    </w:p>
-    <w:p>
-      <w:pPr>
-        <w:pStyle w:val="Heading2"/>
-      </w:pPr>
-      <w:r>
-        <w:rPr>
-          <w:rFonts w:ascii="Times New Roman" w:hAnsi="Times New Roman"/>
-        </w:rPr>
-        <w:t>2.1 Telegram como superficie de interes en ciberseguridad</w:t>
-      </w:r>
-    </w:p>
-    <w:p>
-      <w:r>
-        <w:rPr>
-          <w:rFonts w:ascii="Times New Roman" w:hAnsi="Times New Roman"/>
-          <w:sz w:val="24"/>
-        </w:rPr>
-        <w:t>La literatura reciente y los informes del sector coinciden en que Telegram se ha consolidado como una fuente dual: sirve tanto para comunicaciones legitimas como para actividades ilicitas y de coordinacion criminal (Europol, 2022; Guo et al., 2024). Esa dualidad lo convierte en un espacio util para la inteligencia temprana en ciberseguridad.</w:t>
-      </w:r>
-    </w:p>
-    <w:p>
-      <w:r>
-        <w:rPr>
-          <w:rFonts w:ascii="Times New Roman" w:hAnsi="Times New Roman"/>
-          <w:sz w:val="24"/>
-        </w:rPr>
-        <w:t>Para una empresa, esto tiene una consecuencia clara: conviene disponer de mecanismos que permitan observar, filtrar y priorizar mensajes potencialmente peligrosos sin depender exclusivamente de la revision manual. De forma particular, el phishing sigue siendo una de las amenazas mas frecuentes y mas efectivas, por lo que detectar indicadores tempranos en mensajes o enlaces compartidos puede reducir el tiempo de reaccion.</w:t>
-      </w:r>
-    </w:p>
-    <w:p>
-      <w:pPr>
-        <w:pStyle w:val="Heading2"/>
-      </w:pPr>
-      <w:r>
-        <w:rPr>
-          <w:rFonts w:ascii="Times New Roman" w:hAnsi="Times New Roman"/>
-        </w:rPr>
-        <w:t>2.2 Necesidad de un enfoque de sistemas</w:t>
-      </w:r>
-    </w:p>
-    <w:p>
-      <w:r>
-        <w:rPr>
-          <w:rFonts w:ascii="Times New Roman" w:hAnsi="Times New Roman"/>
-          <w:sz w:val="24"/>
-        </w:rPr>
-        <w:t>En este trabajo no basta con responder si un mensaje parece benigno o sospechoso. La pregunta relevante es mas amplia:</w:t>
-      </w:r>
-    </w:p>
-    <w:p>
-      <w:pPr>
-        <w:pStyle w:val="ListBullet"/>
-      </w:pPr>
-      <w:r>
-        <w:rPr>
-          <w:rFonts w:ascii="Times New Roman" w:hAnsi="Times New Roman"/>
-        </w:rPr>
-        <w:t>como llega el mensaje al sistema;</w:t>
-      </w:r>
-    </w:p>
-    <w:p>
-      <w:pPr>
-        <w:pStyle w:val="ListBullet"/>
-      </w:pPr>
-      <w:r>
-        <w:rPr>
-          <w:rFonts w:ascii="Times New Roman" w:hAnsi="Times New Roman"/>
-        </w:rPr>
-        <w:t>como se procesa y clasifica;</w:t>
-      </w:r>
-    </w:p>
-    <w:p>
-      <w:pPr>
-        <w:pStyle w:val="ListBullet"/>
-      </w:pPr>
-      <w:r>
-        <w:rPr>
-          <w:rFonts w:ascii="Times New Roman" w:hAnsi="Times New Roman"/>
-        </w:rPr>
-        <w:t>que datos se conservan;</w:t>
-      </w:r>
-    </w:p>
-    <w:p>
-      <w:pPr>
-        <w:pStyle w:val="ListBullet"/>
-      </w:pPr>
-      <w:r>
-        <w:rPr>
-          <w:rFonts w:ascii="Times New Roman" w:hAnsi="Times New Roman"/>
-        </w:rPr>
-        <w:t>como se audita la ejecucion;</w:t>
-      </w:r>
-    </w:p>
-    <w:p>
-      <w:pPr>
-        <w:pStyle w:val="ListBullet"/>
-      </w:pPr>
-      <w:r>
-        <w:rPr>
-          <w:rFonts w:ascii="Times New Roman" w:hAnsi="Times New Roman"/>
-        </w:rPr>
-        <w:t>como se consumen los resultados desde otros componentes.</w:t>
-      </w:r>
-    </w:p>
-    <w:p>
-      <w:r>
-        <w:rPr>
-          <w:rFonts w:ascii="Times New Roman" w:hAnsi="Times New Roman"/>
-          <w:sz w:val="24"/>
-        </w:rPr>
-        <w:t>Estas preguntas obligan a pensar el problema como un pipeline de sistemas. Por eso, el proyecto no se ha orientado solo a la mejora de un clasificador, sino al ensamblaje de varios modulos coordinados que permitan desplegar la solucion, validarla y operarla.</w:t>
-      </w:r>
-    </w:p>
-    <w:p>
-      <w:pPr>
-        <w:pStyle w:val="Heading2"/>
-      </w:pPr>
-      <w:r>
-        <w:rPr>
-          <w:rFonts w:ascii="Times New Roman" w:hAnsi="Times New Roman"/>
-        </w:rPr>
-        <w:t>2.3 Soluciones relacionadas y hueco del proyecto</w:t>
-      </w:r>
-    </w:p>
-    <w:p>
-      <w:r>
-        <w:rPr>
-          <w:rFonts w:ascii="Times New Roman" w:hAnsi="Times New Roman"/>
-          <w:sz w:val="24"/>
-        </w:rPr>
-        <w:t>Existen soluciones comerciales y academicas para monitorizar fuentes abiertas, orquestar indicadores o aplicar modelos de lenguaje a ciberseguridad. Sin embargo, muchas de esas soluciones son generalistas, costosas o estan poco centradas en una integracion ligera y modular sobre Telegram. El hueco que cubre este TFG consiste en demostrar una arquitectura defendible, con tecnologias accesibles y con especial atencion a:</w:t>
-      </w:r>
-    </w:p>
-    <w:p>
-      <w:pPr>
-        <w:pStyle w:val="ListBullet"/>
-      </w:pPr>
-      <w:r>
-        <w:rPr>
-          <w:rFonts w:ascii="Times New Roman" w:hAnsi="Times New Roman"/>
-        </w:rPr>
-        <w:t>portabilidad mediante Docker;</w:t>
-      </w:r>
-    </w:p>
-    <w:p>
-      <w:pPr>
-        <w:pStyle w:val="ListBullet"/>
-      </w:pPr>
-      <w:r>
-        <w:rPr>
-          <w:rFonts w:ascii="Times New Roman" w:hAnsi="Times New Roman"/>
-        </w:rPr>
-        <w:t>almacenamiento flexible en MongoDB;</w:t>
-      </w:r>
-    </w:p>
-    <w:p>
-      <w:pPr>
-        <w:pStyle w:val="ListBullet"/>
-      </w:pPr>
-      <w:r>
-        <w:rPr>
-          <w:rFonts w:ascii="Times New Roman" w:hAnsi="Times New Roman"/>
-        </w:rPr>
-        <w:t>interfaz de consulta basada en API;</w:t>
-      </w:r>
-    </w:p>
-    <w:p>
-      <w:pPr>
-        <w:pStyle w:val="ListBullet"/>
-      </w:pPr>
-      <w:r>
-        <w:rPr>
-          <w:rFonts w:ascii="Times New Roman" w:hAnsi="Times New Roman"/>
-        </w:rPr>
-        <w:t>capa ligera de visualizacion;</w:t>
-      </w:r>
-    </w:p>
-    <w:p>
-      <w:pPr>
-        <w:pStyle w:val="ListBullet"/>
-      </w:pPr>
-      <w:r>
-        <w:rPr>
-          <w:rFonts w:ascii="Times New Roman" w:hAnsi="Times New Roman"/>
-        </w:rPr>
-        <w:t>trazabilidad por ejecucion.</w:t>
-      </w:r>
-    </w:p>
-    <w:p>
-      <w:pPr>
-        <w:pStyle w:val="Heading2"/>
-      </w:pPr>
-      <w:r>
-        <w:rPr>
-          <w:rFonts w:ascii="Times New Roman" w:hAnsi="Times New Roman"/>
-        </w:rPr>
-        <w:t>2.4 Criterio de seguridad minima</w:t>
-      </w:r>
-    </w:p>
-    <w:p>
-      <w:r>
-        <w:rPr>
-          <w:rFonts w:ascii="Times New Roman" w:hAnsi="Times New Roman"/>
-          <w:sz w:val="24"/>
-        </w:rPr>
-        <w:t>La revision de tutoria obligo a reforzar el sistema en un aspecto importante: la explotacion minima segura. A partir de esa revision se fijaron cinco criterios:</w:t>
-      </w:r>
-    </w:p>
-    <w:p>
-      <w:pPr>
-        <w:pStyle w:val="ListNumber"/>
-      </w:pPr>
-      <w:r>
-        <w:rPr>
-          <w:rFonts w:ascii="Times New Roman" w:hAnsi="Times New Roman"/>
-        </w:rPr>
-        <w:t>no publicar MongoDB al exterior por defecto;</w:t>
-      </w:r>
-    </w:p>
-    <w:p>
-      <w:pPr>
-        <w:pStyle w:val="ListNumber"/>
-      </w:pPr>
-      <w:r>
-        <w:rPr>
-          <w:rFonts w:ascii="Times New Roman" w:hAnsi="Times New Roman"/>
-        </w:rPr>
-        <w:t>exigir autenticacion simple en la API;</w:t>
-      </w:r>
-    </w:p>
-    <w:p>
-      <w:pPr>
-        <w:pStyle w:val="ListNumber"/>
-      </w:pPr>
-      <w:r>
-        <w:rPr>
-          <w:rFonts w:ascii="Times New Roman" w:hAnsi="Times New Roman"/>
-        </w:rPr>
-        <w:t>desactivar acceso anonimo en Grafana;</w:t>
-      </w:r>
-    </w:p>
-    <w:p>
-      <w:pPr>
-        <w:pStyle w:val="ListNumber"/>
-      </w:pPr>
-      <w:r>
-        <w:rPr>
-          <w:rFonts w:ascii="Times New Roman" w:hAnsi="Times New Roman"/>
-        </w:rPr>
-        <w:t>restringir CORS a origenes concretos;</w:t>
-      </w:r>
-    </w:p>
-    <w:p>
-      <w:pPr>
-        <w:pStyle w:val="ListNumber"/>
-      </w:pPr>
-      <w:r>
-        <w:rPr>
-          <w:rFonts w:ascii="Times New Roman" w:hAnsi="Times New Roman"/>
-        </w:rPr>
-        <w:t>minimizar los datos personales o textuales persistidos en MongoDB.</w:t>
-      </w:r>
-    </w:p>
-    <w:p>
-      <w:r>
-        <w:rPr>
-          <w:rFonts w:ascii="Times New Roman" w:hAnsi="Times New Roman"/>
-          <w:sz w:val="24"/>
-        </w:rPr>
-        <w:t>Este conjunto de decisiones no convierte el sistema en una plataforma final de produccion, pero si lo hace mas coherente y defendible desde el punto de vista tecnico.</w:t>
-      </w:r>
-    </w:p>
-    <w:p>
-      <w:pPr>
-        <w:pStyle w:val="Heading1"/>
-      </w:pPr>
-      <w:r>
-        <w:rPr>
-          <w:rFonts w:ascii="Times New Roman" w:hAnsi="Times New Roman"/>
-        </w:rPr>
-        <w:t>3. Descripcion informatica</w:t>
+        </w:rPr>
+        <w:t>3. Metodologia, requisitos y arquitectura</w:t>
       </w:r>
     </w:p>
     <w:p>
@@ -1152,7 +1208,7 @@
         <w:rPr>
           <w:rFonts w:ascii="Times New Roman" w:hAnsi="Times New Roman"/>
         </w:rPr>
-        <w:t>3.4 Arquitectura general</w:t>
+        <w:t>3.4 Arquitectura general del pipeline</w:t>
       </w:r>
     </w:p>
     <w:p>
@@ -1867,7 +1923,7 @@
         <w:rPr>
           <w:rFonts w:ascii="Times New Roman" w:hAnsi="Times New Roman"/>
         </w:rPr>
-        <w:t>4. Desarrollo del sistema</w:t>
+        <w:t>4. Desarrollo e integracion del sistema</w:t>
       </w:r>
     </w:p>
     <w:p>
@@ -2643,17 +2699,40 @@
       </w:r>
     </w:p>
     <w:p>
-      <w:pPr>
-        <w:jc w:val="center"/>
-      </w:pPr>
       <w:r>
         <w:rPr>
           <w:rFonts w:ascii="Times New Roman" w:hAnsi="Times New Roman"/>
           <w:sz w:val="24"/>
         </w:rPr>
+        <w:t xml:space="preserve">Ademas del resumen ejecutivo y la vista de mensajes, el dashboard incorpora una pantalla de rendimiento que facilita revisar la evolucion de las metricas principales y contrastarlas con los artefactos de evaluacion generados por </w:t>
+      </w:r>
+      <w:r>
+        <w:rPr>
+          <w:rFonts w:ascii="Consolas" w:hAnsi="Consolas"/>
+          <w:sz w:val="20"/>
+        </w:rPr>
+        <w:t>run_id</w:t>
+      </w:r>
+      <w:r>
+        <w:rPr>
+          <w:rFonts w:ascii="Times New Roman" w:hAnsi="Times New Roman"/>
+          <w:sz w:val="24"/>
+        </w:rPr>
+        <w:t>.</w:t>
+      </w:r>
+    </w:p>
+    <w:p>
+      <w:pPr>
+        <w:jc w:val="center"/>
+      </w:pPr>
+      <w:r>
+        <w:rPr>
+          <w:rFonts w:ascii="Times New Roman" w:hAnsi="Times New Roman"/>
+          <w:sz w:val="24"/>
+        </w:rPr>
         <w:drawing>
           <wp:inline xmlns:a="http://schemas.openxmlformats.org/drawingml/2006/main" xmlns:pic="http://schemas.openxmlformats.org/drawingml/2006/picture">
-            <wp:extent cx="5580000" cy="3348000"/>
+            <wp:extent cx="5580000" cy="3138750"/>
             <wp:docPr id="5" name="Picture 5"/>
             <wp:cNvGraphicFramePr>
               <a:graphicFrameLocks noChangeAspect="1"/>
@@ -2662,7 +2741,7 @@
               <a:graphicData uri="http://schemas.openxmlformats.org/drawingml/2006/picture">
                 <pic:pic>
                   <pic:nvPicPr>
-                    <pic:cNvPr id="0" name="ui_grafana_mvp.png"/>
+                    <pic:cNvPr id="0" name="ui_react_rendimiento.png"/>
                     <pic:cNvPicPr/>
                   </pic:nvPicPr>
                   <pic:blipFill>
@@ -2674,7 +2753,7 @@
                   <pic:spPr>
                     <a:xfrm>
                       <a:off x="0" y="0"/>
-                      <a:ext cx="5580000" cy="3348000"/>
+                      <a:ext cx="5580000" cy="3138750"/>
                     </a:xfrm>
                     <a:prstGeom prst="rect"/>
                   </pic:spPr>
@@ -2695,296 +2774,7 @@
           <w:i/>
           <w:sz w:val="22"/>
         </w:rPr>
-        <w:t>Figura 5. Panel de Grafana configurado para monitorizacion complementaria del MVP.</w:t>
-      </w:r>
-    </w:p>
-    <w:p>
-      <w:r>
-        <w:rPr>
-          <w:rFonts w:ascii="Times New Roman" w:hAnsi="Times New Roman"/>
-          <w:sz w:val="24"/>
-        </w:rPr>
-        <w:t>La coexistencia de ambas capas refuerza la idea de pipeline explotable: la API sirve como contrato tecnico comun, React se orienta a revision funcional y Grafana a observabilidad.</w:t>
-      </w:r>
-    </w:p>
-    <w:p>
-      <w:pPr>
-        <w:pStyle w:val="Heading2"/>
-      </w:pPr>
-      <w:r>
-        <w:rPr>
-          <w:rFonts w:ascii="Times New Roman" w:hAnsi="Times New Roman"/>
-        </w:rPr>
-        <w:t>4.7 Validacion integrada</w:t>
-      </w:r>
-    </w:p>
-    <w:p>
-      <w:r>
-        <w:rPr>
-          <w:rFonts w:ascii="Times New Roman" w:hAnsi="Times New Roman"/>
-          <w:sz w:val="24"/>
-        </w:rPr>
-        <w:t>El proyecto incorpora varios niveles de verificacion:</w:t>
-      </w:r>
-    </w:p>
-    <w:p>
-      <w:pPr>
-        <w:pStyle w:val="ListBullet"/>
-      </w:pPr>
-      <w:r>
-        <w:rPr>
-          <w:rFonts w:ascii="Times New Roman" w:hAnsi="Times New Roman"/>
-        </w:rPr>
-        <w:t xml:space="preserve">pruebas </w:t>
-      </w:r>
-      <w:r>
-        <w:rPr>
-          <w:rFonts w:ascii="Consolas" w:hAnsi="Consolas"/>
-          <w:sz w:val="20"/>
-        </w:rPr>
-        <w:t>pytest</w:t>
-      </w:r>
-      <w:r>
-        <w:rPr>
-          <w:rFonts w:ascii="Times New Roman" w:hAnsi="Times New Roman"/>
-        </w:rPr>
-        <w:t xml:space="preserve"> para la API;</w:t>
-      </w:r>
-    </w:p>
-    <w:p>
-      <w:pPr>
-        <w:pStyle w:val="ListBullet"/>
-      </w:pPr>
-      <w:r>
-        <w:rPr>
-          <w:rFonts w:ascii="Times New Roman" w:hAnsi="Times New Roman"/>
-        </w:rPr>
-        <w:t>evaluacion offline reproducible;</w:t>
-      </w:r>
-    </w:p>
-    <w:p>
-      <w:pPr>
-        <w:pStyle w:val="ListBullet"/>
-      </w:pPr>
-      <w:r>
-        <w:rPr>
-          <w:rFonts w:ascii="Times New Roman" w:hAnsi="Times New Roman"/>
-        </w:rPr>
-        <w:t xml:space="preserve">simulacion de casos operativos con </w:t>
-      </w:r>
-      <w:r>
-        <w:rPr>
-          <w:rFonts w:ascii="Consolas" w:hAnsi="Consolas"/>
-          <w:sz w:val="20"/>
-        </w:rPr>
-        <w:t>scripts/simulate_cases.py</w:t>
-      </w:r>
-      <w:r>
-        <w:rPr>
-          <w:rFonts w:ascii="Times New Roman" w:hAnsi="Times New Roman"/>
-        </w:rPr>
-        <w:t>;</w:t>
-      </w:r>
-    </w:p>
-    <w:p>
-      <w:pPr>
-        <w:pStyle w:val="ListBullet"/>
-      </w:pPr>
-      <w:r>
-        <w:rPr>
-          <w:rFonts w:ascii="Times New Roman" w:hAnsi="Times New Roman"/>
-        </w:rPr>
-        <w:t xml:space="preserve">runner de integracion con </w:t>
-      </w:r>
-      <w:r>
-        <w:rPr>
-          <w:rFonts w:ascii="Consolas" w:hAnsi="Consolas"/>
-          <w:sz w:val="20"/>
-        </w:rPr>
-        <w:t>scripts/run_phase5_checks.py</w:t>
-      </w:r>
-      <w:r>
-        <w:rPr>
-          <w:rFonts w:ascii="Times New Roman" w:hAnsi="Times New Roman"/>
-        </w:rPr>
-        <w:t>.</w:t>
-      </w:r>
-    </w:p>
-    <w:p>
-      <w:r>
-        <w:rPr>
-          <w:rFonts w:ascii="Times New Roman" w:hAnsi="Times New Roman"/>
-          <w:sz w:val="24"/>
-        </w:rPr>
-        <w:t xml:space="preserve">La observacion practica de tutoria sobre </w:t>
-      </w:r>
-      <w:r>
-        <w:rPr>
-          <w:rFonts w:ascii="Consolas" w:hAnsi="Consolas"/>
-          <w:sz w:val="20"/>
-        </w:rPr>
-        <w:t>pytest -q</w:t>
-      </w:r>
-      <w:r>
-        <w:rPr>
-          <w:rFonts w:ascii="Times New Roman" w:hAnsi="Times New Roman"/>
-          <w:sz w:val="24"/>
-        </w:rPr>
-        <w:t xml:space="preserve"> frente a </w:t>
-      </w:r>
-      <w:r>
-        <w:rPr>
-          <w:rFonts w:ascii="Consolas" w:hAnsi="Consolas"/>
-          <w:sz w:val="20"/>
-        </w:rPr>
-        <w:t>python -m pytest -q</w:t>
-      </w:r>
-      <w:r>
-        <w:rPr>
-          <w:rFonts w:ascii="Times New Roman" w:hAnsi="Times New Roman"/>
-          <w:sz w:val="24"/>
-        </w:rPr>
-        <w:t xml:space="preserve"> ha quedado resuelta con </w:t>
-      </w:r>
-      <w:r>
-        <w:rPr>
-          <w:rFonts w:ascii="Consolas" w:hAnsi="Consolas"/>
-          <w:sz w:val="20"/>
-        </w:rPr>
-        <w:t>pytest.ini</w:t>
-      </w:r>
-      <w:r>
-        <w:rPr>
-          <w:rFonts w:ascii="Times New Roman" w:hAnsi="Times New Roman"/>
-          <w:sz w:val="24"/>
-        </w:rPr>
-        <w:t>, de forma que ambas formas de ejecucion funcionan correctamente sobre el proyecto.</w:t>
-      </w:r>
-    </w:p>
-    <w:p>
-      <w:pPr>
-        <w:pStyle w:val="Heading1"/>
-      </w:pPr>
-      <w:r>
-        <w:rPr>
-          <w:rFonts w:ascii="Times New Roman" w:hAnsi="Times New Roman"/>
-        </w:rPr>
-        <w:t>5. Evaluacion de resultados</w:t>
-      </w:r>
-    </w:p>
-    <w:p>
-      <w:pPr>
-        <w:pStyle w:val="Heading2"/>
-      </w:pPr>
-      <w:r>
-        <w:rPr>
-          <w:rFonts w:ascii="Times New Roman" w:hAnsi="Times New Roman"/>
-        </w:rPr>
-        <w:t>5.1 Metricas principales</w:t>
-      </w:r>
-    </w:p>
-    <w:p>
-      <w:r>
-        <w:rPr>
-          <w:rFonts w:ascii="Times New Roman" w:hAnsi="Times New Roman"/>
-          <w:sz w:val="24"/>
-        </w:rPr>
-        <w:t xml:space="preserve">La evaluacion offline mas reciente, almacenada en </w:t>
-      </w:r>
-      <w:r>
-        <w:rPr>
-          <w:rFonts w:ascii="Consolas" w:hAnsi="Consolas"/>
-          <w:sz w:val="20"/>
-        </w:rPr>
-        <w:t>reports/metrics.json</w:t>
-      </w:r>
-      <w:r>
-        <w:rPr>
-          <w:rFonts w:ascii="Times New Roman" w:hAnsi="Times New Roman"/>
-          <w:sz w:val="24"/>
-        </w:rPr>
-        <w:t>, ofrece los siguientes resultados sobre 100 muestras balanceadas:</w:t>
-      </w:r>
-    </w:p>
-    <w:p>
-      <w:pPr>
-        <w:pStyle w:val="ListBullet"/>
-      </w:pPr>
-      <w:r>
-        <w:rPr>
-          <w:rFonts w:ascii="Consolas" w:hAnsi="Consolas"/>
-          <w:sz w:val="20"/>
-        </w:rPr>
-        <w:t>accuracy = 0.63</w:t>
-      </w:r>
-    </w:p>
-    <w:p>
-      <w:pPr>
-        <w:pStyle w:val="ListBullet"/>
-      </w:pPr>
-      <w:r>
-        <w:rPr>
-          <w:rFonts w:ascii="Consolas" w:hAnsi="Consolas"/>
-          <w:sz w:val="20"/>
-        </w:rPr>
-        <w:t>precision_pos = 0.5823</w:t>
-      </w:r>
-    </w:p>
-    <w:p>
-      <w:pPr>
-        <w:pStyle w:val="ListBullet"/>
-      </w:pPr>
-      <w:r>
-        <w:rPr>
-          <w:rFonts w:ascii="Consolas" w:hAnsi="Consolas"/>
-          <w:sz w:val="20"/>
-        </w:rPr>
-        <w:t>recall_pos = 0.92</w:t>
-      </w:r>
-    </w:p>
-    <w:p>
-      <w:pPr>
-        <w:pStyle w:val="ListBullet"/>
-      </w:pPr>
-      <w:r>
-        <w:rPr>
-          <w:rFonts w:ascii="Consolas" w:hAnsi="Consolas"/>
-          <w:sz w:val="20"/>
-        </w:rPr>
-        <w:t>f1_pos = 0.7132</w:t>
-      </w:r>
-    </w:p>
-    <w:p>
-      <w:pPr>
-        <w:pStyle w:val="ListBullet"/>
-      </w:pPr>
-      <w:r>
-        <w:rPr>
-          <w:rFonts w:ascii="Consolas" w:hAnsi="Consolas"/>
-          <w:sz w:val="20"/>
-        </w:rPr>
-        <w:t>roc_auc = 0.8684</w:t>
-      </w:r>
-    </w:p>
-    <w:p>
-      <w:pPr>
-        <w:pStyle w:val="ListBullet"/>
-      </w:pPr>
-      <w:r>
-        <w:rPr>
-          <w:rFonts w:ascii="Consolas" w:hAnsi="Consolas"/>
-          <w:sz w:val="20"/>
-        </w:rPr>
-        <w:t>average_precision = 0.8951</w:t>
-      </w:r>
-    </w:p>
-    <w:p>
-      <w:r>
-        <w:rPr>
-          <w:rFonts w:ascii="Times New Roman" w:hAnsi="Times New Roman"/>
-          <w:sz w:val="24"/>
-        </w:rPr>
-        <w:t>Estos valores muestran un comportamiento coherente con la filosofia del sistema: se acepta una precision moderada para maximizar la capacidad de deteccion temprana de amenazas reales.</w:t>
+        <w:t>Figura 5. Vista del dashboard React orientada al seguimiento del rendimiento y las metricas del sistema.</w:t>
       </w:r>
     </w:p>
     <w:p>
@@ -3007,7 +2797,7 @@
               <a:graphicData uri="http://schemas.openxmlformats.org/drawingml/2006/picture">
                 <pic:pic>
                   <pic:nvPicPr>
-                    <pic:cNvPr id="0" name="fig01_curva_umbral.png"/>
+                    <pic:cNvPr id="0" name="ui_grafana_mvp.png"/>
                     <pic:cNvPicPr/>
                   </pic:nvPicPr>
                   <pic:blipFill>
@@ -3040,7 +2830,352 @@
           <w:i/>
           <w:sz w:val="22"/>
         </w:rPr>
-        <w:t>Figura 6. Analisis por umbral utilizado para comparar precision, recall, F1 y accuracy.</w:t>
+        <w:t>Figura 6. Panel de Grafana configurado para monitorizacion complementaria del MVP.</w:t>
+      </w:r>
+    </w:p>
+    <w:p>
+      <w:r>
+        <w:rPr>
+          <w:rFonts w:ascii="Times New Roman" w:hAnsi="Times New Roman"/>
+          <w:sz w:val="24"/>
+        </w:rPr>
+        <w:t>La coexistencia de ambas capas refuerza la idea de pipeline explotable: la API sirve como contrato tecnico comun, React se orienta a revision funcional y Grafana a observabilidad.</w:t>
+      </w:r>
+    </w:p>
+    <w:p>
+      <w:pPr>
+        <w:pStyle w:val="Heading2"/>
+      </w:pPr>
+      <w:r>
+        <w:rPr>
+          <w:rFonts w:ascii="Times New Roman" w:hAnsi="Times New Roman"/>
+        </w:rPr>
+        <w:t>4.7 Validacion integrada</w:t>
+      </w:r>
+    </w:p>
+    <w:p>
+      <w:r>
+        <w:rPr>
+          <w:rFonts w:ascii="Times New Roman" w:hAnsi="Times New Roman"/>
+          <w:sz w:val="24"/>
+        </w:rPr>
+        <w:t>El proyecto incorpora varios niveles de verificacion:</w:t>
+      </w:r>
+    </w:p>
+    <w:p>
+      <w:pPr>
+        <w:pStyle w:val="ListBullet"/>
+      </w:pPr>
+      <w:r>
+        <w:rPr>
+          <w:rFonts w:ascii="Times New Roman" w:hAnsi="Times New Roman"/>
+        </w:rPr>
+        <w:t xml:space="preserve">pruebas </w:t>
+      </w:r>
+      <w:r>
+        <w:rPr>
+          <w:rFonts w:ascii="Consolas" w:hAnsi="Consolas"/>
+          <w:sz w:val="20"/>
+        </w:rPr>
+        <w:t>pytest</w:t>
+      </w:r>
+      <w:r>
+        <w:rPr>
+          <w:rFonts w:ascii="Times New Roman" w:hAnsi="Times New Roman"/>
+        </w:rPr>
+        <w:t xml:space="preserve"> para la API;</w:t>
+      </w:r>
+    </w:p>
+    <w:p>
+      <w:pPr>
+        <w:pStyle w:val="ListBullet"/>
+      </w:pPr>
+      <w:r>
+        <w:rPr>
+          <w:rFonts w:ascii="Times New Roman" w:hAnsi="Times New Roman"/>
+        </w:rPr>
+        <w:t>evaluacion offline reproducible;</w:t>
+      </w:r>
+    </w:p>
+    <w:p>
+      <w:pPr>
+        <w:pStyle w:val="ListBullet"/>
+      </w:pPr>
+      <w:r>
+        <w:rPr>
+          <w:rFonts w:ascii="Times New Roman" w:hAnsi="Times New Roman"/>
+        </w:rPr>
+        <w:t xml:space="preserve">simulacion de casos operativos con </w:t>
+      </w:r>
+      <w:r>
+        <w:rPr>
+          <w:rFonts w:ascii="Consolas" w:hAnsi="Consolas"/>
+          <w:sz w:val="20"/>
+        </w:rPr>
+        <w:t>scripts/simulate_cases.py</w:t>
+      </w:r>
+      <w:r>
+        <w:rPr>
+          <w:rFonts w:ascii="Times New Roman" w:hAnsi="Times New Roman"/>
+        </w:rPr>
+        <w:t>;</w:t>
+      </w:r>
+    </w:p>
+    <w:p>
+      <w:pPr>
+        <w:pStyle w:val="ListBullet"/>
+      </w:pPr>
+      <w:r>
+        <w:rPr>
+          <w:rFonts w:ascii="Times New Roman" w:hAnsi="Times New Roman"/>
+        </w:rPr>
+        <w:t xml:space="preserve">runner de integracion con </w:t>
+      </w:r>
+      <w:r>
+        <w:rPr>
+          <w:rFonts w:ascii="Consolas" w:hAnsi="Consolas"/>
+          <w:sz w:val="20"/>
+        </w:rPr>
+        <w:t>scripts/run_phase5_checks.py</w:t>
+      </w:r>
+      <w:r>
+        <w:rPr>
+          <w:rFonts w:ascii="Times New Roman" w:hAnsi="Times New Roman"/>
+        </w:rPr>
+        <w:t>.</w:t>
+      </w:r>
+    </w:p>
+    <w:p>
+      <w:r>
+        <w:rPr>
+          <w:rFonts w:ascii="Times New Roman" w:hAnsi="Times New Roman"/>
+          <w:sz w:val="24"/>
+        </w:rPr>
+        <w:t xml:space="preserve">La observacion practica de tutoria sobre </w:t>
+      </w:r>
+      <w:r>
+        <w:rPr>
+          <w:rFonts w:ascii="Consolas" w:hAnsi="Consolas"/>
+          <w:sz w:val="20"/>
+        </w:rPr>
+        <w:t>pytest -q</w:t>
+      </w:r>
+      <w:r>
+        <w:rPr>
+          <w:rFonts w:ascii="Times New Roman" w:hAnsi="Times New Roman"/>
+          <w:sz w:val="24"/>
+        </w:rPr>
+        <w:t xml:space="preserve"> frente a </w:t>
+      </w:r>
+      <w:r>
+        <w:rPr>
+          <w:rFonts w:ascii="Consolas" w:hAnsi="Consolas"/>
+          <w:sz w:val="20"/>
+        </w:rPr>
+        <w:t>python -m pytest -q</w:t>
+      </w:r>
+      <w:r>
+        <w:rPr>
+          <w:rFonts w:ascii="Times New Roman" w:hAnsi="Times New Roman"/>
+          <w:sz w:val="24"/>
+        </w:rPr>
+        <w:t xml:space="preserve"> ha quedado resuelta con </w:t>
+      </w:r>
+      <w:r>
+        <w:rPr>
+          <w:rFonts w:ascii="Consolas" w:hAnsi="Consolas"/>
+          <w:sz w:val="20"/>
+        </w:rPr>
+        <w:t>pytest.ini</w:t>
+      </w:r>
+      <w:r>
+        <w:rPr>
+          <w:rFonts w:ascii="Times New Roman" w:hAnsi="Times New Roman"/>
+          <w:sz w:val="24"/>
+        </w:rPr>
+        <w:t>, de forma que ambas formas de ejecucion funcionan correctamente sobre el proyecto.</w:t>
+      </w:r>
+    </w:p>
+    <w:p>
+      <w:pPr>
+        <w:pStyle w:val="Heading1"/>
+      </w:pPr>
+      <w:r>
+        <w:rPr>
+          <w:rFonts w:ascii="Times New Roman" w:hAnsi="Times New Roman"/>
+        </w:rPr>
+        <w:t>5. Evaluacion y analisis de resultados</w:t>
+      </w:r>
+    </w:p>
+    <w:p>
+      <w:pPr>
+        <w:pStyle w:val="Heading2"/>
+      </w:pPr>
+      <w:r>
+        <w:rPr>
+          <w:rFonts w:ascii="Times New Roman" w:hAnsi="Times New Roman"/>
+        </w:rPr>
+        <w:t>5.1 Metricas principales</w:t>
+      </w:r>
+    </w:p>
+    <w:p>
+      <w:r>
+        <w:rPr>
+          <w:rFonts w:ascii="Times New Roman" w:hAnsi="Times New Roman"/>
+          <w:sz w:val="24"/>
+        </w:rPr>
+        <w:t xml:space="preserve">La evaluacion offline mas reciente, almacenada en </w:t>
+      </w:r>
+      <w:r>
+        <w:rPr>
+          <w:rFonts w:ascii="Consolas" w:hAnsi="Consolas"/>
+          <w:sz w:val="20"/>
+        </w:rPr>
+        <w:t>reports/metrics.json</w:t>
+      </w:r>
+      <w:r>
+        <w:rPr>
+          <w:rFonts w:ascii="Times New Roman" w:hAnsi="Times New Roman"/>
+          <w:sz w:val="24"/>
+        </w:rPr>
+        <w:t>, ofrece los siguientes resultados sobre 100 muestras balanceadas:</w:t>
+      </w:r>
+    </w:p>
+    <w:p>
+      <w:pPr>
+        <w:pStyle w:val="ListBullet"/>
+      </w:pPr>
+      <w:r>
+        <w:rPr>
+          <w:rFonts w:ascii="Consolas" w:hAnsi="Consolas"/>
+          <w:sz w:val="20"/>
+        </w:rPr>
+        <w:t>accuracy = 0.63</w:t>
+      </w:r>
+    </w:p>
+    <w:p>
+      <w:pPr>
+        <w:pStyle w:val="ListBullet"/>
+      </w:pPr>
+      <w:r>
+        <w:rPr>
+          <w:rFonts w:ascii="Consolas" w:hAnsi="Consolas"/>
+          <w:sz w:val="20"/>
+        </w:rPr>
+        <w:t>precision_pos = 0.5823</w:t>
+      </w:r>
+    </w:p>
+    <w:p>
+      <w:pPr>
+        <w:pStyle w:val="ListBullet"/>
+      </w:pPr>
+      <w:r>
+        <w:rPr>
+          <w:rFonts w:ascii="Consolas" w:hAnsi="Consolas"/>
+          <w:sz w:val="20"/>
+        </w:rPr>
+        <w:t>recall_pos = 0.92</w:t>
+      </w:r>
+    </w:p>
+    <w:p>
+      <w:pPr>
+        <w:pStyle w:val="ListBullet"/>
+      </w:pPr>
+      <w:r>
+        <w:rPr>
+          <w:rFonts w:ascii="Consolas" w:hAnsi="Consolas"/>
+          <w:sz w:val="20"/>
+        </w:rPr>
+        <w:t>f1_pos = 0.7132</w:t>
+      </w:r>
+    </w:p>
+    <w:p>
+      <w:pPr>
+        <w:pStyle w:val="ListBullet"/>
+      </w:pPr>
+      <w:r>
+        <w:rPr>
+          <w:rFonts w:ascii="Consolas" w:hAnsi="Consolas"/>
+          <w:sz w:val="20"/>
+        </w:rPr>
+        <w:t>roc_auc = 0.8684</w:t>
+      </w:r>
+    </w:p>
+    <w:p>
+      <w:pPr>
+        <w:pStyle w:val="ListBullet"/>
+      </w:pPr>
+      <w:r>
+        <w:rPr>
+          <w:rFonts w:ascii="Consolas" w:hAnsi="Consolas"/>
+          <w:sz w:val="20"/>
+        </w:rPr>
+        <w:t>average_precision = 0.8951</w:t>
+      </w:r>
+    </w:p>
+    <w:p>
+      <w:r>
+        <w:rPr>
+          <w:rFonts w:ascii="Times New Roman" w:hAnsi="Times New Roman"/>
+          <w:sz w:val="24"/>
+        </w:rPr>
+        <w:t>Estos valores muestran un comportamiento coherente con la filosofia del sistema: se acepta una precision moderada para maximizar la capacidad de deteccion temprana de amenazas reales.</w:t>
+      </w:r>
+    </w:p>
+    <w:p>
+      <w:pPr>
+        <w:jc w:val="center"/>
+      </w:pPr>
+      <w:r>
+        <w:rPr>
+          <w:rFonts w:ascii="Times New Roman" w:hAnsi="Times New Roman"/>
+          <w:sz w:val="24"/>
+        </w:rPr>
+        <w:drawing>
+          <wp:inline xmlns:a="http://schemas.openxmlformats.org/drawingml/2006/main" xmlns:pic="http://schemas.openxmlformats.org/drawingml/2006/picture">
+            <wp:extent cx="5580000" cy="3348000"/>
+            <wp:docPr id="7" name="Picture 7"/>
+            <wp:cNvGraphicFramePr>
+              <a:graphicFrameLocks noChangeAspect="1"/>
+            </wp:cNvGraphicFramePr>
+            <a:graphic>
+              <a:graphicData uri="http://schemas.openxmlformats.org/drawingml/2006/picture">
+                <pic:pic>
+                  <pic:nvPicPr>
+                    <pic:cNvPr id="0" name="fig01_curva_umbral.png"/>
+                    <pic:cNvPicPr/>
+                  </pic:nvPicPr>
+                  <pic:blipFill>
+                    <a:blip r:embed="rId17"/>
+                    <a:stretch>
+                      <a:fillRect/>
+                    </a:stretch>
+                  </pic:blipFill>
+                  <pic:spPr>
+                    <a:xfrm>
+                      <a:off x="0" y="0"/>
+                      <a:ext cx="5580000" cy="3348000"/>
+                    </a:xfrm>
+                    <a:prstGeom prst="rect"/>
+                  </pic:spPr>
+                </pic:pic>
+              </a:graphicData>
+            </a:graphic>
+          </wp:inline>
+        </w:drawing>
+      </w:r>
+    </w:p>
+    <w:p>
+      <w:pPr>
+        <w:jc w:val="center"/>
+      </w:pPr>
+      <w:r>
+        <w:rPr>
+          <w:rFonts w:ascii="Times New Roman" w:hAnsi="Times New Roman"/>
+          <w:i/>
+          <w:sz w:val="22"/>
+        </w:rPr>
+        <w:t>Figura 7. Analisis por umbral utilizado para comparar precision, recall, F1 y accuracy.</w:t>
       </w:r>
     </w:p>
     <w:p>
@@ -3320,7 +3455,7 @@
         <w:drawing>
           <wp:inline xmlns:a="http://schemas.openxmlformats.org/drawingml/2006/main" xmlns:pic="http://schemas.openxmlformats.org/drawingml/2006/picture">
             <wp:extent cx="5580000" cy="4782857"/>
-            <wp:docPr id="7" name="Picture 7"/>
+            <wp:docPr id="8" name="Picture 8"/>
             <wp:cNvGraphicFramePr>
               <a:graphicFrameLocks noChangeAspect="1"/>
             </wp:cNvGraphicFramePr>
@@ -3332,7 +3467,7 @@
                     <pic:cNvPicPr/>
                   </pic:nvPicPr>
                   <pic:blipFill>
-                    <a:blip r:embed="rId17"/>
+                    <a:blip r:embed="rId18"/>
                     <a:stretch>
                       <a:fillRect/>
                     </a:stretch>
@@ -3361,7 +3496,7 @@
           <w:i/>
           <w:sz w:val="22"/>
         </w:rPr>
-        <w:t>Figura 7. Matriz de confusion correspondiente a la evaluacion offline del sistema.</w:t>
+        <w:t>Figura 8. Matriz de confusion correspondiente a la evaluacion offline del sistema.</w:t>
       </w:r>
     </w:p>
     <w:p>
@@ -3376,7 +3511,7 @@
         <w:drawing>
           <wp:inline xmlns:a="http://schemas.openxmlformats.org/drawingml/2006/main" xmlns:pic="http://schemas.openxmlformats.org/drawingml/2006/picture">
             <wp:extent cx="5580000" cy="3348000"/>
-            <wp:docPr id="8" name="Picture 8"/>
+            <wp:docPr id="9" name="Picture 9"/>
             <wp:cNvGraphicFramePr>
               <a:graphicFrameLocks noChangeAspect="1"/>
             </wp:cNvGraphicFramePr>
@@ -3388,7 +3523,7 @@
                     <pic:cNvPicPr/>
                   </pic:nvPicPr>
                   <pic:blipFill>
-                    <a:blip r:embed="rId18"/>
+                    <a:blip r:embed="rId19"/>
                     <a:stretch>
                       <a:fillRect/>
                     </a:stretch>
@@ -3417,7 +3552,7 @@
           <w:i/>
           <w:sz w:val="22"/>
         </w:rPr>
-        <w:t>Figura 8. Metricas globales obtenidas en la evaluacion del modelo.</w:t>
+        <w:t>Figura 9. Metricas globales obtenidas en la evaluacion del modelo.</w:t>
       </w:r>
     </w:p>
     <w:p>
@@ -3432,7 +3567,7 @@
         <w:drawing>
           <wp:inline xmlns:a="http://schemas.openxmlformats.org/drawingml/2006/main" xmlns:pic="http://schemas.openxmlformats.org/drawingml/2006/picture">
             <wp:extent cx="5580000" cy="4185000"/>
-            <wp:docPr id="9" name="Picture 9"/>
+            <wp:docPr id="10" name="Picture 10"/>
             <wp:cNvGraphicFramePr>
               <a:graphicFrameLocks noChangeAspect="1"/>
             </wp:cNvGraphicFramePr>
@@ -3444,7 +3579,7 @@
                     <pic:cNvPicPr/>
                   </pic:nvPicPr>
                   <pic:blipFill>
-                    <a:blip r:embed="rId19"/>
+                    <a:blip r:embed="rId20"/>
                     <a:stretch>
                       <a:fillRect/>
                     </a:stretch>
@@ -3473,7 +3608,7 @@
           <w:i/>
           <w:sz w:val="22"/>
         </w:rPr>
-        <w:t>Figura 9. Distribucion de clases utilizada en la evaluacion offline.</w:t>
+        <w:t>Figura 10. Distribucion de clases utilizada en la evaluacion offline.</w:t>
       </w:r>
     </w:p>
     <w:p>
@@ -3673,7 +3808,7 @@
         <w:rPr>
           <w:rFonts w:ascii="Times New Roman" w:hAnsi="Times New Roman"/>
         </w:rPr>
-        <w:t>6. Conclusiones</w:t>
+        <w:t>6. Conclusiones y lineas futuras</w:t>
       </w:r>
     </w:p>
     <w:p>
@@ -3949,9 +4084,12 @@
     <w:sectPr>
       <w:headerReference w:type="default" r:id="rId9"/>
       <w:footerReference w:type="default" r:id="rId10"/>
+      <w:headerReference w:type="first" r:id="rId21"/>
+      <w:footerReference w:type="first" r:id="rId22"/>
       <w:pgSz w:w="12240" w:h="15840"/>
       <w:pgMar w:top="1417" w:right="1417" w:bottom="1417" w:left="1417" w:header="720" w:footer="720" w:gutter="0"/>
       <w:cols w:space="720"/>
+      <w:titlePg/>
       <w:docGrid w:linePitch="360"/>
     </w:sectPr>
   </w:body>
@@ -3972,6 +4110,10 @@
     </w:r>
   </w:p>
 </w:ftr>
+</file>
+
+<file path=word/footer2.xml><?xml version="1.0" encoding="utf-8"?>
+<w:ftr xmlns:m="http://schemas.openxmlformats.org/officeDocument/2006/math" xmlns:mc="http://schemas.openxmlformats.org/markup-compatibility/2006" xmlns:mo="http://schemas.microsoft.com/office/mac/office/2008/main" xmlns:mv="urn:schemas-microsoft-com:mac:vml" xmlns:o="urn:schemas-microsoft-com:office:office" xmlns:r="http://schemas.openxmlformats.org/officeDocument/2006/relationships" xmlns:v="urn:schemas-microsoft-com:vml" xmlns:w10="urn:schemas-microsoft-com:office:word" xmlns:w14="http://schemas.microsoft.com/office/word/2010/wordml" xmlns:w="http://schemas.openxmlformats.org/wordprocessingml/2006/main" xmlns:wne="http://schemas.microsoft.com/office/word/2006/wordml" xmlns:wp14="http://schemas.microsoft.com/office/word/2010/wordprocessingDrawing" xmlns:wp="http://schemas.openxmlformats.org/drawingml/2006/wordprocessingDrawing" xmlns:wpc="http://schemas.microsoft.com/office/word/2010/wordprocessingCanvas" xmlns:wpg="http://schemas.microsoft.com/office/word/2010/wordprocessingGroup" xmlns:wpi="http://schemas.microsoft.com/office/word/2010/wordprocessingInk" xmlns:wps="http://schemas.microsoft.com/office/word/2010/wordprocessingShape" mc:Ignorable="w14 wp14"/>
 </file>
 
 <file path=word/header1.xml><?xml version="1.0" encoding="utf-8"?>
@@ -4063,13 +4205,17 @@
               <w:rFonts w:ascii="Times New Roman" w:hAnsi="Times New Roman"/>
               <w:sz w:val="18"/>
             </w:rPr>
-            <w:t>CURSO 2024-2025</w:t>
+            <w:t>CURSO 2025-2026</w:t>
           </w:r>
         </w:p>
       </w:tc>
     </w:tr>
   </w:tbl>
 </w:hdr>
+</file>
+
+<file path=word/header2.xml><?xml version="1.0" encoding="utf-8"?>
+<w:hdr xmlns:m="http://schemas.openxmlformats.org/officeDocument/2006/math" xmlns:mc="http://schemas.openxmlformats.org/markup-compatibility/2006" xmlns:mo="http://schemas.microsoft.com/office/mac/office/2008/main" xmlns:mv="urn:schemas-microsoft-com:mac:vml" xmlns:o="urn:schemas-microsoft-com:office:office" xmlns:r="http://schemas.openxmlformats.org/officeDocument/2006/relationships" xmlns:v="urn:schemas-microsoft-com:vml" xmlns:w10="urn:schemas-microsoft-com:office:word" xmlns:w14="http://schemas.microsoft.com/office/word/2010/wordml" xmlns:w="http://schemas.openxmlformats.org/wordprocessingml/2006/main" xmlns:wne="http://schemas.microsoft.com/office/word/2006/wordml" xmlns:wp14="http://schemas.microsoft.com/office/word/2010/wordprocessingDrawing" xmlns:wp="http://schemas.openxmlformats.org/drawingml/2006/wordprocessingDrawing" xmlns:wpc="http://schemas.microsoft.com/office/word/2010/wordprocessingCanvas" xmlns:wpg="http://schemas.microsoft.com/office/word/2010/wordprocessingGroup" xmlns:wpi="http://schemas.microsoft.com/office/word/2010/wordprocessingInk" xmlns:wps="http://schemas.microsoft.com/office/word/2010/wordprocessingShape" mc:Ignorable="w14 wp14"/>
 </file>
 
 <file path=word/numbering.xml><?xml version="1.0" encoding="utf-8"?>

--- a/tfg_computadores_phishing/docs/MEMORIA_TFG_ETSII_APA7.docx
+++ b/tfg_computadores_phishing/docs/MEMORIA_TFG_ETSII_APA7.docx
@@ -1702,6 +1702,18 @@
       </w:r>
     </w:p>
     <w:p>
+      <w:pPr/>
+      <w:r>
+        <w:t>Lo mas valioso del proyecto, visto desde Ingenieria de Computadores, es que cada fase del ciclo de vida del mensaje queda conectada con la siguiente. La entrada en Telegram, la gestion de sesion, la normalizacion, la inferencia, la escritura en MongoDB, la exposicion por API y la observabilidad en Grafana no aparecen como piezas sueltas, sino como un recorrido continuo que puede ejecutarse, auditarse y mantenerse sobre una infraestructura concreta.</w:t>
+      </w:r>
+    </w:p>
+    <w:p>
+      <w:pPr/>
+      <w:r>
+        <w:t>Aunque el entrenamiento del modelo no constituye el eje principal de esta memoria, tampoco se ha tratado la IA como una caja negra tomada al azar. El sistema se apoya en un modelo derivado de distilbert-base-uncased, con metadatos de entrenamiento documentados, checkpoints conservados y un pipeline previo de preparacion de datasets que combina fuentes de referencia como malicious_phish.csv, phishing.csv y spam.csv antes de generar los conjuntos equilibrados utilizados en la experimentacion.</w:t>
+      </w:r>
+    </w:p>
+    <w:p>
       <w:r>
         <w:t>La principal aportacion del trabajo no es solo el modelo, sino la integracion de componentes en un flujo trazable y defendible, orientado a un escenario realista de operacion y pensado para poder desplegarse, mantenerse y auditarse como un sistema tecnico coherente.</w:t>
       </w:r>
@@ -1771,6 +1783,12 @@
       </w:r>
     </w:p>
     <w:p>
+      <w:pPr/>
+      <w:r>
+        <w:t>Esta forma de plantearlo ayuda tambien a diferenciar con claridad este trabajo del futuro TFG de fake news. Mientras aquel puede centrarse con mayor naturalidad en datos, preprocesado, entrenamiento, evaluacion y logica de aplicacion, aqui el peso recae en la arquitectura del pipeline, en la integracion entre modulos y en las decisiones de ejecucion, almacenamiento y observabilidad necesarias para operar el sistema.</w:t>
+      </w:r>
+    </w:p>
+    <w:p>
       <w:pPr>
         <w:pStyle w:val="Ttulo2"/>
         <w:rPr>
@@ -1805,6 +1823,12 @@
     <w:p>
       <w:r>
         <w:t>Desarrollar un pipeline modular para capturar, procesar y clasificar mensajes de Telegram relacionados con phishing o actividad sospechosa, integrando almacenamiento, publicacion de resultados y monitorizacion tecnica para su uso en un contexto empresarial.</w:t>
+      </w:r>
+    </w:p>
+    <w:p>
+      <w:pPr/>
+      <w:r>
+        <w:t>En esta memoria, ese objetivo se entiende ademas como el diseno de un sistema desplegable y auditable. Por eso, ademas del resultado de clasificacion, resulta importante explicar como se autentica la fuente, como se encadena cada componente, que evidencias se persisten y como se supervisa el comportamiento del conjunto.</w:t>
       </w:r>
     </w:p>
     <w:p>
@@ -1872,6 +1896,22 @@
     </w:p>
     <w:p>
       <w:pPr>
+        <w:pStyle w:val="Listaconnmeros"/>
+      </w:pPr>
+      <w:r>
+        <w:t>Definir una topologia de ejecucion reproducible mediante contenedores y servicios desacoplados, separando captura, persistencia, API y observabilidad.</w:t>
+      </w:r>
+    </w:p>
+    <w:p>
+      <w:pPr>
+        <w:pStyle w:val="Listaconnmeros"/>
+      </w:pPr>
+      <w:r>
+        <w:t>Documentar la procedencia del modelo y de los datos de entrenamiento con el suficiente detalle para justificar la integracion de la IA dentro del sistema, sin desplazar el foco principal de la memoria hacia el entrenamiento.</w:t>
+      </w:r>
+    </w:p>
+    <w:p>
+      <w:pPr>
         <w:pStyle w:val="Ttulo2"/>
         <w:rPr>
           <w:rFonts w:ascii="Times New Roman" w:hAnsi="Times New Roman"/>
@@ -2105,6 +2145,18 @@
     <w:p>
       <w:r>
         <w:t>Estas preguntas obligan a pensar el problema como un pipeline de sistemas. Por eso, el proyecto no se ha orientado solo a la mejora de un clasificador, sino al ensamblaje de varios modulos coordinados que permitan desplegar la solucion, validarla y operarla.</w:t>
+      </w:r>
+    </w:p>
+    <w:p>
+      <w:pPr/>
+      <w:r>
+        <w:t>Mirado asi, el mensaje deja de ser un simple texto y pasa a ser una unidad de trabajo que atraviesa varias capas tecnicas. Primero hay una capa de adquisicion, responsable de mantener la sesion con Telegram y recibir eventos NewMessage. Despues entra en juego una capa de transformacion, donde el contenido se normaliza, se detecta el idioma y se prepara la entrada del modelo. A continuacion actua la capa de decision, que calcula score_1, aplica el umbral operativo y adjunta metadatos del modelo y del dispositivo. Finalmente aparecen las capas de persistencia y explotacion, que almacenan el evento de forma pseudonimizada, lo publican mediante endpoints y lo convierten en una fuente de consulta operativa para React y Grafana.</w:t>
+      </w:r>
+    </w:p>
+    <w:p>
+      <w:pPr/>
+      <w:r>
+        <w:t>Precisamente por eso este TFG encaja mejor en Ingenieria de Computadores. El interes academico no se agota en la calidad del clasificador, sino en la capacidad de integrar comunicaciones, almacenamiento, servicios, observabilidad y controles minimos de seguridad en un sistema coherente.</w:t>
       </w:r>
     </w:p>
     <w:p>
@@ -2971,6 +3023,12 @@
       </w:r>
     </w:p>
     <w:p>
+      <w:pPr/>
+      <w:r>
+        <w:t>Si se baja de la arquitectura logica a la infraestructura real del proyecto, esos bloques se corresponden tambien con unidades de ejecucion diferenciadas. El servicio bot se ocupa de la escucha e inferencia online, mongo conserva la traza operativa, api sirve como contrato de acceso a resultados y grafana consume esos datos a traves de la API. El frontend React actua como otra capa de explotacion, mas orientada a la inspeccion funcional, mientras que la evaluacion offline y los scripts de simulacion permiten medir el rendimiento sin depender del trafico real.</w:t>
+      </w:r>
+    </w:p>
+    <w:p>
       <w:pPr>
         <w:pStyle w:val="Ttulo2"/>
         <w:rPr>
@@ -3059,6 +3117,18 @@
       </w:pPr>
       <w:r>
         <w:t>La informacion queda disponible para consulta, auditoria y visualizacion.</w:t>
+      </w:r>
+    </w:p>
+    <w:p>
+      <w:pPr/>
+      <w:r>
+        <w:t>En la practica, este recorrido se convierte en una cadena de transformaciones muy concreta. main.py valida primero las variables TELEGRAM_API_ID, TELEGRAM_API_HASH y TELEGRAM_PHONE, construye la sesion de Telethon y espera eventos entrantes. Cuando llega un mensaje con contenido textual, analizar_texto() obtiene una version normalizada e intenta detectar el idioma; despues clasificar_binario() tokeniza el texto, ejecuta la inferencia en CPU o GPU y devuelve pred, score_1 y latency_ms; por ultimo, build_message_document() empaqueta el resultado junto con run_id, hashes, metadatos del modelo y estado de la operacion antes de que collection.insert_one() persista el evento.</w:t>
+      </w:r>
+    </w:p>
+    <w:p>
+      <w:pPr/>
+      <w:r>
+        <w:t>Este comportamiento es importante porque muestra que la trazabilidad no se anade a posteriori. La evidencia tecnica se genera en el mismo recorrido del mensaje y acompana a la decision desde el instante en que el evento entra en el sistema. De ese modo, almacenamiento, evaluacion posterior y explotacion visual comparten una misma estructura de informacion.</w:t>
       </w:r>
     </w:p>
     <w:p>
@@ -3502,6 +3572,24 @@
       </w:r>
     </w:p>
     <w:p>
+      <w:pPr/>
+      <w:r>
+        <w:t>La topologia definida en docker-compose.yml despliega cuatro servicios principales. mongo utiliza la imagen mongo:7.0, conserva datos en un volumen dedicado y publica solo expose: 27017, de modo que la base de datos no queda abierta al exterior por defecto. bot se construye a partir del Dockerfile del proyecto, hereda configuracion desde .env, depende del estado saludable de MongoDB y monta session/, data/ y reports/ para persistir sesion, datos auxiliares y artefactos. api reutiliza la misma imagen base, expone 8000:8000, monta reports/ y docs/ y arranca uvicorn para servir la interfaz HTTP. Finalmente, grafana se apoya en un volumen propio, depende de la API y carga automaticamente su datasource y dashboards provisionados.</w:t>
+      </w:r>
+    </w:p>
+    <w:p>
+      <w:pPr/>
+      <w:r>
+        <w:t>Esta separacion aporta ventajas practicas desde la perspectiva de sistemas. Por un lado, desacopla captura, persistencia, consulta y monitorizacion, de forma que cada bloque puede arrancar o diagnosticarse con criterios propios. Por otro, obliga a pensar de manera explicita en dependencias, puertos, volumenes y variables de entorno como MONGO_URI, API_KEY, GRAFANA_ADMIN_USER o GRAFANA_ADMIN_PASSWORD. En un contexto academico, este detalle es valioso porque convierte el TFG en una arquitectura ejecutable y no solo en una descripcion conceptual.</w:t>
+      </w:r>
+    </w:p>
+    <w:p>
+      <w:pPr/>
+      <w:r>
+        <w:t>Tambien conviene destacar que la observabilidad no se resuelve unicamente con logs. El servicio de MongoDB dispone de healthcheck, la API incorpora un endpoint /api/v1/health para comprobar simultaneamente estado de Mongo y de los reportes, y Grafana consulta estadisticas agregadas a traves de la propia API. La infraestructura, por tanto, no solo ejecuta el pipeline, sino que aporta mecanismos minimos para detectar degradaciones y revisar su estado operativo.</w:t>
+      </w:r>
+    </w:p>
+    <w:p>
       <w:pPr>
         <w:pStyle w:val="Ttulo1"/>
         <w:rPr>
@@ -3708,6 +3796,18 @@
       </w:r>
     </w:p>
     <w:p>
+      <w:pPr/>
+      <w:r>
+        <w:t>Aunque esta memoria no desarrolla el entrenamiento con el detalle propio del TFG de Informatica, si conviene explicar de donde sale el modelo integrado. model_loader.py intenta cargar primero un repositorio Transformers completo y, si falla, utiliza un mecanismo de compatibilidad para descargar desde Hugging Face un state_dict y reconstruir el modelo sobre la base distilbert-base-uncased. Esta decision evita depender de un unico formato de publicacion y refuerza la robustez del sistema en despliegue.</w:t>
+      </w:r>
+    </w:p>
+    <w:p>
+      <w:pPr/>
+      <w:r>
+        <w:t>La evidencia disponible en docs/training_metadata.json, scripts_experimentos/, datos_entrenamiento/ y modelos_entrenados/ muestra ademas que el modelo no se ha seleccionado de forma arbitraria. El pipeline previo combina datasets como malicious_phish.csv, phishing.csv y spam.csv, genera combined_cyber_dataset.csv, equilibra clases en combined_cyber_balanced.csv y utiliza un conjunto de trabajo documentado como balanced_dataset_generated.csv. Sobre esa base, scripts como AITrainer_distilbert_2.py entrenan una variante de DistilBERT con cabeza de clasificacion propia, dejando checkpoints como distilbert_best.pt y distilbert_fast_fixed_labels.pt. En consecuencia, la IA que consume este pipeline debe entenderse como un componente entrenado y trazable dentro del sistema, no como una dependencia opaca tomada al azar.</w:t>
+      </w:r>
+    </w:p>
+    <w:p>
       <w:pPr>
         <w:pStyle w:val="Ttulo2"/>
         <w:rPr>
@@ -3969,6 +4069,18 @@
       </w:r>
     </w:p>
     <w:p>
+      <w:pPr/>
+      <w:r>
+        <w:t>En la practica, la persistencia tambien incorpora decisiones de mantenimiento que suelen quedar fuera de una memoria centrada solo en modelos. ensure_indexes() crea indices para run_id, msg_sha256 y created_at_utc, lo que mejora tanto la consulta como la trazabilidad temporal. Ademas, sobre created_at_utc se define un indice TTL configurado mediante RETENTION_DAYS, con objeto de limitar la retencion automatica de evidencias cuando asi se desee.</w:t>
+      </w:r>
+    </w:p>
+    <w:p>
+      <w:pPr/>
+      <w:r>
+        <w:t>La pseudonimizacion se realiza mediante privacy_utils.py, que genera user_hash y chat_hash con sha256 y una sal configurable. Junto a ello, las variables STORE_MSG_ORIGINAL, STORE_MSG_NORMALIZED y STORE_NLP_FEATURES permiten activar o no campos adicionales segun el nivel de detalle que requiera la operacion. Esta parametrizacion hace visible un aspecto importante de sistemas: la persistencia no es solo un repositorio pasivo, sino un punto de equilibrio entre auditoria, privacidad, volumen de datos y coste de almacenamiento.</w:t>
+      </w:r>
+    </w:p>
+    <w:p>
       <w:pPr>
         <w:pStyle w:val="Ttulo2"/>
         <w:rPr>
@@ -4101,6 +4213,18 @@
       </w:r>
     </w:p>
     <w:p>
+      <w:pPr/>
+      <w:r>
+        <w:t>La organizacion de artefactos en reports/runs/&lt;run_id&gt;/ tiene ademas una ventaja arquitectonica clara: separa el historico canonico de la copia de conveniencia. reporting.py replica en la raiz de reports/ un pequeno conjunto de ficheros recientes para compatibilidad operativa, pero conserva en cada subdirectorio la version integra de metrics.json, predictions.csv, threshold_analysis.csv y confusion_matrix.csv. A esto se suma el uso de reports/validations/&lt;validation_id&gt;/ para la evidencia de validacion integrada, lo que facilita distinguir entre ejecuciones de evaluacion y ejecuciones de chequeo.</w:t>
+      </w:r>
+    </w:p>
+    <w:p>
+      <w:pPr/>
+      <w:r>
+        <w:t>En terminos de integracion, run_id actua como identificador comun entre el clasificador offline, la API, el dashboard web y los scripts de comprobacion. Gracias a ello, una consulta sobre thresholds, una matriz de confusion y una vista de resumen pueden referirse exactamente a la misma ejecucion sin ambiguedades. Este desacoplamiento entre historico y ultima copia visible es una decision pequena, pero muy representativa del enfoque de sistemas adoptado.</w:t>
+      </w:r>
+    </w:p>
+    <w:p>
       <w:pPr>
         <w:pStyle w:val="Ttulo2"/>
         <w:rPr>
@@ -4156,6 +4280,18 @@
       </w:r>
       <w:r>
         <w:t>) para evitar que la importacion falle cuando aun no se han definido ciertas variables de entorno. Esa decision mejora la robustez del proyecto y facilita las pruebas automatizadas.</w:t>
+      </w:r>
+    </w:p>
+    <w:p>
+      <w:pPr/>
+      <w:r>
+        <w:t>Mas que una lista de endpoints, la API debe entenderse como el contrato operativo del sistema. api/app.py centraliza autenticacion simple mediante dependencia, validacion de parametros, politicas CORS y serializacion de respuestas. api/services.py desacopla la logica de acceso a MongoDB y a los artefactos de reports/, de manera que las vistas consuman una interfaz estable aunque cambie la fuente de datos subyacente. En la practica, esto permite que /api/v1/runs, /api/v1/runs/{run_id}/summary, /api/v1/runs/{run_id}/thresholds, /api/v1/runs/{run_id}/confusion-matrix, /api/v1/messages, /api/v1/messages/stats y /api/v1/training/metadata funcionen como puntos de integracion reutilizables para cualquier consumidor posterior.</w:t>
+      </w:r>
+    </w:p>
+    <w:p>
+      <w:pPr/>
+      <w:r>
+        <w:t>La propia configuracion refuerza el enfoque de despliegue defendible. api/settings.py exige API_KEY, define origenes CORS concretos y resuelve rutas hacia reports/ y docs/training_metadata.json. Esto significa que la API no solo expone datos: tambien codifica reglas de seguridad minima, dependencias de infraestructura y convenciones de ubicacion de artefactos. Dicho de otro modo, la capa HTTP actua como frontera controlada entre la instrumentacion interna del pipeline y la consulta externa.</w:t>
       </w:r>
     </w:p>
     <w:p>
@@ -4371,6 +4507,18 @@
       </w:r>
     </w:p>
     <w:p>
+      <w:pPr/>
+      <w:r>
+        <w:t>El dashboard React y Grafana no duplican exactamente el mismo papel. El primero permite inspeccionar ejecuciones concretas, revisar mensajes, filtrar por prediccion o score y consultar directamente la metadata de entrenamiento servida por la API. En cambio, Grafana se configura como una capa de observabilidad ligera: el datasource marcusolsson-json-datasource apunta a http://api:8000, inyecta el encabezado X-API-Key y consume rutas como /api/v1/messages/stats?limit=500 para construir paneles de volumen, latencia y distribucion de scores.</w:t>
+      </w:r>
+    </w:p>
+    <w:p>
+      <w:pPr/>
+      <w:r>
+        <w:t>Este detalle de integracion es relevante porque evita el acceso directo de Grafana a MongoDB y reutiliza la misma interfaz protegida que emplea el dashboard web. La observabilidad, por tanto, queda alineada con el contrato de la API y con la politica de seguridad minima del proyecto. Desde una perspectiva de Ingenieria de Computadores, esta decision es preferible a una conexion ad hoc porque simplifica la superficie de exposicion y hace mas facil auditar que informacion sale realmente del sistema.</w:t>
+      </w:r>
+    </w:p>
+    <w:p>
       <w:pPr>
         <w:pStyle w:val="Ttulo2"/>
         <w:rPr>
@@ -4618,6 +4766,14 @@
         <w:pStyle w:val="Listaconvietas"/>
       </w:pPr>
       <w:r>
+        <w:t>tasa_error_prueba = 0.37</w:t>
+      </w:r>
+    </w:p>
+    <w:p>
+      <w:pPr>
+        <w:pStyle w:val="Listaconvietas"/>
+      </w:pPr>
+      <w:r>
         <w:rPr>
           <w:rFonts w:ascii="Consolas" w:hAnsi="Consolas"/>
           <w:sz w:val="20"/>
@@ -4675,7 +4831,13 @@
     </w:p>
     <w:p>
       <w:r>
-        <w:t>Estos valores muestran un comportamiento coherente con la filosofia del sistema: se acepta una precision moderada para maximizar la capacidad de deteccion temprana de amenazas reales.</w:t>
+        <w:t>La tasa de error en datos de prueba se obtiene directamente como 1 - accuracy, por lo que el sistema falla en 37 de cada 100 muestras del conjunto offline utilizado en la evaluacion. Este valor sigue siendo coherente con la filosofia del sistema: se acepta una precision moderada para maximizar la capacidad de deteccion temprana de amenazas reales.</w:t>
+      </w:r>
+    </w:p>
+    <w:p>
+      <w:pPr/>
+      <w:r>
+        <w:t>En cambio, no se incorpora una tasa de error de entrenamiento cerrada. El repositorio conserva hiperparametros, split, checkpoints y metadatos del proceso, pero no un artefacto final persistido que documente de forma directa y reproducible ese error de entrenamiento. Por rigor metodologico, no resulta adecuado fijar una cifra que no pueda trazarse de manera inmediata desde los artefactos finales disponibles.</w:t>
       </w:r>
     </w:p>
     <w:p>
@@ -5473,6 +5635,18 @@
       </w:r>
     </w:p>
     <w:p>
+      <w:pPr/>
+      <w:r>
+        <w:t>Ademas, la memoria permite justificar que la IA integrada responde a un proceso previo de entrenamiento documentado y no a la seleccion casual de un modelo externo. Sin embargo, ese componente se presenta aqui como parte de una arquitectura mayor: una pieza necesaria para la decision automatica, pero subordinada al diseno del pipeline, a la persistencia de evidencias, a la interfaz de consulta y a la observabilidad del sistema completo.</w:t>
+      </w:r>
+    </w:p>
+    <w:p>
+      <w:pPr/>
+      <w:r>
+        <w:t>Desde el punto de vista cuantitativo, la tasa de error de prueba del 37% confirma que el sistema no debe interpretarse como un clasificador final autonomo, sino como una primera criba sensible orientada a reducir tiempo de reaccion y a priorizar revision posterior. Precisamente por eso el recall alto y el umbral conservador tienen mas peso operativo que una accuracy maxima. Del mismo modo, la ausencia de un artefacto final con tasa de error de entrenamiento aconseja reforzar en futuras iteraciones la trazabilidad completa del entrenamiento si se desea comparar con mas detalle ajuste interno y comportamiento en prueba.</w:t>
+      </w:r>
+    </w:p>
+    <w:p>
       <w:r>
         <w:t>Como lineas de trabajo futuro, resultaria razonable:</w:t>
       </w:r>
@@ -5512,6 +5686,9 @@
     <w:p>
       <w:r>
         <w:t>En su estado actual, el TFG queda mejor diferenciado respecto al futuro TFG de fake news: aqui el peso esta en la arquitectura del pipeline, la integracion de componentes y la operacion del sistema completo.</w:t>
+      </w:r>
+      <w:r>
+        <w:t xml:space="preserve"> El otro trabajo puede reservar para si el foco principal en datos, entrenamiento, evaluacion de modelos y logica de procesamiento de la informacion. Esa separacion no solo distingue temas; tambien distingue responsabilidades tecnicas y academicas de forma coherente entre ambas titulaciones.</w:t>
       </w:r>
     </w:p>
     <w:p>

--- a/tfg_computadores_phishing/docs/MEMORIA_TFG_ETSII_APA7.docx
+++ b/tfg_computadores_phishing/docs/MEMORIA_TFG_ETSII_APA7.docx
@@ -1,57 +1,57 @@
 
 <file path=word/document.xml><?xml version="1.0" encoding="utf-8"?>
-<w:document xmlns:wpc="http://schemas.microsoft.com/office/word/2010/wordprocessingCanvas" xmlns:cx="http://schemas.microsoft.com/office/drawing/2014/chartex" xmlns:cx1="http://schemas.microsoft.com/office/drawing/2015/9/8/chartex" xmlns:cx2="http://schemas.microsoft.com/office/drawing/2015/10/21/chartex" xmlns:cx3="http://schemas.microsoft.com/office/drawing/2016/5/9/chartex" xmlns:cx4="http://schemas.microsoft.com/office/drawing/2016/5/10/chartex" xmlns:cx5="http://schemas.microsoft.com/office/drawing/2016/5/11/chartex" xmlns:cx6="http://schemas.microsoft.com/office/drawing/2016/5/12/chartex" xmlns:cx7="http://schemas.microsoft.com/office/drawing/2016/5/13/chartex" xmlns:cx8="http://schemas.microsoft.com/office/drawing/2016/5/14/chartex" xmlns:mc="http://schemas.openxmlformats.org/markup-compatibility/2006" xmlns:aink="http://schemas.microsoft.com/office/drawing/2016/ink" xmlns:am3d="http://schemas.microsoft.com/office/drawing/2017/model3d" xmlns:o="urn:schemas-microsoft-com:office:office" xmlns:oel="http://schemas.microsoft.com/office/2019/extlst" xmlns:r="http://schemas.openxmlformats.org/officeDocument/2006/relationships" xmlns:m="http://schemas.openxmlformats.org/officeDocument/2006/math" xmlns:v="urn:schemas-microsoft-com:vml" xmlns:wp14="http://schemas.microsoft.com/office/word/2010/wordprocessingDrawing" xmlns:wp="http://schemas.openxmlformats.org/drawingml/2006/wordprocessingDrawing" xmlns:w10="urn:schemas-microsoft-com:office:word" xmlns:w="http://schemas.openxmlformats.org/wordprocessingml/2006/main" xmlns:w14="http://schemas.microsoft.com/office/word/2010/wordml" xmlns:w15="http://schemas.microsoft.com/office/word/2012/wordml" xmlns:w16cex="http://schemas.microsoft.com/office/word/2018/wordml/cex" xmlns:w16cid="http://schemas.microsoft.com/office/word/2016/wordml/cid" xmlns:w16="http://schemas.microsoft.com/office/word/2018/wordml" xmlns:w16du="http://schemas.microsoft.com/office/word/2023/wordml/word16du" xmlns:w16sdtdh="http://schemas.microsoft.com/office/word/2020/wordml/sdtdatahash" xmlns:w16sdtfl="http://schemas.microsoft.com/office/word/2024/wordml/sdtformatlock" xmlns:w16se="http://schemas.microsoft.com/office/word/2015/wordml/symex" xmlns:wpg="http://schemas.microsoft.com/office/word/2010/wordprocessingGroup" xmlns:wpi="http://schemas.microsoft.com/office/word/2010/wordprocessingInk" xmlns:wne="http://schemas.microsoft.com/office/word/2006/wordml" xmlns:wps="http://schemas.microsoft.com/office/word/2010/wordprocessingShape" xmlns:a="http://schemas.openxmlformats.org/drawingml/2006/main" xmlns:pic="http://schemas.openxmlformats.org/drawingml/2006/picture" xmlns:a14="http://schemas.microsoft.com/office/drawing/2010/main" mc:Ignorable="w14 w15 w16se w16cid w16 w16cex w16sdtdh w16sdtfl w16du wp14">
+<w:document xmlns:ns1="http://schemas.openxmlformats.org/markup-compatibility/2006" xmlns:ns2="http://schemas.microsoft.com/office/word/2010/wordml" xmlns:ns3="http://schemas.openxmlformats.org/drawingml/2006/wordprocessingDrawing" xmlns:ns4="http://schemas.microsoft.com/office/word/2010/wordprocessingDrawing" xmlns:ns5="http://schemas.openxmlformats.org/drawingml/2006/main" xmlns:ns6="http://schemas.openxmlformats.org/drawingml/2006/picture" xmlns:ns7="http://schemas.openxmlformats.org/officeDocument/2006/relationships" xmlns:ns8="http://schemas.microsoft.com/office/drawing/2010/main" xmlns:w="http://schemas.openxmlformats.org/wordprocessingml/2006/main" ns1:Ignorable="w14 w15 w16se w16cid w16 w16cex w16sdtdh w16sdtfl w16du wp14">
   <w:body>
-    <w:p>
+    <w:p ns2:paraId="672A6659" ns2:textId="0B18EE83">
       <w:pPr>
         <w:spacing w:after="200"/>
         <w:jc w:val="center"/>
       </w:pPr>
       <w:r>
         <w:drawing>
-          <wp:inline wp14:editId="194A3B16" wp14:anchorId="1BFA3FDA">
-            <wp:extent cx="5981700" cy="3362325"/>
-            <wp:effectExtent l="0" t="0" r="0" b="0"/>
-            <wp:docPr id="1048683369" name="drawing"/>
-            <wp:cNvGraphicFramePr>
-              <a:graphicFrameLocks noChangeAspect="1"/>
-            </wp:cNvGraphicFramePr>
-            <a:graphic>
-              <a:graphicData xmlns:a="http://schemas.openxmlformats.org/drawingml/2006/main" uri="http://schemas.openxmlformats.org/drawingml/2006/picture">
-                <pic:pic xmlns:pic="http://schemas.openxmlformats.org/drawingml/2006/picture">
-                  <pic:nvPicPr>
-                    <pic:cNvPr id="1048683369" name=""/>
-                    <pic:cNvPicPr/>
-                  </pic:nvPicPr>
-                  <pic:blipFill>
-                    <a:blip xmlns:r="http://schemas.openxmlformats.org/officeDocument/2006/relationships" r:embed="rId99211676">
-                      <a:extLst>
-                        <a:ext xmlns:a="http://schemas.openxmlformats.org/drawingml/2006/main" uri="{28A0092B-C50C-407E-A947-70E740481C1C}">
-                          <a14:useLocalDpi xmlns:a14="http://schemas.microsoft.com/office/drawing/2010/main" val="0"/>
-                        </a:ext>
-                      </a:extLst>
-                    </a:blip>
-                    <a:stretch>
-                      <a:fillRect/>
-                    </a:stretch>
-                  </pic:blipFill>
-                  <pic:spPr>
-                    <a:xfrm>
-                      <a:off x="0" y="0"/>
-                      <a:ext cx="5981700" cy="3362325"/>
-                    </a:xfrm>
-                    <a:prstGeom prst="rect">
-                      <a:avLst/>
-                    </a:prstGeom>
-                  </pic:spPr>
-                </pic:pic>
-              </a:graphicData>
-            </a:graphic>
-          </wp:inline>
+          <ns3:inline ns4:editId="194A3B16" ns4:anchorId="1BFA3FDA">
+            <ns3:extent cx="5981700" cy="3362325"/>
+            <ns3:effectExtent l="0" t="0" r="0" b="0"/>
+            <ns3:docPr id="1048683369" name="drawing"/>
+            <ns3:cNvGraphicFramePr>
+              <ns5:graphicFrameLocks noChangeAspect="1"/>
+            </ns3:cNvGraphicFramePr>
+            <ns5:graphic>
+              <ns5:graphicData uri="http://schemas.openxmlformats.org/drawingml/2006/picture">
+                <ns6:pic>
+                  <ns6:nvPicPr>
+                    <ns6:cNvPr id="1048683369" name=""/>
+                    <ns6:cNvPicPr/>
+                  </ns6:nvPicPr>
+                  <ns6:blipFill>
+                    <ns5:blip ns7:embed="rId99211676">
+                      <ns5:extLst>
+                        <ns5:ext uri="{28A0092B-C50C-407E-A947-70E740481C1C}">
+                          <ns8:useLocalDpi val="0"/>
+                        </ns5:ext>
+                      </ns5:extLst>
+                    </ns5:blip>
+                    <ns5:stretch>
+                      <ns5:fillRect/>
+                    </ns5:stretch>
+                  </ns6:blipFill>
+                  <ns6:spPr>
+                    <ns5:xfrm>
+                      <ns5:off x="0" y="0"/>
+                      <ns5:ext cx="5981700" cy="3362325"/>
+                    </ns5:xfrm>
+                    <ns5:prstGeom prst="rect">
+                      <ns5:avLst/>
+                    </ns5:prstGeom>
+                  </ns6:spPr>
+                </ns6:pic>
+              </ns5:graphicData>
+            </ns5:graphic>
+          </ns3:inline>
         </w:drawing>
       </w:r>
     </w:p>
-    <w:p>
+    <w:p ns2:paraId="44088FE9" ns2:textId="77777777">
       <w:pPr>
         <w:spacing w:after="80"/>
         <w:jc w:val="center"/>
@@ -63,7 +63,7 @@
         <w:t>ESCUELA TECNICA SUPERIOR DE INGENIERIA INFORMATICA</w:t>
       </w:r>
     </w:p>
-    <w:p>
+    <w:p ns2:paraId="07158268" ns2:textId="77777777">
       <w:pPr>
         <w:spacing w:after="80"/>
         <w:jc w:val="center"/>
@@ -76,7 +76,7 @@
         <w:t>DOBLE GRADO EN INGENIERIA INFORMATICA E INGENIERIA DE COMPUTADORES</w:t>
       </w:r>
     </w:p>
-    <w:p>
+    <w:p ns2:paraId="3A4AE18B" ns2:textId="77777777">
       <w:pPr>
         <w:spacing w:after="160"/>
         <w:jc w:val="center"/>
@@ -88,7 +88,7 @@
         <w:t>CURSO ACADEMICO 2025-2026</w:t>
       </w:r>
     </w:p>
-    <w:p>
+    <w:p ns2:paraId="567457BD" ns2:textId="79559E2D">
       <w:pPr>
         <w:spacing w:after="240"/>
         <w:jc w:val="center"/>
@@ -108,7 +108,7 @@
         <w:t xml:space="preserve"> INGENIERÍA DE COMPUTADORES</w:t>
       </w:r>
     </w:p>
-    <w:p>
+    <w:p ns2:paraId="61D72B81" ns2:textId="77777777">
       <w:pPr>
         <w:pStyle w:val="Ttulo"/>
         <w:spacing w:after="480"/>
@@ -123,7 +123,7 @@
         <w:t>TELEGRAM COMO FUENTE DE INTELIGENCIA EN CIBERSEGURIDAD: PIPELINE DE DETECCION DE PHISHING Y MENSAJES SOSPECHOSOS PARA ENTORNOS EMPRESARIALES</w:t>
       </w:r>
     </w:p>
-    <w:p>
+    <w:p ns2:paraId="13FA897C" ns2:textId="77777777">
       <w:pPr>
         <w:spacing w:after="40"/>
         <w:jc w:val="center"/>
@@ -132,7 +132,7 @@
         <w:t>Autor: Alvaro Osuna Flores</w:t>
       </w:r>
     </w:p>
-    <w:p>
+    <w:p ns2:paraId="759F28F3" ns2:textId="77777777">
       <w:pPr>
         <w:spacing w:after="360"/>
         <w:jc w:val="center"/>
@@ -154,7 +154,7 @@
         </w:docPartObj>
       </w:sdtPr>
       <w:sdtContent>
-        <w:p>
+        <w:p ns2:paraId="5F738D66" ns2:textId="0BB64A10">
           <w:pPr>
             <w:pStyle w:val="TOC1"/>
             <w:tabs>
@@ -204,7 +204,7 @@
             </w:r>
           </w:hyperlink>
         </w:p>
-        <w:p>
+        <w:p ns2:paraId="5505F18F" ns2:textId="2F36DC05">
           <w:pPr>
             <w:pStyle w:val="TOC1"/>
             <w:tabs>
@@ -245,7 +245,7 @@
             </w:r>
           </w:hyperlink>
         </w:p>
-        <w:p>
+        <w:p ns2:paraId="08098506" ns2:textId="581AFE13">
           <w:pPr>
             <w:pStyle w:val="TOC2"/>
             <w:tabs>
@@ -286,7 +286,7 @@
             </w:r>
           </w:hyperlink>
         </w:p>
-        <w:p>
+        <w:p ns2:paraId="4FF01A81" ns2:textId="75C9BC8E">
           <w:pPr>
             <w:pStyle w:val="TOC2"/>
             <w:tabs>
@@ -327,7 +327,7 @@
             </w:r>
           </w:hyperlink>
         </w:p>
-        <w:p>
+        <w:p ns2:paraId="6AB0121F" ns2:textId="75931DD2">
           <w:pPr>
             <w:pStyle w:val="TOC2"/>
             <w:tabs>
@@ -361,14 +361,14 @@
               <w:rPr>
                 <w:rStyle w:val="Hyperlink"/>
               </w:rPr>
-              <w:t>3</w:t>
+              <w:t>4</w:t>
             </w:r>
             <w:r>
               <w:fldChar w:fldCharType="end"/>
             </w:r>
           </w:hyperlink>
         </w:p>
-        <w:p>
+        <w:p ns2:paraId="40C1F9A6" ns2:textId="7B79E67B">
           <w:pPr>
             <w:pStyle w:val="TOC1"/>
             <w:tabs>
@@ -409,7 +409,7 @@
             </w:r>
           </w:hyperlink>
         </w:p>
-        <w:p>
+        <w:p ns2:paraId="519FCA92" ns2:textId="338914AF">
           <w:pPr>
             <w:pStyle w:val="TOC2"/>
             <w:tabs>
@@ -450,7 +450,7 @@
             </w:r>
           </w:hyperlink>
         </w:p>
-        <w:p>
+        <w:p ns2:paraId="183A4A7B" ns2:textId="739ED2A1">
           <w:pPr>
             <w:pStyle w:val="TOC2"/>
             <w:tabs>
@@ -484,14 +484,14 @@
               <w:rPr>
                 <w:rStyle w:val="Hyperlink"/>
               </w:rPr>
-              <w:t>4</w:t>
+              <w:t>5</w:t>
             </w:r>
             <w:r>
               <w:fldChar w:fldCharType="end"/>
             </w:r>
           </w:hyperlink>
         </w:p>
-        <w:p>
+        <w:p ns2:paraId="25F4F6FA" ns2:textId="4C5495F6">
           <w:pPr>
             <w:pStyle w:val="TOC2"/>
             <w:tabs>
@@ -525,14 +525,14 @@
               <w:rPr>
                 <w:rStyle w:val="Hyperlink"/>
               </w:rPr>
-              <w:t>4</w:t>
+              <w:t>5</w:t>
             </w:r>
             <w:r>
               <w:fldChar w:fldCharType="end"/>
             </w:r>
           </w:hyperlink>
         </w:p>
-        <w:p>
+        <w:p ns2:paraId="07A7B30A" ns2:textId="3121EACD">
           <w:pPr>
             <w:pStyle w:val="TOC2"/>
             <w:tabs>
@@ -566,14 +566,14 @@
               <w:rPr>
                 <w:rStyle w:val="Hyperlink"/>
               </w:rPr>
-              <w:t>5</w:t>
+              <w:t>6</w:t>
             </w:r>
             <w:r>
               <w:fldChar w:fldCharType="end"/>
             </w:r>
           </w:hyperlink>
         </w:p>
-        <w:p>
+        <w:p ns2:paraId="087B589C" ns2:textId="6E2688B2">
           <w:pPr>
             <w:pStyle w:val="TOC1"/>
             <w:tabs>
@@ -607,14 +607,14 @@
               <w:rPr>
                 <w:rStyle w:val="Hyperlink"/>
               </w:rPr>
-              <w:t>5</w:t>
+              <w:t>6</w:t>
             </w:r>
             <w:r>
               <w:fldChar w:fldCharType="end"/>
             </w:r>
           </w:hyperlink>
         </w:p>
-        <w:p>
+        <w:p ns2:paraId="1EF8A654" ns2:textId="1B1FAC89">
           <w:pPr>
             <w:pStyle w:val="TOC2"/>
             <w:tabs>
@@ -648,14 +648,14 @@
               <w:rPr>
                 <w:rStyle w:val="Hyperlink"/>
               </w:rPr>
-              <w:t>5</w:t>
+              <w:t>7</w:t>
             </w:r>
             <w:r>
               <w:fldChar w:fldCharType="end"/>
             </w:r>
           </w:hyperlink>
         </w:p>
-        <w:p>
+        <w:p ns2:paraId="1605EBDC" ns2:textId="1414A3C3">
           <w:pPr>
             <w:pStyle w:val="TOC2"/>
             <w:tabs>
@@ -689,14 +689,14 @@
               <w:rPr>
                 <w:rStyle w:val="Hyperlink"/>
               </w:rPr>
-              <w:t>6</w:t>
+              <w:t>7</w:t>
             </w:r>
             <w:r>
               <w:fldChar w:fldCharType="end"/>
             </w:r>
           </w:hyperlink>
         </w:p>
-        <w:p>
+        <w:p ns2:paraId="52F0D02A" ns2:textId="5428CF5C">
           <w:pPr>
             <w:pStyle w:val="TOC2"/>
             <w:tabs>
@@ -730,14 +730,14 @@
               <w:rPr>
                 <w:rStyle w:val="Hyperlink"/>
               </w:rPr>
-              <w:t>6</w:t>
+              <w:t>8</w:t>
             </w:r>
             <w:r>
               <w:fldChar w:fldCharType="end"/>
             </w:r>
           </w:hyperlink>
         </w:p>
-        <w:p>
+        <w:p ns2:paraId="66F51BB6" ns2:textId="3588C154">
           <w:pPr>
             <w:pStyle w:val="TOC2"/>
             <w:tabs>
@@ -771,14 +771,14 @@
               <w:rPr>
                 <w:rStyle w:val="Hyperlink"/>
               </w:rPr>
-              <w:t>6</w:t>
+              <w:t>8</w:t>
             </w:r>
             <w:r>
               <w:fldChar w:fldCharType="end"/>
             </w:r>
           </w:hyperlink>
         </w:p>
-        <w:p>
+        <w:p ns2:paraId="72F5E8AE" ns2:textId="6A0DE6DB">
           <w:pPr>
             <w:pStyle w:val="TOC2"/>
             <w:tabs>
@@ -812,14 +812,14 @@
               <w:rPr>
                 <w:rStyle w:val="Hyperlink"/>
               </w:rPr>
-              <w:t>7</w:t>
+              <w:t>9</w:t>
             </w:r>
             <w:r>
               <w:fldChar w:fldCharType="end"/>
             </w:r>
           </w:hyperlink>
         </w:p>
-        <w:p>
+        <w:p ns2:paraId="0BE93D69" ns2:textId="06D2A3E2">
           <w:pPr>
             <w:pStyle w:val="TOC2"/>
             <w:tabs>
@@ -853,14 +853,14 @@
               <w:rPr>
                 <w:rStyle w:val="Hyperlink"/>
               </w:rPr>
-              <w:t>8</w:t>
+              <w:t>10</w:t>
             </w:r>
             <w:r>
               <w:fldChar w:fldCharType="end"/>
             </w:r>
           </w:hyperlink>
         </w:p>
-        <w:p>
+        <w:p ns2:paraId="7B3C0699" ns2:textId="3CDC6172">
           <w:pPr>
             <w:pStyle w:val="TOC2"/>
             <w:tabs>
@@ -894,14 +894,14 @@
               <w:rPr>
                 <w:rStyle w:val="Hyperlink"/>
               </w:rPr>
-              <w:t>9</w:t>
+              <w:t>11</w:t>
             </w:r>
             <w:r>
               <w:fldChar w:fldCharType="end"/>
             </w:r>
           </w:hyperlink>
         </w:p>
-        <w:p>
+        <w:p ns2:paraId="571F66DC" ns2:textId="4E189CE8">
           <w:pPr>
             <w:pStyle w:val="TOC1"/>
             <w:tabs>
@@ -935,14 +935,14 @@
               <w:rPr>
                 <w:rStyle w:val="Hyperlink"/>
               </w:rPr>
-              <w:t>9</w:t>
+              <w:t>12</w:t>
             </w:r>
             <w:r>
               <w:fldChar w:fldCharType="end"/>
             </w:r>
           </w:hyperlink>
         </w:p>
-        <w:p>
+        <w:p ns2:paraId="1DE5B8DB" ns2:textId="2084E9B5">
           <w:pPr>
             <w:pStyle w:val="TOC2"/>
             <w:tabs>
@@ -976,14 +976,14 @@
               <w:rPr>
                 <w:rStyle w:val="Hyperlink"/>
               </w:rPr>
-              <w:t>9</w:t>
+              <w:t>12</w:t>
             </w:r>
             <w:r>
               <w:fldChar w:fldCharType="end"/>
             </w:r>
           </w:hyperlink>
         </w:p>
-        <w:p>
+        <w:p ns2:paraId="53C9538C" ns2:textId="7F422FB6">
           <w:pPr>
             <w:pStyle w:val="TOC2"/>
             <w:tabs>
@@ -1017,14 +1017,14 @@
               <w:rPr>
                 <w:rStyle w:val="Hyperlink"/>
               </w:rPr>
-              <w:t>9</w:t>
+              <w:t>13</w:t>
             </w:r>
             <w:r>
               <w:fldChar w:fldCharType="end"/>
             </w:r>
           </w:hyperlink>
         </w:p>
-        <w:p>
+        <w:p ns2:paraId="2E39F344" ns2:textId="51FB4A22">
           <w:pPr>
             <w:pStyle w:val="TOC2"/>
             <w:tabs>
@@ -1058,14 +1058,14 @@
               <w:rPr>
                 <w:rStyle w:val="Hyperlink"/>
               </w:rPr>
-              <w:t>10</w:t>
+              <w:t>13</w:t>
             </w:r>
             <w:r>
               <w:fldChar w:fldCharType="end"/>
             </w:r>
           </w:hyperlink>
         </w:p>
-        <w:p>
+        <w:p ns2:paraId="24748F76" ns2:textId="08DFE5FF">
           <w:pPr>
             <w:pStyle w:val="TOC2"/>
             <w:tabs>
@@ -1099,14 +1099,14 @@
               <w:rPr>
                 <w:rStyle w:val="Hyperlink"/>
               </w:rPr>
-              <w:t>10</w:t>
+              <w:t>15</w:t>
             </w:r>
             <w:r>
               <w:fldChar w:fldCharType="end"/>
             </w:r>
           </w:hyperlink>
         </w:p>
-        <w:p>
+        <w:p ns2:paraId="57C09219" ns2:textId="2EC64D74">
           <w:pPr>
             <w:pStyle w:val="TOC2"/>
             <w:tabs>
@@ -1140,14 +1140,14 @@
               <w:rPr>
                 <w:rStyle w:val="Hyperlink"/>
               </w:rPr>
-              <w:t>10</w:t>
+              <w:t>15</w:t>
             </w:r>
             <w:r>
               <w:fldChar w:fldCharType="end"/>
             </w:r>
           </w:hyperlink>
         </w:p>
-        <w:p>
+        <w:p ns2:paraId="3BE9B5CA" ns2:textId="02A40521">
           <w:pPr>
             <w:pStyle w:val="TOC2"/>
             <w:tabs>
@@ -1181,14 +1181,14 @@
               <w:rPr>
                 <w:rStyle w:val="Hyperlink"/>
               </w:rPr>
-              <w:t>11</w:t>
+              <w:t>16</w:t>
             </w:r>
             <w:r>
               <w:fldChar w:fldCharType="end"/>
             </w:r>
           </w:hyperlink>
         </w:p>
-        <w:p>
+        <w:p ns2:paraId="363D6462" ns2:textId="764BAE80">
           <w:pPr>
             <w:pStyle w:val="TOC2"/>
             <w:tabs>
@@ -1222,14 +1222,14 @@
               <w:rPr>
                 <w:rStyle w:val="Hyperlink"/>
               </w:rPr>
-              <w:t>12</w:t>
+              <w:t>17</w:t>
             </w:r>
             <w:r>
               <w:fldChar w:fldCharType="end"/>
             </w:r>
           </w:hyperlink>
         </w:p>
-        <w:p>
+        <w:p ns2:paraId="07A23B26" ns2:textId="3B16C669">
           <w:pPr>
             <w:pStyle w:val="TOC1"/>
             <w:tabs>
@@ -1263,14 +1263,14 @@
               <w:rPr>
                 <w:rStyle w:val="Hyperlink"/>
               </w:rPr>
-              <w:t>13</w:t>
+              <w:t>18</w:t>
             </w:r>
             <w:r>
               <w:fldChar w:fldCharType="end"/>
             </w:r>
           </w:hyperlink>
         </w:p>
-        <w:p>
+        <w:p ns2:paraId="33D566A8" ns2:textId="19D53B4B">
           <w:pPr>
             <w:pStyle w:val="TOC2"/>
             <w:tabs>
@@ -1304,14 +1304,14 @@
               <w:rPr>
                 <w:rStyle w:val="Hyperlink"/>
               </w:rPr>
-              <w:t>13</w:t>
+              <w:t>18</w:t>
             </w:r>
             <w:r>
               <w:fldChar w:fldCharType="end"/>
             </w:r>
           </w:hyperlink>
         </w:p>
-        <w:p>
+        <w:p ns2:paraId="52B50847" ns2:textId="5927A920">
           <w:pPr>
             <w:pStyle w:val="TOC2"/>
             <w:tabs>
@@ -1345,14 +1345,14 @@
               <w:rPr>
                 <w:rStyle w:val="Hyperlink"/>
               </w:rPr>
-              <w:t>14</w:t>
+              <w:t>19</w:t>
             </w:r>
             <w:r>
               <w:fldChar w:fldCharType="end"/>
             </w:r>
           </w:hyperlink>
         </w:p>
-        <w:p>
+        <w:p ns2:paraId="656FA4E1" ns2:textId="35EF6794">
           <w:pPr>
             <w:pStyle w:val="TOC2"/>
             <w:tabs>
@@ -1386,14 +1386,14 @@
               <w:rPr>
                 <w:rStyle w:val="Hyperlink"/>
               </w:rPr>
-              <w:t>14</w:t>
+              <w:t>19</w:t>
             </w:r>
             <w:r>
               <w:fldChar w:fldCharType="end"/>
             </w:r>
           </w:hyperlink>
         </w:p>
-        <w:p>
+        <w:p ns2:paraId="3055E28B" ns2:textId="140FFC9A">
           <w:pPr>
             <w:pStyle w:val="TOC2"/>
             <w:tabs>
@@ -1427,14 +1427,14 @@
               <w:rPr>
                 <w:rStyle w:val="Hyperlink"/>
               </w:rPr>
-              <w:t>17</w:t>
+              <w:t>20</w:t>
             </w:r>
             <w:r>
               <w:fldChar w:fldCharType="end"/>
             </w:r>
           </w:hyperlink>
         </w:p>
-        <w:p>
+        <w:p ns2:paraId="34675EBD" ns2:textId="3BF24CBD">
           <w:pPr>
             <w:pStyle w:val="TOC2"/>
             <w:tabs>
@@ -1468,14 +1468,14 @@
               <w:rPr>
                 <w:rStyle w:val="Hyperlink"/>
               </w:rPr>
-              <w:t>17</w:t>
+              <w:t>20</w:t>
             </w:r>
             <w:r>
               <w:fldChar w:fldCharType="end"/>
             </w:r>
           </w:hyperlink>
         </w:p>
-        <w:p>
+        <w:p ns2:paraId="0FB62700" ns2:textId="2A3B64F0">
           <w:pPr>
             <w:pStyle w:val="TOC1"/>
             <w:tabs>
@@ -1509,14 +1509,14 @@
               <w:rPr>
                 <w:rStyle w:val="Hyperlink"/>
               </w:rPr>
-              <w:t>17</w:t>
+              <w:t>21</w:t>
             </w:r>
             <w:r>
               <w:fldChar w:fldCharType="end"/>
             </w:r>
           </w:hyperlink>
         </w:p>
-        <w:p>
+        <w:p ns2:paraId="06ED381B" ns2:textId="51617C9F">
           <w:pPr>
             <w:pStyle w:val="TOC1"/>
             <w:tabs>
@@ -1550,7 +1550,7 @@
               <w:rPr>
                 <w:rStyle w:val="Hyperlink"/>
               </w:rPr>
-              <w:t>18</w:t>
+              <w:t>22</w:t>
             </w:r>
             <w:r>
               <w:fldChar w:fldCharType="end"/>
@@ -1562,25 +1562,25 @@
         </w:p>
       </w:sdtContent>
     </w:sdt>
-    <w:p>
+    <w:p ns2:paraId="5ED4598F" ns2:textId="268338A1">
       <w:pPr>
         <w:spacing w:after="360"/>
         <w:jc w:val="center"/>
       </w:pPr>
     </w:p>
-    <w:p>
+    <w:p ns2:paraId="6B8A6BAC" ns2:textId="6C5C92AF">
       <w:r>
         <w:br w:type="page"/>
       </w:r>
     </w:p>
-    <w:p>
+    <w:p ns2:paraId="50625A86" ns2:textId="2F8CBDFC">
       <w:pPr>
         <w:pStyle w:val="Normal"/>
         <w:spacing w:after="360"/>
         <w:jc w:val="center"/>
       </w:pPr>
     </w:p>
-    <w:p>
+    <w:p ns2:paraId="6D2BACD1" ns2:textId="77777777">
       <w:pPr>
         <w:pStyle w:val="Ttulo1"/>
         <w:rPr>
@@ -1596,134 +1596,44 @@
       </w:r>
       <w:bookmarkEnd w:id="454701870"/>
     </w:p>
-    <w:p>
-      <w:r>
-        <w:t>Este Trabajo Fin de Grado presenta el diseno e integracion de un sistema para detectar mensajes de phishing y comunicaciones sospechosas procedentes de Telegram. El proyecto se ha planteado desde una perspectiva propia de Ingenieria de Computadores: no se limita a una tarea de clasificacion aislada, sino que organiza un pipeline operativo que cubre ingesta, preprocesado, inferencia, persistencia, exposicion de resultados, monitorizacion y validacion integrada.</w:t>
-      </w:r>
-    </w:p>
-    <w:p>
-      <w:r>
-        <w:t xml:space="preserve">La solucion combina Telethon para la escucha de mensajes, un modelo de lenguaje basado en DistilBERT para la inferencia binaria, MongoDB para la persistencia trazable, FastAPI para la publicacion de resultados y paneles React y Grafana para la explotacion operativa. Sobre esa base, se incorporan medidas de seguridad minima para evitar exposiciones innecesarias: API protegida con </w:t>
-      </w:r>
-      <w:r>
-        <w:rPr>
-          <w:rFonts w:ascii="Consolas" w:hAnsi="Consolas"/>
-          <w:sz w:val="20"/>
-        </w:rPr>
-        <w:t>X-API-Key</w:t>
-      </w:r>
-      <w:r>
-        <w:t>, CORS restringido, Grafana sin acceso anonimo y minimizacion de datos almacenados por defecto.</w:t>
-      </w:r>
-    </w:p>
-    <w:p>
-      <w:r>
-        <w:t xml:space="preserve">Los artefactos de evaluacion se versionan por </w:t>
-      </w:r>
-      <w:r>
-        <w:rPr>
-          <w:rFonts w:ascii="Consolas" w:hAnsi="Consolas"/>
-          <w:sz w:val="20"/>
-        </w:rPr>
-        <w:t>run_id</w:t>
-      </w:r>
-      <w:r>
-        <w:t xml:space="preserve">, lo que permite relacionar de forma coherente metricas, predicciones, matriz de confusion y evidencias de validacion con una ejecucion concreta. En la evaluacion offline del sistema, realizada sobre 100 muestras balanceadas, se obtuvo </w:t>
-      </w:r>
-      <w:r>
-        <w:rPr>
-          <w:rFonts w:ascii="Consolas" w:hAnsi="Consolas"/>
-          <w:sz w:val="20"/>
-        </w:rPr>
-        <w:t>accuracy=0.63</w:t>
-      </w:r>
-      <w:r>
-        <w:t xml:space="preserve">, </w:t>
-      </w:r>
-      <w:r>
-        <w:rPr>
-          <w:rFonts w:ascii="Consolas" w:hAnsi="Consolas"/>
-          <w:sz w:val="20"/>
-        </w:rPr>
-        <w:t>precision_pos=0.5823</w:t>
-      </w:r>
-      <w:r>
-        <w:t xml:space="preserve">, </w:t>
-      </w:r>
-      <w:r>
-        <w:rPr>
-          <w:rFonts w:ascii="Consolas" w:hAnsi="Consolas"/>
-          <w:sz w:val="20"/>
-        </w:rPr>
-        <w:t>recall_pos=0.92</w:t>
-      </w:r>
-      <w:r>
-        <w:t xml:space="preserve">, </w:t>
-      </w:r>
-      <w:r>
-        <w:rPr>
-          <w:rFonts w:ascii="Consolas" w:hAnsi="Consolas"/>
-          <w:sz w:val="20"/>
-        </w:rPr>
-        <w:t>f1_pos=0.7132</w:t>
-      </w:r>
-      <w:r>
-        <w:t xml:space="preserve">, </w:t>
-      </w:r>
-      <w:r>
-        <w:rPr>
-          <w:rFonts w:ascii="Consolas" w:hAnsi="Consolas"/>
-          <w:sz w:val="20"/>
-        </w:rPr>
-        <w:t>roc_auc=0.8684</w:t>
-      </w:r>
-      <w:r>
-        <w:t xml:space="preserve"> y </w:t>
-      </w:r>
-      <w:r>
-        <w:rPr>
-          <w:rFonts w:ascii="Consolas" w:hAnsi="Consolas"/>
-          <w:sz w:val="20"/>
-        </w:rPr>
-        <w:t>average_precision=0.8951</w:t>
-      </w:r>
-      <w:r>
-        <w:t xml:space="preserve">, manteniendo </w:t>
-      </w:r>
-      <w:r>
-        <w:rPr>
-          <w:rFonts w:ascii="Consolas" w:hAnsi="Consolas"/>
-          <w:sz w:val="20"/>
-        </w:rPr>
-        <w:t>THRESHOLD=0.05</w:t>
-      </w:r>
-      <w:r>
-        <w:t xml:space="preserve"> para priorizar deteccion temprana.</w:t>
+    <w:p ns2:paraId="7479BF7A" ns2:textId="77777777">
+      <w:r>
+        <w:t>Este Trabajo Fin de Grado presenta el diseno e integracion de un sistema desacoplado para detectar mensajes de phishing y comunicaciones sospechosas procedentes de Telegram. El proyecto se aborda desde Ingenieria de Computadores como un pipeline operativo completo, en el que la captura, la cola de mensajeria, la inferencia, la persistencia, la API y la observabilidad forman una misma cadena tecnica.</w:t>
+      </w:r>
+    </w:p>
+    <w:p ns2:paraId="4219FEBF" ns2:textId="77777777">
+      <w:r>
+        <w:t>La solucion combina Telethon para la escucha de mensajes, RabbitMQ para desacoplar la ingesta, un worker de inferencia basado en DistilBERT, MongoDB para la persistencia trazable, FastAPI como contrato de consulta, un dashboard React para revision funcional y Prometheus con Grafana para observabilidad en tiempo real.</w:t>
+      </w:r>
+    </w:p>
+    <w:p ns2:paraId="3E6D24C7" ns2:textId="77777777">
+      <w:r>
+        <w:t>Los artefactos de evaluacion se versionan por run_id y los benchmarks por benchmark_id, lo que permite relacionar metricas, predicciones, matriz de confusion, evidencias de validacion y pruebas de carga con una ejecucion concreta. En la evaluacion offline de referencia se obtuvo accuracy = 0.63, precision_pos = 0.5823, recall_pos = 0.92, f1_pos = 0.7132 y, en el benchmark controlado mas exigente, el sistema mantuvo 19.08 mensajes/s reales con una latencia media E2E de 52.4 ms y p95 de 66.06 ms.</w:t>
       </w:r>
     </w:p>
     <w:p>
       <w:pPr/>
       <w:r>
-        <w:t>Lo mas valioso del proyecto, visto desde Ingenieria de Computadores, es que cada fase del ciclo de vida del mensaje queda conectada con la siguiente. La entrada en Telegram, la gestion de sesion, la normalizacion, la inferencia, la escritura en MongoDB, la exposicion por API y la observabilidad en Grafana no aparecen como piezas sueltas, sino como un recorrido continuo que puede ejecutarse, auditarse y mantenerse sobre una infraestructura concreta.</w:t>
+        <w:t>Lo mas valioso del proyecto, visto desde Ingenieria de Computadores, es que cada fase del ciclo de vida del mensaje queda conectada con la siguiente y, ademas, queda medida. La entrada en Telegram, la publicacion en cola, el consumo por el worker, la escritura en MongoDB, la exposicion por API y la monitorizacion en Prometheus/Grafana generan evidencia tecnica util para auditar latencias, uso de recursos y capacidad del pipeline.</w:t>
       </w:r>
     </w:p>
     <w:p>
       <w:pPr/>
       <w:r>
-        <w:t>Aunque el entrenamiento del modelo no constituye el eje principal de esta memoria, tampoco se ha tratado la IA como una caja negra tomada al azar. El sistema se apoya en un modelo derivado de distilbert-base-uncased, con metadatos de entrenamiento documentados, checkpoints conservados y un pipeline previo de preparacion de datasets que combina fuentes de referencia como malicious_phish.csv, phishing.csv y spam.csv antes de generar los conjuntos equilibrados utilizados en la experimentacion.</w:t>
-      </w:r>
-    </w:p>
-    <w:p>
-      <w:r>
-        <w:t>La principal aportacion del trabajo no es solo el modelo, sino la integracion de componentes en un flujo trazable y defendible, orientado a un escenario realista de operacion y pensado para poder desplegarse, mantenerse y auditarse como un sistema tecnico coherente.</w:t>
-      </w:r>
-    </w:p>
-    <w:p>
-      <w:r>
-        <w:t>Palabras clave: Telegram, phishing, ciberseguridad, pipeline, FastAPI, MongoDB, Grafana, trazabilidad, DistilBERT.</w:t>
-      </w:r>
-    </w:p>
-    <w:p>
+        <w:t>Aunque el entrenamiento del modelo no constituye el eje principal de esta memoria, tampoco se ha tratado la IA como una caja negra tomada al azar. El sistema se apoya en un modelo derivado de distilbert-base-uncased con metadatos de entrenamiento documentados, checkpoints conservados y una ruta de carga preparada para funcionar tanto con artefactos locales como con el repositorio versionado del proyecto.</w:t>
+      </w:r>
+    </w:p>
+    <w:p ns2:paraId="0AD4C246" ns2:textId="77777777">
+      <w:r>
+        <w:t>La principal aportacion del trabajo no es solo el clasificador, sino la integracion de productor, cola, worker, persistencia, API y observabilidad en un flujo trazable y defendible, orientado a un escenario realista de operacion y pensado para absorber picos de carga y facilitar el mantenimiento.</w:t>
+      </w:r>
+    </w:p>
+    <w:p ns2:paraId="12B8AB62" ns2:textId="77777777">
+      <w:r>
+        <w:t>Palabras clave: Telegram, phishing, RabbitMQ, Prometheus, FastAPI, MongoDB, observabilidad, pipeline, DistilBERT.</w:t>
+      </w:r>
+    </w:p>
+    <w:p ns2:paraId="4286205F" ns2:textId="77777777">
       <w:pPr>
         <w:pStyle w:val="Ttulo1"/>
         <w:rPr>
@@ -1745,7 +1655,7 @@
       </w:r>
       <w:bookmarkEnd w:id="1815361259"/>
     </w:p>
-    <w:p>
+    <w:p ns2:paraId="0D255558" ns2:textId="77777777">
       <w:pPr>
         <w:pStyle w:val="Ttulo2"/>
         <w:rPr>
@@ -1767,17 +1677,17 @@
       </w:r>
       <w:bookmarkEnd w:id="471783238"/>
     </w:p>
-    <w:p>
+    <w:p ns2:paraId="426A00ED" ns2:textId="77777777">
       <w:r>
         <w:t>Telegram se ha convertido en un entorno de interes para la ciberseguridad por dos motivos complementarios. Por un lado, es una plataforma ampliamente utilizada para comunicacion legitima, coordinacion y difusion rapida de mensajes. Por otro, sus canales, grupos y dinamica de propagacion facilitan tambien la distribucion de enlaces fraudulentos, senuelos de phishing, credenciales comprometidas o conversaciones relevantes para la inteligencia de amenazas (Europol, 2022; Guo et al., 2024).</w:t>
       </w:r>
     </w:p>
-    <w:p>
+    <w:p ns2:paraId="42E88337" ns2:textId="77777777">
       <w:r>
         <w:t>Desde una perspectiva operacional, el problema no consiste solo en clasificar texto. El reto real es construir un sistema capaz de recibir mensajes en tiempo casi real, tratarlos de manera consistente, decidir con que evidencia se almacenan, exponer resultados a otros componentes y mantener observabilidad suficiente para su revision posterior. Esa naturaleza integrada hace que el proyecto encaje especialmente bien en Ingenieria de Computadores.</w:t>
       </w:r>
     </w:p>
-    <w:p>
+    <w:p ns2:paraId="423BC382" ns2:textId="77777777">
       <w:r>
         <w:t>Ademas, un analisis manual continuo resulta costoso, poco escalable y propenso a errores. En consecuencia, es razonable automatizar la primera clasificacion, siempre que el sistema deje trazabilidad tecnica suficiente para justificar la salida producida y para explicar como se ha llegado a ella.</w:t>
       </w:r>
@@ -1788,7 +1698,7 @@
         <w:t>Esta forma de plantearlo ayuda tambien a diferenciar con claridad este trabajo del futuro TFG de fake news. Mientras aquel puede centrarse con mayor naturalidad en datos, preprocesado, entrenamiento, evaluacion y logica de aplicacion, aqui el peso recae en la arquitectura del pipeline, en la integracion entre modulos y en las decisiones de ejecucion, almacenamiento y observabilidad necesarias para operar el sistema.</w:t>
       </w:r>
     </w:p>
-    <w:p>
+    <w:p ns2:paraId="4FDD17AE" ns2:textId="77777777">
       <w:pPr>
         <w:pStyle w:val="Ttulo2"/>
         <w:rPr>
@@ -1810,30 +1720,86 @@
       </w:r>
       <w:bookmarkEnd w:id="794304331"/>
     </w:p>
-    <w:p>
+    <w:p ns2:paraId="3556482E" ns2:textId="77777777">
       <w:r>
         <w:t>Los objetivos planteados para este trabajo son los siguientes.</w:t>
       </w:r>
     </w:p>
-    <w:p>
+    <w:p ns2:paraId="08DD1EE6" ns2:textId="77777777">
       <w:r>
         <w:t>Objetivo general</w:t>
       </w:r>
     </w:p>
-    <w:p>
-      <w:r>
-        <w:t>Desarrollar un pipeline modular para capturar, procesar y clasificar mensajes de Telegram relacionados con phishing o actividad sospechosa, integrando almacenamiento, publicacion de resultados y monitorizacion tecnica para su uso en un contexto empresarial.</w:t>
+    <w:p ns2:paraId="448B93D7" ns2:textId="77777777">
+      <w:r>
+        <w:t>Desarrollar un pipeline modular para capturar mensajes de Telegram, publicarlos en una cola RabbitMQ, consumirlos desde un worker de inferencia y persistir evidencia tecnica suficiente para consultar, monitorizar y evaluar el sistema de forma reproducible.</w:t>
       </w:r>
     </w:p>
     <w:p>
       <w:pPr/>
       <w:r>
-        <w:t>En esta memoria, ese objetivo se entiende ademas como el diseno de un sistema desplegable y auditable. Por eso, ademas del resultado de clasificacion, resulta importante explicar como se autentica la fuente, como se encadena cada componente, que evidencias se persisten y como se supervisa el comportamiento del conjunto.</w:t>
+        <w:t>En esta memoria, ese objetivo se entiende ademas como el diseno de un sistema desplegable, auditable y medible. Por eso, ademas del resultado de clasificacion, resulta importante justificar como se desacoplan los componentes, como se observan las latencias por etapa y como se valida el comportamiento con benchmark y pruebas.</w:t>
+      </w:r>
+    </w:p>
+    <w:p ns2:paraId="1E04157D" ns2:textId="77777777">
+      <w:r>
+        <w:t>Objetivos especificos</w:t>
+      </w:r>
+    </w:p>
+    <w:p ns2:paraId="390D0039" ns2:textId="77777777">
+      <w:pPr>
+        <w:pStyle w:val="Listaconnmeros"/>
+      </w:pPr>
+      <w:r>
+        <w:t>Implementar la ingesta automatica de mensajes desde Telegram y desacoplarla mediante una cola RabbitMQ.</w:t>
+      </w:r>
+    </w:p>
+    <w:p ns2:paraId="6EC47170" ns2:textId="77777777">
+      <w:pPr>
+        <w:pStyle w:val="Listaconnmeros"/>
+      </w:pPr>
+      <w:r>
+        <w:t>Integrar un worker de preprocesado e inferencia con un modelo binario entrenado previamente.</w:t>
+      </w:r>
+    </w:p>
+    <w:p ns2:paraId="4A2C0DA8" ns2:textId="77777777">
+      <w:pPr>
+        <w:pStyle w:val="Listaconnmeros"/>
+      </w:pPr>
+      <w:r>
+        <w:t>Persistir evidencia tecnica suficiente en MongoDB, incluyendo latencias por etapa y snapshots de recursos, sin almacenar por defecto mas datos sensibles de los estrictamente necesarios.</w:t>
+      </w:r>
+    </w:p>
+    <w:p ns2:paraId="2BC12EED" ns2:textId="77777777">
+      <w:pPr>
+        <w:pStyle w:val="Listaconnmeros"/>
+      </w:pPr>
+      <w:r>
+        <w:t>Versionar los artefactos de evaluacion y benchmark por run_id y benchmark_id para mantener coherencia entre ejecuciones, metricas y endpoints.</w:t>
+      </w:r>
+    </w:p>
+    <w:p ns2:paraId="3FD8452D" ns2:textId="77777777">
+      <w:pPr>
+        <w:pStyle w:val="Listaconnmeros"/>
+      </w:pPr>
+      <w:r>
+        <w:t>Exponer resultados mediante una API reutilizable, metricas Prometheus y visualizaciones en React y Grafana.</w:t>
+      </w:r>
+    </w:p>
+    <w:p ns2:paraId="28208E3A" ns2:textId="77777777">
+      <w:pPr>
+        <w:pStyle w:val="Listaconnmeros"/>
+      </w:pPr>
+      <w:r>
+        <w:t>Validar el sistema con pruebas de API, benchmark controlado y casos simulados de integracion.</w:t>
       </w:r>
     </w:p>
     <w:p>
-      <w:r>
-        <w:t>Objetivos especificos</w:t>
+      <w:pPr>
+        <w:pStyle w:val="Listaconnmeros"/>
+      </w:pPr>
+      <w:r>
+        <w:t>Definir una topologia de ejecucion reproducible mediante contenedores y perfiles de despliegue, separando productor, cola, worker, API y observabilidad.</w:t>
       </w:r>
     </w:p>
     <w:p>
@@ -1841,76 +1807,10 @@
         <w:pStyle w:val="Listaconnmeros"/>
       </w:pPr>
       <w:r>
-        <w:t>Implementar la ingesta automatica de mensajes desde Telegram mediante su API.</w:t>
-      </w:r>
-    </w:p>
-    <w:p>
-      <w:pPr>
-        <w:pStyle w:val="Listaconnmeros"/>
-      </w:pPr>
-      <w:r>
-        <w:t>Integrar un flujo de preprocesado e inferencia con un modelo binario entrenado previamente.</w:t>
-      </w:r>
-    </w:p>
-    <w:p>
-      <w:pPr>
-        <w:pStyle w:val="Listaconnmeros"/>
-      </w:pPr>
-      <w:r>
-        <w:t>Persistir evidencia tecnica suficiente en MongoDB sin almacenar por defecto mas datos sensibles de los estrictamente necesarios.</w:t>
-      </w:r>
-    </w:p>
-    <w:p>
-      <w:pPr>
-        <w:pStyle w:val="Listaconnmeros"/>
-      </w:pPr>
-      <w:r>
-        <w:t xml:space="preserve">Versionar los artefactos de evaluacion por </w:t>
-      </w:r>
-      <w:r>
-        <w:rPr>
-          <w:rFonts w:ascii="Consolas" w:hAnsi="Consolas"/>
-          <w:sz w:val="20"/>
-        </w:rPr>
-        <w:t>run_id</w:t>
-      </w:r>
-      <w:r>
-        <w:t xml:space="preserve"> para mantener coherencia entre ejecuciones, metricas y endpoints.</w:t>
-      </w:r>
-    </w:p>
-    <w:p>
-      <w:pPr>
-        <w:pStyle w:val="Listaconnmeros"/>
-      </w:pPr>
-      <w:r>
-        <w:t>Exponer resultados mediante una API reutilizable y visualizarlos en un dashboard web y en Grafana.</w:t>
-      </w:r>
-    </w:p>
-    <w:p>
-      <w:pPr>
-        <w:pStyle w:val="Listaconnmeros"/>
-      </w:pPr>
-      <w:r>
-        <w:t>Validar el sistema con pruebas de API, evaluacion offline y casos simulados de integracion.</w:t>
-      </w:r>
-    </w:p>
-    <w:p>
-      <w:pPr>
-        <w:pStyle w:val="Listaconnmeros"/>
-      </w:pPr>
-      <w:r>
-        <w:t>Definir una topologia de ejecucion reproducible mediante contenedores y servicios desacoplados, separando captura, persistencia, API y observabilidad.</w:t>
-      </w:r>
-    </w:p>
-    <w:p>
-      <w:pPr>
-        <w:pStyle w:val="Listaconnmeros"/>
-      </w:pPr>
-      <w:r>
-        <w:t>Documentar la procedencia del modelo y de los datos de entrenamiento con el suficiente detalle para justificar la integracion de la IA dentro del sistema, sin desplazar el foco principal de la memoria hacia el entrenamiento.</w:t>
-      </w:r>
-    </w:p>
-    <w:p>
+        <w:t>Documentar la procedencia del modelo y las principales decisiones de arquitectura para justificar la integracion de IA, la eleccion de RabbitMQ, MongoDB y Prometheus y el enfoque de sistemas adoptado.</w:t>
+      </w:r>
+    </w:p>
+    <w:p ns2:paraId="3D460F60" ns2:textId="77777777">
       <w:pPr>
         <w:pStyle w:val="Ttulo2"/>
         <w:rPr>
@@ -1944,12 +1844,12 @@
       </w:r>
       <w:bookmarkEnd w:id="344275879"/>
     </w:p>
-    <w:p>
-      <w:r>
-        <w:t>La memoria se organiza en seis bloques. En primer lugar se presenta el contexto del problema y la justificacion tecnica del enfoque adoptado. A continuacion se describe la metodologia, la arquitectura y los requisitos. Despues se detalla el desarrollo del pipeline, la integracion entre componentes y las decisiones de almacenamiento y seguridad. Finalmente se analizan los resultados, las limitaciones detectadas y las conclusiones del trabajo.</w:t>
-      </w:r>
-    </w:p>
-    <w:p>
+    <w:p ns2:paraId="7ACE7D17" ns2:textId="77777777">
+      <w:r>
+        <w:t>La memoria se organiza en seis bloques. En primer lugar se presenta el contexto del problema y la justificacion tecnica del enfoque adoptado. A continuacion se describen la metodologia, los requisitos y la arquitectura desacoplada. Despues se detalla la integracion del productor, la cola, el worker, la API y la observabilidad. Finalmente se analizan los resultados offline y del benchmark, y se cierran las conclusiones y lineas futuras.</w:t>
+      </w:r>
+    </w:p>
+    <w:p ns2:paraId="34B1A8E8" ns2:textId="77777777">
       <w:pPr>
         <w:pStyle w:val="Ttulo1"/>
         <w:rPr>
@@ -1971,7 +1871,7 @@
       </w:r>
       <w:bookmarkEnd w:id="1874799029"/>
     </w:p>
-    <w:p>
+    <w:p ns2:paraId="3E8E2F61" ns2:textId="77777777">
       <w:pPr>
         <w:pStyle w:val="Ttulo2"/>
         <w:rPr>
@@ -2041,17 +1941,17 @@
       </w:r>
       <w:bookmarkEnd w:id="1626228035"/>
     </w:p>
-    <w:p>
+    <w:p ns2:paraId="7A7D2DFD" ns2:textId="77777777">
       <w:r>
         <w:t>La literatura reciente y los informes del sector coinciden en que Telegram se ha consolidado como una fuente dual: sirve tanto para comunicaciones legitimas como para actividades ilicitas y de coordinacion criminal (Europol, 2022; Guo et al., 2024). Esa dualidad lo convierte en un espacio util para la inteligencia temprana en ciberseguridad.</w:t>
       </w:r>
     </w:p>
-    <w:p>
+    <w:p ns2:paraId="6FBF824B" ns2:textId="77777777">
       <w:r>
         <w:t>Para una empresa, esto tiene una consecuencia clara: conviene disponer de mecanismos que permitan observar, filtrar y priorizar mensajes potencialmente peligrosos sin depender exclusivamente de la revision manual. De forma particular, el phishing sigue siendo una de las amenazas mas frecuentes y mas efectivas, por lo que detectar indicadores tempranos en mensajes o enlaces compartidos puede reducir el tiempo de reaccion.</w:t>
       </w:r>
     </w:p>
-    <w:p>
+    <w:p ns2:paraId="2F3BBF3C" ns2:textId="77777777">
       <w:pPr>
         <w:pStyle w:val="Ttulo2"/>
         <w:rPr>
@@ -2097,12 +1997,12 @@
       </w:r>
       <w:bookmarkEnd w:id="1834437056"/>
     </w:p>
-    <w:p>
+    <w:p ns2:paraId="4BE93687" ns2:textId="77777777">
       <w:r>
         <w:t>En este trabajo no basta con responder si un mensaje parece benigno o sospechoso. La pregunta relevante es mas amplia:</w:t>
       </w:r>
     </w:p>
-    <w:p>
+    <w:p ns2:paraId="6D66A56B" ns2:textId="77777777">
       <w:pPr>
         <w:pStyle w:val="Listaconvietas"/>
       </w:pPr>
@@ -2110,7 +2010,7 @@
         <w:t>como llega el mensaje al sistema;</w:t>
       </w:r>
     </w:p>
-    <w:p>
+    <w:p ns2:paraId="35506938" ns2:textId="77777777">
       <w:pPr>
         <w:pStyle w:val="Listaconvietas"/>
       </w:pPr>
@@ -2118,7 +2018,7 @@
         <w:t>como se procesa y clasifica;</w:t>
       </w:r>
     </w:p>
-    <w:p>
+    <w:p ns2:paraId="43A20D30" ns2:textId="77777777">
       <w:pPr>
         <w:pStyle w:val="Listaconvietas"/>
       </w:pPr>
@@ -2126,7 +2026,7 @@
         <w:t>que datos se conservan;</w:t>
       </w:r>
     </w:p>
-    <w:p>
+    <w:p ns2:paraId="03F2F59C" ns2:textId="77777777">
       <w:pPr>
         <w:pStyle w:val="Listaconvietas"/>
       </w:pPr>
@@ -2134,7 +2034,7 @@
         <w:t>como se audita la ejecucion;</w:t>
       </w:r>
     </w:p>
-    <w:p>
+    <w:p ns2:paraId="6CE66D52" ns2:textId="77777777">
       <w:pPr>
         <w:pStyle w:val="Listaconvietas"/>
       </w:pPr>
@@ -2142,7 +2042,7 @@
         <w:t>como se consumen los resultados desde otros componentes.</w:t>
       </w:r>
     </w:p>
-    <w:p>
+    <w:p ns2:paraId="535430F9" ns2:textId="77777777">
       <w:r>
         <w:t>Estas preguntas obligan a pensar el problema como un pipeline de sistemas. Por eso, el proyecto no se ha orientado solo a la mejora de un clasificador, sino al ensamblaje de varios modulos coordinados que permitan desplegar la solucion, validarla y operarla.</w:t>
       </w:r>
@@ -2159,7 +2059,7 @@
         <w:t>Precisamente por eso este TFG encaja mejor en Ingenieria de Computadores. El interes academico no se agota en la calidad del clasificador, sino en la capacidad de integrar comunicaciones, almacenamiento, servicios, observabilidad y controles minimos de seguridad en un sistema coherente.</w:t>
       </w:r>
     </w:p>
-    <w:p>
+    <w:p ns2:paraId="02452936" ns2:textId="77777777">
       <w:pPr>
         <w:pStyle w:val="Ttulo2"/>
         <w:rPr>
@@ -2205,52 +2105,52 @@
       </w:r>
       <w:bookmarkEnd w:id="811637952"/>
     </w:p>
-    <w:p>
+    <w:p ns2:paraId="698CE563" ns2:textId="77777777">
       <w:r>
         <w:t>Existen soluciones comerciales y academicas para monitorizar fuentes abiertas, orquestar indicadores o aplicar modelos de lenguaje a ciberseguridad. Sin embargo, muchas de esas soluciones son generalistas, costosas o estan poco centradas en una integracion ligera y modular sobre Telegram. El hueco que cubre este TFG consiste en demostrar una arquitectura defendible, con tecnologias accesibles y con especial atencion a:</w:t>
       </w:r>
     </w:p>
-    <w:p>
+    <w:p ns2:paraId="62CC4CB1" ns2:textId="77777777">
       <w:pPr>
         <w:pStyle w:val="Listaconvietas"/>
       </w:pPr>
       <w:r>
-        <w:t>portabilidad mediante Docker;</w:t>
-      </w:r>
-    </w:p>
-    <w:p>
+        <w:t>desacoplamiento ligero de la ingesta mediante RabbitMQ;</w:t>
+      </w:r>
+    </w:p>
+    <w:p ns2:paraId="242A6C39" ns2:textId="77777777">
       <w:pPr>
         <w:pStyle w:val="Listaconvietas"/>
       </w:pPr>
       <w:r>
-        <w:t>almacenamiento flexible en MongoDB;</w:t>
-      </w:r>
-    </w:p>
-    <w:p>
+        <w:t>almacenamiento operativo flexible en MongoDB;</w:t>
+      </w:r>
+    </w:p>
+    <w:p ns2:paraId="46C17419" ns2:textId="77777777">
       <w:pPr>
         <w:pStyle w:val="Listaconvietas"/>
       </w:pPr>
       <w:r>
-        <w:t>interfaz de consulta basada en API;</w:t>
-      </w:r>
-    </w:p>
-    <w:p>
+        <w:t>contrato de consulta y explotacion mediante API;</w:t>
+      </w:r>
+    </w:p>
+    <w:p ns2:paraId="07E62C62" ns2:textId="77777777">
       <w:pPr>
         <w:pStyle w:val="Listaconvietas"/>
       </w:pPr>
       <w:r>
-        <w:t>capa ligera de visualizacion;</w:t>
-      </w:r>
-    </w:p>
-    <w:p>
+        <w:t>observabilidad con Prometheus y Grafana;</w:t>
+      </w:r>
+    </w:p>
+    <w:p ns2:paraId="65774BBB" ns2:textId="77777777">
       <w:pPr>
         <w:pStyle w:val="Listaconvietas"/>
       </w:pPr>
       <w:r>
-        <w:t>trazabilidad por ejecucion.</w:t>
-      </w:r>
-    </w:p>
-    <w:p>
+        <w:t>trazabilidad por ejecucion y benchmark.</w:t>
+      </w:r>
+    </w:p>
+    <w:p ns2:paraId="0683CEF1" ns2:textId="77777777">
       <w:pPr>
         <w:pStyle w:val="Ttulo2"/>
         <w:rPr>
@@ -2290,20 +2190,20 @@
       </w:r>
       <w:bookmarkEnd w:id="1896454860"/>
     </w:p>
-    <w:p>
+    <w:p ns2:paraId="7B41627B" ns2:textId="77777777">
       <w:r>
         <w:t>La revision de tutoria obligo a reforzar el sistema en un aspecto importante: la explotacion minima segura. A partir de esa revision se fijaron cinco criterios:</w:t>
       </w:r>
     </w:p>
-    <w:p>
+    <w:p ns2:paraId="5D1C6B25" ns2:textId="77777777">
       <w:pPr>
         <w:pStyle w:val="Listaconnmeros"/>
       </w:pPr>
       <w:r>
-        <w:t>no publicar MongoDB al exterior por defecto;</w:t>
-      </w:r>
-    </w:p>
-    <w:p>
+        <w:t>no exponer MongoDB ni la cola RabbitMQ fuera del entorno local salvo puertos controlados de demo;</w:t>
+      </w:r>
+    </w:p>
+    <w:p ns2:paraId="1CC4688B" ns2:textId="77777777">
       <w:pPr>
         <w:pStyle w:val="Listaconnmeros"/>
       </w:pPr>
@@ -2311,7 +2211,7 @@
         <w:t>exigir autenticacion simple en la API;</w:t>
       </w:r>
     </w:p>
-    <w:p>
+    <w:p ns2:paraId="353A7C35" ns2:textId="77777777">
       <w:pPr>
         <w:pStyle w:val="Listaconnmeros"/>
       </w:pPr>
@@ -2319,7 +2219,7 @@
         <w:t>desactivar acceso anonimo en Grafana;</w:t>
       </w:r>
     </w:p>
-    <w:p>
+    <w:p ns2:paraId="18E675B8" ns2:textId="77777777">
       <w:pPr>
         <w:pStyle w:val="Listaconnmeros"/>
       </w:pPr>
@@ -2327,7 +2227,7 @@
         <w:t>restringir CORS a origenes concretos;</w:t>
       </w:r>
     </w:p>
-    <w:p>
+    <w:p ns2:paraId="4497DB70" ns2:textId="77777777">
       <w:pPr>
         <w:pStyle w:val="Listaconnmeros"/>
       </w:pPr>
@@ -2335,12 +2235,12 @@
         <w:t>minimizar los datos personales o textuales persistidos en MongoDB.</w:t>
       </w:r>
     </w:p>
-    <w:p>
-      <w:r>
-        <w:t>Este conjunto de decisiones no convierte el sistema en una plataforma final de produccion, pero si lo hace mas coherente y defendible desde el punto de vista tecnico.</w:t>
-      </w:r>
-    </w:p>
-    <w:p>
+    <w:p ns2:paraId="4E4B3C45" ns2:textId="77777777">
+      <w:r>
+        <w:t>Este conjunto de decisiones no convierte el sistema en una plataforma final de produccion, pero si lo hace mas coherente y defendible desde el punto de vista tecnico. En particular, la consola de RabbitMQ queda como herramienta de demostracion y no como superficie abierta por defecto.</w:t>
+      </w:r>
+    </w:p>
+    <w:p ns2:paraId="7604F394" ns2:textId="77777777">
       <w:pPr>
         <w:pStyle w:val="Ttulo1"/>
         <w:rPr>
@@ -2386,7 +2286,7 @@
       </w:r>
       <w:bookmarkEnd w:id="528349651"/>
     </w:p>
-    <w:p>
+    <w:p ns2:paraId="139144F0" ns2:textId="77777777">
       <w:pPr>
         <w:pStyle w:val="Ttulo2"/>
         <w:rPr>
@@ -2420,12 +2320,12 @@
       </w:r>
       <w:bookmarkEnd w:id="267593355"/>
     </w:p>
-    <w:p>
-      <w:r>
-        <w:t>El proyecto se ha desarrollado con una metodologia incremental. Primero se construyo el nucleo minimo funcional de captura, inferencia y almacenamiento. Posteriormente se anadieron la evaluacion offline, la API, el dashboard React, los paneles de Grafana y, por ultimo, los mecanismos de validacion y endurecimiento minimo. Esta forma de trabajo ha permitido mantener un MVP operativo en todo momento e ir reforzando sus puntos debiles detectados durante la tutoria.</w:t>
-      </w:r>
-    </w:p>
-    <w:p>
+    <w:p ns2:paraId="6D9568EB" ns2:textId="77777777">
+      <w:r>
+        <w:t>El proyecto se ha desarrollado con una metodologia incremental. Primero se construyo un nucleo funcional de captura, inferencia y almacenamiento. Posteriormente se reorganizo en torno a artefactos versionados por run_id. Finalmente, a partir de la tutoria, se introdujeron RabbitMQ para desacoplar ingesta e inferencia, Prometheus para observabilidad real y un benchmark controlado para estudiar latencia, throughput y consumo de recursos.</w:t>
+      </w:r>
+    </w:p>
+    <w:p ns2:paraId="4BAD7F56" ns2:textId="77777777">
       <w:pPr>
         <w:pStyle w:val="Ttulo2"/>
         <w:rPr>
@@ -2469,18 +2369,44 @@
         <w:gridCol w:w="4697"/>
         <w:gridCol w:w="4699"/>
       </w:tblGrid>
-      <w:tr>
+      <w:tr ns2:paraId="468AA8C4" ns2:textId="77777777">
+        <w:tc>
+          <w:tcPr>
+            <w:tcW w:w="4703" w:type="dxa"/>
+          </w:tcPr>
+          <w:p ns2:paraId="0771A9C0" ns2:textId="77777777">
+            <w:r>
+              <w:rPr>
+                <w:b/>
+                <w:sz w:val="22"/>
+              </w:rPr>
+              <w:t>Codigo</w:t>
+            </w:r>
+          </w:p>
+        </w:tc>
+        <w:tc>
+          <w:tcPr>
+            <w:tcW w:w="4703" w:type="dxa"/>
+          </w:tcPr>
+          <w:p ns2:paraId="76C943B1" ns2:textId="77777777">
+            <w:r>
+              <w:rPr>
+                <w:b/>
+                <w:sz w:val="22"/>
+              </w:rPr>
+              <w:t>Requisito</w:t>
+            </w:r>
+          </w:p>
+        </w:tc>
+      </w:tr>
+      <w:tr ns2:paraId="3B9222A9" ns2:textId="77777777">
         <w:tc>
           <w:tcPr>
             <w:tcW w:w="4703" w:type="dxa"/>
           </w:tcPr>
           <w:p>
             <w:r>
-              <w:rPr>
-                <w:b/>
-                <w:sz w:val="22"/>
-              </w:rPr>
-              <w:t>Codigo</w:t>
+              <w:t>RF-1</w:t>
             </w:r>
           </w:p>
         </w:tc>
@@ -2490,23 +2416,19 @@
           </w:tcPr>
           <w:p>
             <w:r>
-              <w:rPr>
-                <w:b/>
-                <w:sz w:val="22"/>
-              </w:rPr>
-              <w:t>Requisito</w:t>
+              <w:t>Capturar mensajes de Telegram y publicarlos en RabbitMQ mediante un productor desacoplado.</w:t>
             </w:r>
           </w:p>
         </w:tc>
       </w:tr>
-      <w:tr>
+      <w:tr ns2:paraId="7DD485B4" ns2:textId="77777777">
         <w:tc>
           <w:tcPr>
             <w:tcW w:w="4703" w:type="dxa"/>
           </w:tcPr>
           <w:p>
             <w:r>
-              <w:t>RF-1</w:t>
+              <w:t>RF-2</w:t>
             </w:r>
           </w:p>
         </w:tc>
@@ -2516,19 +2438,19 @@
           </w:tcPr>
           <w:p>
             <w:r>
-              <w:t>Capturar mensajes de Telegram en tiempo real mediante Telethon.</w:t>
+              <w:t>Consumir la cola, preprocesar el texto y ejecutar inferencia binaria con un worker especializado.</w:t>
             </w:r>
           </w:p>
         </w:tc>
       </w:tr>
-      <w:tr>
+      <w:tr ns2:paraId="163A92AD" ns2:textId="77777777">
         <w:tc>
           <w:tcPr>
             <w:tcW w:w="4703" w:type="dxa"/>
           </w:tcPr>
           <w:p>
             <w:r>
-              <w:t>RF-2</w:t>
+              <w:t>RF-3</w:t>
             </w:r>
           </w:p>
         </w:tc>
@@ -2538,19 +2460,19 @@
           </w:tcPr>
           <w:p>
             <w:r>
-              <w:t>Preprocesar el texto y ejecutar inferencia binaria con un modelo transformer.</w:t>
+              <w:t>Guardar una traza tecnica minima y pseudonimizada en MongoDB, incluyendo latencias por etapa y recursos.</w:t>
             </w:r>
           </w:p>
         </w:tc>
       </w:tr>
-      <w:tr>
+      <w:tr ns2:paraId="43F7A0BA" ns2:textId="77777777">
         <w:tc>
           <w:tcPr>
             <w:tcW w:w="4703" w:type="dxa"/>
           </w:tcPr>
           <w:p>
             <w:r>
-              <w:t>RF-3</w:t>
+              <w:t>RF-4</w:t>
             </w:r>
           </w:p>
         </w:tc>
@@ -2560,19 +2482,19 @@
           </w:tcPr>
           <w:p>
             <w:r>
-              <w:t>Guardar una traza tecnica minima y pseudonimizada en MongoDB.</w:t>
+              <w:t>Generar artefactos reproducibles de evaluacion y benchmark por run_id y benchmark_id.</w:t>
             </w:r>
           </w:p>
         </w:tc>
       </w:tr>
-      <w:tr>
+      <w:tr ns2:paraId="613E4DFD" ns2:textId="77777777">
         <w:tc>
           <w:tcPr>
             <w:tcW w:w="4703" w:type="dxa"/>
           </w:tcPr>
           <w:p>
             <w:r>
-              <w:t>RF-4</w:t>
+              <w:t>RF-5</w:t>
             </w:r>
           </w:p>
         </w:tc>
@@ -2582,29 +2504,19 @@
           </w:tcPr>
           <w:p>
             <w:r>
-              <w:t xml:space="preserve">Generar artefactos reproducibles de evaluacion por </w:t>
-            </w:r>
-            <w:r>
-              <w:rPr>
-                <w:rFonts w:ascii="Consolas" w:hAnsi="Consolas"/>
-                <w:sz w:val="20"/>
-              </w:rPr>
-              <w:t>run_id</w:t>
-            </w:r>
-            <w:r>
-              <w:t>.</w:t>
+              <w:t>Publicar resultados mediante API y metricas Prometheus, y visualizarlos en React y Grafana.</w:t>
             </w:r>
           </w:p>
         </w:tc>
       </w:tr>
-      <w:tr>
+      <w:tr ns2:paraId="22D1625C" ns2:textId="77777777">
         <w:tc>
           <w:tcPr>
             <w:tcW w:w="4703" w:type="dxa"/>
           </w:tcPr>
           <w:p>
             <w:r>
-              <w:t>RF-5</w:t>
+              <w:t>RF-6</w:t>
             </w:r>
           </w:p>
         </w:tc>
@@ -2614,35 +2526,13 @@
           </w:tcPr>
           <w:p>
             <w:r>
-              <w:t>Publicar resultados mediante API y visualizarlos en React y Grafana.</w:t>
-            </w:r>
-          </w:p>
-        </w:tc>
-      </w:tr>
-      <w:tr>
-        <w:tc>
-          <w:tcPr>
-            <w:tcW w:w="4703" w:type="dxa"/>
-          </w:tcPr>
-          <w:p>
-            <w:r>
-              <w:t>RF-6</w:t>
-            </w:r>
-          </w:p>
-        </w:tc>
-        <w:tc>
-          <w:tcPr>
-            <w:tcW w:w="4703" w:type="dxa"/>
-          </w:tcPr>
-          <w:p>
-            <w:r>
-              <w:t>Validar el comportamiento con pruebas automatizadas y casos simulados.</w:t>
+              <w:t>Validar el comportamiento con pruebas automatizadas, benchmark y casos simulados.</w:t>
             </w:r>
           </w:p>
         </w:tc>
       </w:tr>
     </w:tbl>
-    <w:p>
+    <w:p ns2:paraId="26A7D643" ns2:textId="77777777">
       <w:pPr>
         <w:pStyle w:val="Ttulo2"/>
         <w:rPr>
@@ -2686,18 +2576,44 @@
         <w:gridCol w:w="4698"/>
         <w:gridCol w:w="4698"/>
       </w:tblGrid>
-      <w:tr>
+      <w:tr ns2:paraId="67CABE32" ns2:textId="77777777">
+        <w:tc>
+          <w:tcPr>
+            <w:tcW w:w="4703" w:type="dxa"/>
+          </w:tcPr>
+          <w:p ns2:paraId="7C07A4F6" ns2:textId="77777777">
+            <w:r>
+              <w:rPr>
+                <w:b/>
+                <w:sz w:val="22"/>
+              </w:rPr>
+              <w:t>Codigo</w:t>
+            </w:r>
+          </w:p>
+        </w:tc>
+        <w:tc>
+          <w:tcPr>
+            <w:tcW w:w="4703" w:type="dxa"/>
+          </w:tcPr>
+          <w:p ns2:paraId="2EC796B8" ns2:textId="77777777">
+            <w:r>
+              <w:rPr>
+                <w:b/>
+                <w:sz w:val="22"/>
+              </w:rPr>
+              <w:t>Requisito</w:t>
+            </w:r>
+          </w:p>
+        </w:tc>
+      </w:tr>
+      <w:tr ns2:paraId="0B230552" ns2:textId="77777777">
         <w:tc>
           <w:tcPr>
             <w:tcW w:w="4703" w:type="dxa"/>
           </w:tcPr>
           <w:p>
             <w:r>
-              <w:rPr>
-                <w:b/>
-                <w:sz w:val="22"/>
-              </w:rPr>
-              <w:t>Codigo</w:t>
+              <w:t>RNF-1</w:t>
             </w:r>
           </w:p>
         </w:tc>
@@ -2707,23 +2623,19 @@
           </w:tcPr>
           <w:p>
             <w:r>
-              <w:rPr>
-                <w:b/>
-                <w:sz w:val="22"/>
-              </w:rPr>
-              <w:t>Requisito</w:t>
+              <w:t>La solucion debe ser modular, desplegable localmente y compatible con ejecucion por perfiles.</w:t>
             </w:r>
           </w:p>
         </w:tc>
       </w:tr>
-      <w:tr>
+      <w:tr ns2:paraId="2C8252FB" ns2:textId="77777777">
         <w:tc>
           <w:tcPr>
             <w:tcW w:w="4703" w:type="dxa"/>
           </w:tcPr>
           <w:p>
             <w:r>
-              <w:t>RNF-1</w:t>
+              <w:t>RNF-2</w:t>
             </w:r>
           </w:p>
         </w:tc>
@@ -2733,19 +2645,19 @@
           </w:tcPr>
           <w:p>
             <w:r>
-              <w:t>La solucion debe ser modular y facil de desplegar localmente.</w:t>
+              <w:t>La ingesta y la inferencia deben poder desacoplarse para absorber picos temporales de carga.</w:t>
             </w:r>
           </w:p>
         </w:tc>
       </w:tr>
-      <w:tr>
+      <w:tr ns2:paraId="2A2C7B68" ns2:textId="77777777">
         <w:tc>
           <w:tcPr>
             <w:tcW w:w="4703" w:type="dxa"/>
           </w:tcPr>
           <w:p>
             <w:r>
-              <w:t>RNF-2</w:t>
+              <w:t>RNF-3</w:t>
             </w:r>
           </w:p>
         </w:tc>
@@ -2755,19 +2667,19 @@
           </w:tcPr>
           <w:p>
             <w:r>
-              <w:t>La evaluacion debe ser reproducible y separable del flujo en tiempo real.</w:t>
+              <w:t>Los resultados deben ser trazables por ejecucion, benchmark y artefacto asociado.</w:t>
             </w:r>
           </w:p>
         </w:tc>
       </w:tr>
-      <w:tr>
+      <w:tr ns2:paraId="7EC644D7" ns2:textId="77777777">
         <w:tc>
           <w:tcPr>
             <w:tcW w:w="4703" w:type="dxa"/>
           </w:tcPr>
           <w:p>
             <w:r>
-              <w:t>RNF-3</w:t>
+              <w:t>RNF-4</w:t>
             </w:r>
           </w:p>
         </w:tc>
@@ -2777,19 +2689,19 @@
           </w:tcPr>
           <w:p>
             <w:r>
-              <w:t>Los resultados deben ser trazables por ejecucion y por artefacto.</w:t>
+              <w:t>La observabilidad debe incluir metricas de latencia, throughput y recursos del proceso.</w:t>
             </w:r>
           </w:p>
         </w:tc>
       </w:tr>
-      <w:tr>
+      <w:tr ns2:paraId="6A911C21" ns2:textId="77777777">
         <w:tc>
           <w:tcPr>
             <w:tcW w:w="4703" w:type="dxa"/>
           </w:tcPr>
           <w:p>
             <w:r>
-              <w:t>RNF-4</w:t>
+              <w:t>RNF-5</w:t>
             </w:r>
           </w:p>
         </w:tc>
@@ -2799,35 +2711,13 @@
           </w:tcPr>
           <w:p>
             <w:r>
-              <w:t>La persistencia por defecto debe reducir la exposicion de datos sensibles.</w:t>
-            </w:r>
-          </w:p>
-        </w:tc>
-      </w:tr>
-      <w:tr>
-        <w:tc>
-          <w:tcPr>
-            <w:tcW w:w="4703" w:type="dxa"/>
-          </w:tcPr>
-          <w:p>
-            <w:r>
-              <w:t>RNF-5</w:t>
-            </w:r>
-          </w:p>
-        </w:tc>
-        <w:tc>
-          <w:tcPr>
-            <w:tcW w:w="4703" w:type="dxa"/>
-          </w:tcPr>
-          <w:p>
-            <w:r>
-              <w:t>La capa de explotacion debe incluir controles minimos de acceso.</w:t>
+              <w:t>La persistencia por defecto debe reducir la exposicion de datos sensibles y mantener controles minimos de acceso.</w:t>
             </w:r>
           </w:p>
         </w:tc>
       </w:tr>
     </w:tbl>
-    <w:p>
+    <w:p ns2:paraId="2B91FFC3" ns2:textId="77777777">
       <w:pPr>
         <w:pStyle w:val="Ttulo2"/>
         <w:rPr>
@@ -2855,52 +2745,52 @@
       </w:r>
       <w:bookmarkEnd w:id="550103818"/>
     </w:p>
-    <w:p>
+    <w:p ns2:paraId="7E01B552" ns2:textId="77777777">
       <w:r>
         <w:t>La arquitectura se organiza en cinco bloques:</w:t>
       </w:r>
     </w:p>
-    <w:p>
+    <w:p ns2:paraId="5BAF3BE8" ns2:textId="77777777">
       <w:pPr>
         <w:pStyle w:val="Listaconnmeros"/>
       </w:pPr>
       <w:r>
-        <w:t>captura de mensajes desde Telegram;</w:t>
-      </w:r>
-    </w:p>
-    <w:p>
+        <w:t>captura de mensajes y publicacion en cola desde Telegram;</w:t>
+      </w:r>
+    </w:p>
+    <w:p ns2:paraId="0AD9BD0B" ns2:textId="77777777">
       <w:pPr>
         <w:pStyle w:val="Listaconnmeros"/>
       </w:pPr>
       <w:r>
-        <w:t>preprocesado e inferencia;</w:t>
-      </w:r>
-    </w:p>
-    <w:p>
+        <w:t>consumo, preprocesado e inferencia en el worker;</w:t>
+      </w:r>
+    </w:p>
+    <w:p ns2:paraId="135D70AA" ns2:textId="77777777">
       <w:pPr>
         <w:pStyle w:val="Listaconnmeros"/>
       </w:pPr>
       <w:r>
-        <w:t>persistencia y versionado de artefactos;</w:t>
-      </w:r>
-    </w:p>
-    <w:p>
+        <w:t>persistencia operativa y versionado de artefactos;</w:t>
+      </w:r>
+    </w:p>
+    <w:p ns2:paraId="392CEEC7" ns2:textId="77777777">
       <w:pPr>
         <w:pStyle w:val="Listaconnmeros"/>
       </w:pPr>
       <w:r>
-        <w:t>publicacion y consulta mediante API;</w:t>
-      </w:r>
-    </w:p>
-    <w:p>
+        <w:t>publicacion y consulta mediante API y dashboard React;</w:t>
+      </w:r>
+    </w:p>
+    <w:p ns2:paraId="6CCB9BAD" ns2:textId="77777777">
       <w:pPr>
         <w:pStyle w:val="Listaconnmeros"/>
       </w:pPr>
       <w:r>
-        <w:t>monitorizacion y visualizacion.</w:t>
-      </w:r>
-    </w:p>
-    <w:p>
+        <w:t>observabilidad y benchmark con Prometheus, Grafana y scripts controlados.</w:t>
+      </w:r>
+    </w:p>
+    <w:p ns2:paraId="0A37501D" ns2:textId="77777777">
       <w:pPr>
         <w:jc w:val="center"/>
       </w:pPr>
@@ -2909,126 +2799,62 @@
           <w:noProof/>
         </w:rPr>
         <w:drawing>
-          <wp:inline distT="0" distB="0" distL="0" distR="0" wp14:anchorId="6FC0E007" wp14:editId="07777777">
-            <wp:extent cx="5580000" cy="2790000"/>
-            <wp:effectExtent l="0" t="0" r="0" b="0"/>
-            <wp:docPr id="1" name="Picture 1"/>
-            <wp:cNvGraphicFramePr>
-              <a:graphicFrameLocks xmlns:a="http://schemas.openxmlformats.org/drawingml/2006/main" noChangeAspect="1"/>
-            </wp:cNvGraphicFramePr>
-            <a:graphic xmlns:a="http://schemas.openxmlformats.org/drawingml/2006/main">
-              <a:graphicData uri="http://schemas.openxmlformats.org/drawingml/2006/picture">
-                <pic:pic xmlns:pic="http://schemas.openxmlformats.org/drawingml/2006/picture">
-                  <pic:nvPicPr>
-                    <pic:cNvPr id="0" name="fig05_arquitectura_sistema.png"/>
-                    <pic:cNvPicPr/>
-                  </pic:nvPicPr>
-                  <pic:blipFill>
-                    <a:blip r:embed="rId9"/>
-                    <a:stretch>
-                      <a:fillRect/>
-                    </a:stretch>
-                  </pic:blipFill>
-                  <pic:spPr>
-                    <a:xfrm>
-                      <a:off x="0" y="0"/>
-                      <a:ext cx="5580000" cy="2790000"/>
-                    </a:xfrm>
-                    <a:prstGeom prst="rect">
-                      <a:avLst/>
-                    </a:prstGeom>
-                  </pic:spPr>
-                </pic:pic>
-              </a:graphicData>
-            </a:graphic>
-          </wp:inline>
+          <ns3:inline distT="0" distB="0" distL="0" distR="0" ns4:anchorId="6FC0E007" ns4:editId="07777777">
+            <ns3:extent cx="5580000" cy="2790000"/>
+            <ns3:effectExtent l="0" t="0" r="0" b="0"/>
+            <ns3:docPr id="1" name="Picture 1"/>
+            <ns3:cNvGraphicFramePr>
+              <ns5:graphicFrameLocks noChangeAspect="1"/>
+            </ns3:cNvGraphicFramePr>
+            <ns5:graphic>
+              <ns5:graphicData uri="http://schemas.openxmlformats.org/drawingml/2006/picture">
+                <ns6:pic>
+                  <ns6:nvPicPr>
+                    <ns6:cNvPr id="0" name="fig05_arquitectura_sistema.png"/>
+                    <ns6:cNvPicPr/>
+                  </ns6:nvPicPr>
+                  <ns6:blipFill>
+                    <ns5:blip ns7:embed="rId9"/>
+                    <ns5:stretch>
+                      <ns5:fillRect/>
+                    </ns5:stretch>
+                  </ns6:blipFill>
+                  <ns6:spPr>
+                    <ns5:xfrm>
+                      <ns5:off x="0" y="0"/>
+                      <ns5:ext cx="5580000" cy="2790000"/>
+                    </ns5:xfrm>
+                    <ns5:prstGeom prst="rect">
+                      <ns5:avLst/>
+                    </ns5:prstGeom>
+                  </ns6:spPr>
+                </ns6:pic>
+              </ns5:graphicData>
+            </ns5:graphic>
+          </ns3:inline>
         </w:drawing>
       </w:r>
     </w:p>
-    <w:p>
+    <w:p ns2:paraId="38F197ED" ns2:textId="77777777">
       <w:pPr>
         <w:jc w:val="center"/>
       </w:pPr>
       <w:r>
-        <w:rPr>
-          <w:i/>
-          <w:sz w:val="22"/>
-        </w:rPr>
-        <w:t>Figura 1. Arquitectura general del sistema con los modulos principales del pipeline.</w:t>
-      </w:r>
-    </w:p>
-    <w:p>
-      <w:r>
-        <w:t xml:space="preserve">En terminos practicos, </w:t>
-      </w:r>
-      <w:r>
-        <w:rPr>
-          <w:rFonts w:ascii="Consolas" w:hAnsi="Consolas"/>
-          <w:sz w:val="20"/>
-        </w:rPr>
-        <w:t>main.py</w:t>
-      </w:r>
-      <w:r>
-        <w:t xml:space="preserve"> representa la capa de entrada operativa; </w:t>
-      </w:r>
-      <w:r>
-        <w:rPr>
-          <w:rFonts w:ascii="Consolas" w:hAnsi="Consolas"/>
-          <w:sz w:val="20"/>
-        </w:rPr>
-        <w:t>evaluate.py</w:t>
-      </w:r>
-      <w:r>
-        <w:t xml:space="preserve"> desacopla la evaluacion reproducible; </w:t>
-      </w:r>
-      <w:r>
-        <w:rPr>
-          <w:rFonts w:ascii="Consolas" w:hAnsi="Consolas"/>
-          <w:sz w:val="20"/>
-        </w:rPr>
-        <w:t>api/</w:t>
-      </w:r>
-      <w:r>
-        <w:t xml:space="preserve"> publica resultados; </w:t>
-      </w:r>
-      <w:r>
-        <w:rPr>
-          <w:rFonts w:ascii="Consolas" w:hAnsi="Consolas"/>
-          <w:sz w:val="20"/>
-        </w:rPr>
-        <w:t>dashboard-react/</w:t>
-      </w:r>
-      <w:r>
-        <w:t xml:space="preserve"> y </w:t>
-      </w:r>
-      <w:r>
-        <w:rPr>
-          <w:rFonts w:ascii="Consolas" w:hAnsi="Consolas"/>
-          <w:sz w:val="20"/>
-        </w:rPr>
-        <w:t>grafana/</w:t>
-      </w:r>
-      <w:r>
-        <w:t xml:space="preserve"> consumen la informacion; y </w:t>
-      </w:r>
-      <w:r>
-        <w:rPr>
-          <w:rFonts w:ascii="Consolas" w:hAnsi="Consolas"/>
-          <w:sz w:val="20"/>
-        </w:rPr>
-        <w:t>scripts/</w:t>
-      </w:r>
-      <w:r>
-        <w:t xml:space="preserve"> automatiza la validacion integrada.</w:t>
+        <w:t>Figura 1. Arquitectura general del sistema con productor, RabbitMQ, worker, MongoDB, API, React y observabilidad.</w:t>
+      </w:r>
+    </w:p>
+    <w:p ns2:paraId="5EF4D554" ns2:textId="77777777">
+      <w:r>
+        <w:t>En terminos practicos, la capa de entrada operativa ya no se limita a un script monolitico. main.py se mantiene como punto de entrada compatible con modos legacy, producer y worker, mientras que producer.py y worker.py separan explicitamente la captura desde Telegram de la inferencia y la persistencia.</w:t>
       </w:r>
     </w:p>
     <w:p>
       <w:pPr/>
       <w:r>
-        <w:t>Si se baja de la arquitectura logica a la infraestructura real del proyecto, esos bloques se corresponden tambien con unidades de ejecucion diferenciadas. El servicio bot se ocupa de la escucha e inferencia online, mongo conserva la traza operativa, api sirve como contrato de acceso a resultados y grafana consume esos datos a traves de la API. El frontend React actua como otra capa de explotacion, mas orientada a la inspeccion funcional, mientras que la evaluacion offline y los scripts de simulacion permiten medir el rendimiento sin depender del trafico real.</w:t>
-      </w:r>
-    </w:p>
-    <w:p>
+        <w:t>Si se baja de la arquitectura logica a la infraestructura real del proyecto, esos bloques se corresponden con servicios diferenciados. El stack base levanta mongo, rabbitmq, worker, api y frontend; el perfil advanced anade el productor real de Telegram y el perfil observability incorpora Prometheus y Grafana. Esta topologia permite desacoplar picos de entrada, medir el comportamiento por etapa y escalar consumidores sin reescribir el resto del pipeline.</w:t>
+      </w:r>
+    </w:p>
+    <w:p ns2:paraId="3B83ABC0" ns2:textId="77777777">
       <w:pPr>
         <w:pStyle w:val="Ttulo2"/>
         <w:rPr>
@@ -3074,64 +2900,64 @@
       </w:r>
       <w:bookmarkEnd w:id="1711575424"/>
     </w:p>
-    <w:p>
+    <w:p ns2:paraId="245CFAE6" ns2:textId="77777777">
       <w:r>
         <w:t>El flujo real que sigue un mensaje es el siguiente:</w:t>
       </w:r>
     </w:p>
-    <w:p>
+    <w:p ns2:paraId="2AD35574" ns2:textId="77777777">
       <w:pPr>
         <w:pStyle w:val="Listaconnmeros"/>
       </w:pPr>
       <w:r>
-        <w:t>Telegram entrega un mensaje al cliente autenticado.</w:t>
-      </w:r>
-    </w:p>
-    <w:p>
+        <w:t>Telegram entrega un mensaje al productor autenticado.</w:t>
+      </w:r>
+    </w:p>
+    <w:p ns2:paraId="488346BA" ns2:textId="77777777">
       <w:pPr>
         <w:pStyle w:val="Listaconnmeros"/>
       </w:pPr>
       <w:r>
-        <w:t>El sistema normaliza el texto y detecta su idioma.</w:t>
-      </w:r>
-    </w:p>
-    <w:p>
+        <w:t>El productor publica un evento ligero en RabbitMQ con la informacion minima necesaria para el procesamiento.</w:t>
+      </w:r>
+    </w:p>
+    <w:p ns2:paraId="5F0DCF7E" ns2:textId="77777777">
       <w:pPr>
         <w:pStyle w:val="Listaconnmeros"/>
       </w:pPr>
       <w:r>
-        <w:t>El modelo calcula la probabilidad de amenaza y decide la clase final segun un umbral configurable.</w:t>
-      </w:r>
-    </w:p>
-    <w:p>
+        <w:t>El worker consume la cola, normaliza el texto, ejecuta la inferencia y decide la clase final segun un umbral configurable.</w:t>
+      </w:r>
+    </w:p>
+    <w:p ns2:paraId="06BA22AF" ns2:textId="77777777">
       <w:pPr>
         <w:pStyle w:val="Listaconnmeros"/>
       </w:pPr>
       <w:r>
-        <w:t>Se genera una traza con identificadores pseudonimizados, hash del mensaje, score, latencia y metadatos del modelo.</w:t>
-      </w:r>
-    </w:p>
-    <w:p>
+        <w:t>Se genera una traza con identificadores pseudonimizados, hash del mensaje, latencias por etapa, snapshots de recursos y metadatos del modelo.</w:t>
+      </w:r>
+    </w:p>
+    <w:p ns2:paraId="5375923B" ns2:textId="77777777">
       <w:pPr>
         <w:pStyle w:val="Listaconnmeros"/>
       </w:pPr>
       <w:r>
-        <w:t>La informacion queda disponible para consulta, auditoria y visualizacion.</w:t>
+        <w:t>La informacion queda disponible para persistencia, consulta por API, scraping de Prometheus y visualizacion operativa.</w:t>
       </w:r>
     </w:p>
     <w:p>
       <w:pPr/>
       <w:r>
-        <w:t>En la practica, este recorrido se convierte en una cadena de transformaciones muy concreta. main.py valida primero las variables TELEGRAM_API_ID, TELEGRAM_API_HASH y TELEGRAM_PHONE, construye la sesion de Telethon y espera eventos entrantes. Cuando llega un mensaje con contenido textual, analizar_texto() obtiene una version normalizada e intenta detectar el idioma; despues clasificar_binario() tokeniza el texto, ejecuta la inferencia en CPU o GPU y devuelve pred, score_1 y latency_ms; por ultimo, build_message_document() empaqueta el resultado junto con run_id, hashes, metadatos del modelo y estado de la operacion antes de que collection.insert_one() persista el evento.</w:t>
+        <w:t>En la practica, este recorrido se convierte en una cadena de transformaciones muy concreta. producer.py valida las credenciales de Telegram y publica envelopes con timestamps de origen y cola; worker.py consume esos mensajes, llama a pipeline.py para construir el documento tecnico completo y, finalmente, persiste la evidencia en MongoDB si la escritura esta habilitada.</w:t>
       </w:r>
     </w:p>
     <w:p>
       <w:pPr/>
       <w:r>
-        <w:t>Este comportamiento es importante porque muestra que la trazabilidad no se anade a posteriori. La evidencia tecnica se genera en el mismo recorrido del mensaje y acompana a la decision desde el instante en que el evento entra en el sistema. De ese modo, almacenamiento, evaluacion posterior y explotacion visual comparten una misma estructura de informacion.</w:t>
-      </w:r>
-    </w:p>
-    <w:p>
+        <w:t>Este comportamiento es importante porque muestra que la trazabilidad no se anade a posteriori. La evidencia tecnica se genera en el mismo recorrido del mensaje y acompana a la decision del modelo con tiempos de preprocesado, inferencia, espera en cola, escritura en base de datos y uso de CPU y memoria del proceso.</w:t>
+      </w:r>
+    </w:p>
+    <w:p ns2:paraId="5DAB6C7B" ns2:textId="77777777">
       <w:pPr>
         <w:jc w:val="center"/>
       </w:pPr>
@@ -3140,60 +2966,56 @@
           <w:noProof/>
         </w:rPr>
         <w:drawing>
-          <wp:inline distT="0" distB="0" distL="0" distR="0" wp14:anchorId="621C4A9A" wp14:editId="07777777">
-            <wp:extent cx="5580000" cy="3720000"/>
-            <wp:effectExtent l="0" t="0" r="0" b="0"/>
-            <wp:docPr id="2" name="Picture 2"/>
-            <wp:cNvGraphicFramePr>
-              <a:graphicFrameLocks xmlns:a="http://schemas.openxmlformats.org/drawingml/2006/main" noChangeAspect="1"/>
-            </wp:cNvGraphicFramePr>
-            <a:graphic xmlns:a="http://schemas.openxmlformats.org/drawingml/2006/main">
-              <a:graphicData uri="http://schemas.openxmlformats.org/drawingml/2006/picture">
-                <pic:pic xmlns:pic="http://schemas.openxmlformats.org/drawingml/2006/picture">
-                  <pic:nvPicPr>
-                    <pic:cNvPr id="0" name="fig06_flujo_inferencia_trazabilidad.png"/>
-                    <pic:cNvPicPr/>
-                  </pic:nvPicPr>
-                  <pic:blipFill>
-                    <a:blip r:embed="rId10"/>
-                    <a:stretch>
-                      <a:fillRect/>
-                    </a:stretch>
-                  </pic:blipFill>
-                  <pic:spPr>
-                    <a:xfrm>
-                      <a:off x="0" y="0"/>
-                      <a:ext cx="5580000" cy="3720000"/>
-                    </a:xfrm>
-                    <a:prstGeom prst="rect">
-                      <a:avLst/>
-                    </a:prstGeom>
-                  </pic:spPr>
-                </pic:pic>
-              </a:graphicData>
-            </a:graphic>
-          </wp:inline>
+          <ns3:inline distT="0" distB="0" distL="0" distR="0" ns4:anchorId="621C4A9A" ns4:editId="07777777">
+            <ns3:extent cx="5580000" cy="3720000"/>
+            <ns3:effectExtent l="0" t="0" r="0" b="0"/>
+            <ns3:docPr id="2" name="Picture 2"/>
+            <ns3:cNvGraphicFramePr>
+              <ns5:graphicFrameLocks noChangeAspect="1"/>
+            </ns3:cNvGraphicFramePr>
+            <ns5:graphic>
+              <ns5:graphicData uri="http://schemas.openxmlformats.org/drawingml/2006/picture">
+                <ns6:pic>
+                  <ns6:nvPicPr>
+                    <ns6:cNvPr id="0" name="fig06_flujo_inferencia_trazabilidad.png"/>
+                    <ns6:cNvPicPr/>
+                  </ns6:nvPicPr>
+                  <ns6:blipFill>
+                    <ns5:blip ns7:embed="rId10"/>
+                    <ns5:stretch>
+                      <ns5:fillRect/>
+                    </ns5:stretch>
+                  </ns6:blipFill>
+                  <ns6:spPr>
+                    <ns5:xfrm>
+                      <ns5:off x="0" y="0"/>
+                      <ns5:ext cx="5580000" cy="3720000"/>
+                    </ns5:xfrm>
+                    <ns5:prstGeom prst="rect">
+                      <ns5:avLst/>
+                    </ns5:prstGeom>
+                  </ns6:spPr>
+                </ns6:pic>
+              </ns5:graphicData>
+            </ns5:graphic>
+          </ns3:inline>
         </w:drawing>
       </w:r>
     </w:p>
-    <w:p>
+    <w:p ns2:paraId="38C2D73D" ns2:textId="77777777">
       <w:pPr>
         <w:jc w:val="center"/>
       </w:pPr>
       <w:r>
-        <w:rPr>
-          <w:i/>
-          <w:sz w:val="22"/>
-        </w:rPr>
-        <w:t>Figura 2. Flujo de inferencia y trazabilidad aplicado a cada mensaje procesado.</w:t>
-      </w:r>
-    </w:p>
-    <w:p>
-      <w:r>
-        <w:t>Esta secuencia es precisamente la que refuerza el enfoque de sistemas del TFG. La salida del modelo no se trata como un dato aislado, sino como un evento que atraviesa varias capas del pipeline.</w:t>
-      </w:r>
-    </w:p>
-    <w:p>
+        <w:t>Figura 2. Flujo de productor, cola, worker y trazabilidad aplicado a cada mensaje procesado.</w:t>
+      </w:r>
+    </w:p>
+    <w:p ns2:paraId="254BE830" ns2:textId="77777777">
+      <w:r>
+        <w:t>Esta secuencia es precisamente la que refuerza el enfoque de sistemas del TFG. La salida del modelo no se trata como un dato aislado, sino como un evento que atraviesa capas tecnicas distintas, absorbe picos de carga mediante cola y deja mediciones suficientes para evaluar estabilidad y capacidad.</w:t>
+      </w:r>
+    </w:p>
+    <w:p ns2:paraId="7BB02143" ns2:textId="77777777">
       <w:pPr>
         <w:pStyle w:val="Ttulo2"/>
         <w:rPr>
@@ -3238,18 +3060,58 @@
         <w:gridCol w:w="3132"/>
         <w:gridCol w:w="3132"/>
       </w:tblGrid>
-      <w:tr>
+      <w:tr ns2:paraId="1D9BD4E7" ns2:textId="77777777">
+        <w:tc>
+          <w:tcPr>
+            <w:tcW w:w="3135" w:type="dxa"/>
+          </w:tcPr>
+          <w:p ns2:paraId="6FF50195" ns2:textId="77777777">
+            <w:r>
+              <w:rPr>
+                <w:b/>
+                <w:sz w:val="22"/>
+              </w:rPr>
+              <w:t>Categoria</w:t>
+            </w:r>
+          </w:p>
+        </w:tc>
+        <w:tc>
+          <w:tcPr>
+            <w:tcW w:w="3135" w:type="dxa"/>
+          </w:tcPr>
+          <w:p ns2:paraId="11053B44" ns2:textId="77777777">
+            <w:r>
+              <w:rPr>
+                <w:b/>
+                <w:sz w:val="22"/>
+              </w:rPr>
+              <w:t>Herramientas</w:t>
+            </w:r>
+          </w:p>
+        </w:tc>
+        <w:tc>
+          <w:tcPr>
+            <w:tcW w:w="3135" w:type="dxa"/>
+          </w:tcPr>
+          <w:p ns2:paraId="21B6C0C4" ns2:textId="77777777">
+            <w:r>
+              <w:rPr>
+                <w:b/>
+                <w:sz w:val="22"/>
+              </w:rPr>
+              <w:t>Funcion dentro del sistema</w:t>
+            </w:r>
+          </w:p>
+        </w:tc>
+      </w:tr>
+      <w:tr ns2:paraId="4BEE851C" ns2:textId="77777777">
         <w:tc>
           <w:tcPr>
             <w:tcW w:w="3135" w:type="dxa"/>
           </w:tcPr>
           <w:p>
             <w:r>
-              <w:rPr>
-                <w:b/>
-                <w:sz w:val="22"/>
-              </w:rPr>
-              <w:t>Categoria</w:t>
+              <w:t>Ingesta</w:t>
             </w:r>
           </w:p>
         </w:tc>
@@ -3259,11 +3121,7 @@
           </w:tcPr>
           <w:p>
             <w:r>
-              <w:rPr>
-                <w:b/>
-                <w:sz w:val="22"/>
-              </w:rPr>
-              <w:t>Herramientas</w:t>
+              <w:t>Python, Telethon, RabbitMQ</w:t>
             </w:r>
           </w:p>
         </w:tc>
@@ -3273,23 +3131,19 @@
           </w:tcPr>
           <w:p>
             <w:r>
-              <w:rPr>
-                <w:b/>
-                <w:sz w:val="22"/>
-              </w:rPr>
-              <w:t>Funcion dentro del sistema</w:t>
+              <w:t>Conexion a Telegram y publicacion desacoplada de mensajes</w:t>
             </w:r>
           </w:p>
         </w:tc>
       </w:tr>
-      <w:tr>
+      <w:tr ns2:paraId="46ECCE60" ns2:textId="77777777">
         <w:tc>
           <w:tcPr>
             <w:tcW w:w="3135" w:type="dxa"/>
           </w:tcPr>
           <w:p>
             <w:r>
-              <w:t>Ingesta</w:t>
+              <w:t>IA</w:t>
             </w:r>
           </w:p>
         </w:tc>
@@ -3299,7 +3153,7 @@
           </w:tcPr>
           <w:p>
             <w:r>
-              <w:t>Python, Telethon</w:t>
+              <w:t>Hugging Face Transformers, PyTorch</w:t>
             </w:r>
           </w:p>
         </w:tc>
@@ -3309,19 +3163,19 @@
           </w:tcPr>
           <w:p>
             <w:r>
-              <w:t>Conexion a Telegram y recepcion de mensajes</w:t>
+              <w:t>Carga del modelo e inferencia binaria</w:t>
             </w:r>
           </w:p>
         </w:tc>
       </w:tr>
-      <w:tr>
+      <w:tr ns2:paraId="1772EF29" ns2:textId="77777777">
         <w:tc>
           <w:tcPr>
             <w:tcW w:w="3135" w:type="dxa"/>
           </w:tcPr>
           <w:p>
             <w:r>
-              <w:t>IA</w:t>
+              <w:t>Persistencia</w:t>
             </w:r>
           </w:p>
         </w:tc>
@@ -3331,7 +3185,7 @@
           </w:tcPr>
           <w:p>
             <w:r>
-              <w:t>Hugging Face Transformers, PyTorch</w:t>
+              <w:t>MongoDB</w:t>
             </w:r>
           </w:p>
         </w:tc>
@@ -3341,19 +3195,19 @@
           </w:tcPr>
           <w:p>
             <w:r>
-              <w:t>Carga del modelo e inferencia binaria</w:t>
+              <w:t>Almacenamiento operativo de trazas y metadatos</w:t>
             </w:r>
           </w:p>
         </w:tc>
       </w:tr>
-      <w:tr>
+      <w:tr ns2:paraId="3A4790B8" ns2:textId="77777777">
         <w:tc>
           <w:tcPr>
             <w:tcW w:w="3135" w:type="dxa"/>
           </w:tcPr>
           <w:p>
             <w:r>
-              <w:t>Persistencia</w:t>
+              <w:t>Explotacion</w:t>
             </w:r>
           </w:p>
         </w:tc>
@@ -3363,7 +3217,7 @@
           </w:tcPr>
           <w:p>
             <w:r>
-              <w:t>MongoDB</w:t>
+              <w:t>FastAPI, Pydantic</w:t>
             </w:r>
           </w:p>
         </w:tc>
@@ -3373,19 +3227,19 @@
           </w:tcPr>
           <w:p>
             <w:r>
-              <w:t>Almacenamiento flexible y TTL de evidencias</w:t>
+              <w:t>Publicacion de resultados, estadisticas y contratos de consulta</w:t>
             </w:r>
           </w:p>
         </w:tc>
       </w:tr>
-      <w:tr>
+      <w:tr ns2:paraId="1E4B9D9E" ns2:textId="77777777">
         <w:tc>
           <w:tcPr>
             <w:tcW w:w="3135" w:type="dxa"/>
           </w:tcPr>
           <w:p>
             <w:r>
-              <w:t>Explotacion</w:t>
+              <w:t>Observabilidad</w:t>
             </w:r>
           </w:p>
         </w:tc>
@@ -3395,7 +3249,7 @@
           </w:tcPr>
           <w:p>
             <w:r>
-              <w:t>FastAPI</w:t>
+              <w:t>Prometheus, Grafana, psutil</w:t>
             </w:r>
           </w:p>
         </w:tc>
@@ -3405,12 +3259,12 @@
           </w:tcPr>
           <w:p>
             <w:r>
-              <w:t>Publicacion de resultados por endpoints</w:t>
+              <w:t>Metricas temporales, paneles y snapshots de recursos</w:t>
             </w:r>
           </w:p>
         </w:tc>
       </w:tr>
-      <w:tr>
+      <w:tr ns2:paraId="37A44770" ns2:textId="77777777">
         <w:tc>
           <w:tcPr>
             <w:tcW w:w="3135" w:type="dxa"/>
@@ -3427,7 +3281,7 @@
           </w:tcPr>
           <w:p>
             <w:r>
-              <w:t>React, Grafana</w:t>
+              <w:t>React</w:t>
             </w:r>
           </w:p>
         </w:tc>
@@ -3437,12 +3291,12 @@
           </w:tcPr>
           <w:p>
             <w:r>
-              <w:t>Consulta operativa y panelizacion</w:t>
+              <w:t>Consulta funcional de runs, mensajes y benchmarks</w:t>
             </w:r>
           </w:p>
         </w:tc>
       </w:tr>
-      <w:tr>
+      <w:tr ns2:paraId="65CD57FA" ns2:textId="77777777">
         <w:tc>
           <w:tcPr>
             <w:tcW w:w="3135" w:type="dxa"/>
@@ -3459,7 +3313,7 @@
           </w:tcPr>
           <w:p>
             <w:r>
-              <w:t>Docker, docker compose</w:t>
+              <w:t>Docker, docker compose, pytest, GitHub Actions</w:t>
             </w:r>
           </w:p>
         </w:tc>
@@ -3469,45 +3323,13 @@
           </w:tcPr>
           <w:p>
             <w:r>
-              <w:t>Orquestacion local de componentes</w:t>
-            </w:r>
-          </w:p>
-        </w:tc>
-      </w:tr>
-      <w:tr>
-        <w:tc>
-          <w:tcPr>
-            <w:tcW w:w="3135" w:type="dxa"/>
-          </w:tcPr>
-          <w:p>
-            <w:r>
-              <w:t>Calidad</w:t>
-            </w:r>
-          </w:p>
-        </w:tc>
-        <w:tc>
-          <w:tcPr>
-            <w:tcW w:w="3135" w:type="dxa"/>
-          </w:tcPr>
-          <w:p>
-            <w:r>
-              <w:t>pytest, scripts de validacion</w:t>
-            </w:r>
-          </w:p>
-        </w:tc>
-        <w:tc>
-          <w:tcPr>
-            <w:tcW w:w="3135" w:type="dxa"/>
-          </w:tcPr>
-          <w:p>
-            <w:r>
-              <w:t>Verificacion tecnica del sistema</w:t>
+              <w:t>Despliegue local y validacion automatizada</w:t>
             </w:r>
           </w:p>
         </w:tc>
       </w:tr>
     </w:tbl>
-    <w:p>
+    <w:p ns2:paraId="3138BC30" ns2:textId="77777777">
       <w:pPr>
         <w:pStyle w:val="Ttulo2"/>
         <w:rPr>
@@ -3541,55 +3363,35 @@
       </w:r>
       <w:bookmarkEnd w:id="2064054291"/>
     </w:p>
-    <w:p>
-      <w:r>
-        <w:t xml:space="preserve">El proyecto esta preparado para ejecutarse localmente mediante </w:t>
-      </w:r>
-      <w:r>
-        <w:rPr>
-          <w:rFonts w:ascii="Consolas" w:hAnsi="Consolas"/>
-          <w:sz w:val="20"/>
-        </w:rPr>
-        <w:t>docker compose</w:t>
-      </w:r>
-      <w:r>
-        <w:t>, manteniendo separados los contenedores principales y el frontend. La eleccion de esta infraestructura ligera responde a dos objetivos: facilitar la reproducibilidad del TFG y mantener un diseno modular en el que cada componente pueda evolucionar de forma independiente.</w:t>
-      </w:r>
-    </w:p>
-    <w:p>
-      <w:r>
-        <w:t xml:space="preserve">El endurecimiento minimo introducido en </w:t>
-      </w:r>
-      <w:r>
-        <w:rPr>
-          <w:rFonts w:ascii="Consolas" w:hAnsi="Consolas"/>
-          <w:sz w:val="20"/>
-        </w:rPr>
-        <w:t>docker-compose.yml</w:t>
-      </w:r>
-      <w:r>
-        <w:t xml:space="preserve"> evita la exposicion publica de MongoDB y deja la API y Grafana sujetas a controles de acceso mas razonables para un MVP defendible.</w:t>
+    <w:p ns2:paraId="105A54B9" ns2:textId="77777777">
+      <w:r>
+        <w:t>El proyecto esta preparado para ejecutarse localmente mediante docker compose con perfiles diferenciados. El stack base incluye mongo, rabbitmq, worker, api y frontend; el perfil observability incorpora Prometheus y Grafana; y el perfil advanced activa el productor real sobre Telegram. Esta organizacion facilita demostracion, depuracion y defensa del sistema sin obligar a levantar siempre todos los componentes.</w:t>
+      </w:r>
+    </w:p>
+    <w:p ns2:paraId="1AD55227" ns2:textId="77777777">
+      <w:r>
+        <w:t>El endurecimiento minimo introducido en docker-compose.yml evita la exposicion publica de MongoDB, deja la API protegida por X-API-Key, restringe CORS a origenes concretos y obliga a mantener Grafana con autenticacion. La consola de RabbitMQ se conserva porque resulta util en la demo, pero se entiende como un recurso de laboratorio local, no como interfaz abierta de produccion.</w:t>
       </w:r>
     </w:p>
     <w:p>
       <w:pPr/>
       <w:r>
-        <w:t>La topologia definida en docker-compose.yml despliega cuatro servicios principales. mongo utiliza la imagen mongo:7.0, conserva datos en un volumen dedicado y publica solo expose: 27017, de modo que la base de datos no queda abierta al exterior por defecto. bot se construye a partir del Dockerfile del proyecto, hereda configuracion desde .env, depende del estado saludable de MongoDB y monta session/, data/ y reports/ para persistir sesion, datos auxiliares y artefactos. api reutiliza la misma imagen base, expone 8000:8000, monta reports/ y docs/ y arranca uvicorn para servir la interfaz HTTP. Finalmente, grafana se apoya en un volumen propio, depende de la API y carga automaticamente su datasource y dashboards provisionados.</w:t>
+        <w:t>La topologia definida en docker-compose.yml despliega siete servicios principales cuando se activa la observabilidad completa. mongo conserva datos en un volumen dedicado; rabbitmq desacopla productor y consumidor; worker ejecuta la inferencia y expone metricas propias; api sirve resultados y agregados; frontend ofrece consulta funcional; prometheus centraliza scraping; y grafana presenta paneles de rendimiento y capacidad. El productor de Telegram permanece separado como servicio opcional.</w:t>
       </w:r>
     </w:p>
     <w:p>
       <w:pPr/>
       <w:r>
-        <w:t>Esta separacion aporta ventajas practicas desde la perspectiva de sistemas. Por un lado, desacopla captura, persistencia, consulta y monitorizacion, de forma que cada bloque puede arrancar o diagnosticarse con criterios propios. Por otro, obliga a pensar de manera explicita en dependencias, puertos, volumenes y variables de entorno como MONGO_URI, API_KEY, GRAFANA_ADMIN_USER o GRAFANA_ADMIN_PASSWORD. En un contexto academico, este detalle es valioso porque convierte el TFG en una arquitectura ejecutable y no solo en una descripcion conceptual.</w:t>
+        <w:t>Esta separacion aporta ventajas practicas desde la perspectiva de sistemas. RabbitMQ se ha escogido frente a Kafka porque el patron productor-consumidor del TFG es sencillo, la consola facilita explicar el desacoplamiento y la sobrecarga operativa es menor para un prototipo academico. MongoDB, por su parte, encaja bien como almacenamiento operativo porque permite persistir documentos heterogeneos con trazas y metadatos sin forzar un esquema rigido.</w:t>
       </w:r>
     </w:p>
     <w:p>
       <w:pPr/>
       <w:r>
-        <w:t>Tambien conviene destacar que la observabilidad no se resuelve unicamente con logs. El servicio de MongoDB dispone de healthcheck, la API incorpora un endpoint /api/v1/health para comprobar simultaneamente estado de Mongo y de los reportes, y Grafana consulta estadisticas agregadas a traves de la propia API. La infraestructura, por tanto, no solo ejecuta el pipeline, sino que aporta mecanismos minimos para detectar degradaciones y revisar su estado operativo.</w:t>
-      </w:r>
-    </w:p>
-    <w:p>
+        <w:t>Tambien conviene destacar que la observabilidad ya no se resuelve con un JSON servido a Grafana. Prometheus actua como fuente real de metricas temporales, scrapea tanto la API como el worker y permite construir paneles de throughput, latencia p95, profundidad de cola, CPU y memoria. El benchmark controlado completa esa observabilidad con escenarios repetibles de 1, 5, 10 y 20 mensajes por segundo.</w:t>
+      </w:r>
+    </w:p>
+    <w:p ns2:paraId="4F6F699B" ns2:textId="77777777">
       <w:pPr>
         <w:pStyle w:val="Ttulo1"/>
         <w:rPr>
@@ -3623,7 +3425,7 @@
       </w:r>
       <w:bookmarkEnd w:id="224568698"/>
     </w:p>
-    <w:p>
+    <w:p ns2:paraId="3139DB36" ns2:textId="77777777">
       <w:pPr>
         <w:pStyle w:val="Ttulo2"/>
         <w:rPr>
@@ -3651,67 +3453,17 @@
       </w:r>
       <w:bookmarkEnd w:id="1872400697"/>
     </w:p>
-    <w:p>
-      <w:r>
-        <w:t xml:space="preserve">El punto de entrada operativo se encuentra en </w:t>
-      </w:r>
-      <w:r>
-        <w:rPr>
-          <w:rFonts w:ascii="Consolas" w:hAnsi="Consolas"/>
-          <w:sz w:val="20"/>
-        </w:rPr>
-        <w:t>main.py</w:t>
-      </w:r>
-      <w:r>
-        <w:t xml:space="preserve">. El sistema valida la presencia de </w:t>
-      </w:r>
-      <w:r>
-        <w:rPr>
-          <w:rFonts w:ascii="Consolas" w:hAnsi="Consolas"/>
-          <w:sz w:val="20"/>
-        </w:rPr>
-        <w:t>TELEGRAM_API_ID</w:t>
-      </w:r>
-      <w:r>
-        <w:t xml:space="preserve">, </w:t>
-      </w:r>
-      <w:r>
-        <w:rPr>
-          <w:rFonts w:ascii="Consolas" w:hAnsi="Consolas"/>
-          <w:sz w:val="20"/>
-        </w:rPr>
-        <w:t>TELEGRAM_API_HASH</w:t>
-      </w:r>
-      <w:r>
-        <w:t xml:space="preserve"> y </w:t>
-      </w:r>
-      <w:r>
-        <w:rPr>
-          <w:rFonts w:ascii="Consolas" w:hAnsi="Consolas"/>
-          <w:sz w:val="20"/>
-        </w:rPr>
-        <w:t>TELEGRAM_PHONE</w:t>
-      </w:r>
-      <w:r>
-        <w:t>, crea la sesion local de Telethon y se conecta a Telegram. Si la cuenta no esta autorizada, solicita codigo y, cuando procede, segundo factor.</w:t>
-      </w:r>
-    </w:p>
-    <w:p>
-      <w:r>
-        <w:t xml:space="preserve">Una vez iniciada la sesion, el cliente queda suscrito a eventos </w:t>
-      </w:r>
-      <w:r>
-        <w:rPr>
-          <w:rFonts w:ascii="Consolas" w:hAnsi="Consolas"/>
-          <w:sz w:val="20"/>
-        </w:rPr>
-        <w:t>NewMessage</w:t>
-      </w:r>
-      <w:r>
-        <w:t>. Cada mensaje recibido se procesa en tiempo real y se transforma en un documento tecnico apto para almacenamiento.</w:t>
-      </w:r>
-    </w:p>
-    <w:p>
+    <w:p ns2:paraId="15BD27EC" ns2:textId="77777777">
+      <w:r>
+        <w:t>El punto de entrada operativo se reparte ahora entre producer.py, worker.py y main.py. El productor valida TELEGRAM_API_ID, TELEGRAM_API_HASH y TELEGRAM_PHONE, crea la sesion de Telethon y escucha eventos NewMessage para transformar cada mensaje en un envelope ligero apto para publicarse en RabbitMQ.</w:t>
+      </w:r>
+    </w:p>
+    <w:p ns2:paraId="2F449A63" ns2:textId="77777777">
+      <w:r>
+        <w:t>Una vez iniciada la sesion, la ingesta queda desacoplada del procesamiento. Esta decision permite absorber picos temporales y separar claramente la responsabilidad de captura de la responsabilidad de inferencia. main.py conserva un modo legacy para no romper compatibilidad con el MVP anterior, pero la arquitectura defendida en esta memoria es la ruta producer -&gt; rabbitmq -&gt; worker.</w:t>
+      </w:r>
+    </w:p>
+    <w:p ns2:paraId="3FBF2250" ns2:textId="77777777">
       <w:pPr>
         <w:pStyle w:val="Ttulo2"/>
         <w:rPr>
@@ -3745,69 +3497,29 @@
       </w:r>
       <w:bookmarkEnd w:id="1067687248"/>
     </w:p>
-    <w:p>
-      <w:r>
-        <w:t xml:space="preserve">El preprocesado actual incluye normalizacion basica del texto, reduccion de espacios, conversion a minusculas y limpieza de caracteres. Despues se ejecuta la inferencia con el modelo DistilBERT cargado desde Hugging Face y, cuando procede, desde un </w:t>
-      </w:r>
-      <w:r>
-        <w:rPr>
-          <w:rFonts w:ascii="Consolas" w:hAnsi="Consolas"/>
-          <w:sz w:val="20"/>
-        </w:rPr>
-        <w:t>state_dict</w:t>
-      </w:r>
-      <w:r>
-        <w:t xml:space="preserve"> entrenado previamente.</w:t>
-      </w:r>
-    </w:p>
-    <w:p>
-      <w:r>
-        <w:t xml:space="preserve">La salida principal del modelo es </w:t>
-      </w:r>
-      <w:r>
-        <w:rPr>
-          <w:rFonts w:ascii="Consolas" w:hAnsi="Consolas"/>
-          <w:sz w:val="20"/>
-        </w:rPr>
-        <w:t>score_1</w:t>
-      </w:r>
-      <w:r>
-        <w:t xml:space="preserve">, interpretado como probabilidad de amenaza. La decision binaria final se calcula aplicando </w:t>
-      </w:r>
-      <w:r>
-        <w:rPr>
-          <w:rFonts w:ascii="Consolas" w:hAnsi="Consolas"/>
-          <w:sz w:val="20"/>
-        </w:rPr>
-        <w:t>THRESHOLD</w:t>
-      </w:r>
-      <w:r>
-        <w:t xml:space="preserve">. En el estado actual del proyecto se mantiene </w:t>
-      </w:r>
-      <w:r>
-        <w:rPr>
-          <w:rFonts w:ascii="Consolas" w:hAnsi="Consolas"/>
-          <w:sz w:val="20"/>
-        </w:rPr>
-        <w:t>THRESHOLD=0.05</w:t>
-      </w:r>
-      <w:r>
-        <w:t xml:space="preserve"> para priorizar recall alto y comportarse como un sistema de deteccion temprana, aunque el analisis por umbral demuestra que hay puntos de trabajo mas equilibrados para otros contextos operativos.</w:t>
+    <w:p ns2:paraId="6B328271" ns2:textId="77777777">
+      <w:r>
+        <w:t>El preprocesado actual se centraliza en pipeline.py e incluye normalizacion basica del texto, reduccion de espacios, conversion a minusculas, limpieza de caracteres y deteccion del idioma cuando la informacion esta disponible. Sobre esa base se ejecuta la inferencia con el modelo binario integrado y se generan tiempos de preprocesado e inferencia por cada mensaje.</w:t>
+      </w:r>
+    </w:p>
+    <w:p ns2:paraId="5179359D" ns2:textId="77777777">
+      <w:r>
+        <w:t>La salida principal del modelo sigue siendo score_1, interpretado como probabilidad de amenaza. La decision binaria final se calcula aplicando THRESHOLD. Para mantener compatibilidad con el estado previo del proyecto se conserva latency_ms, pero ahora se acompana de preprocess_latency_ms, inference_latency_ms, db_write_latency_ms, queue_wait_latency_ms y end_to_end_latency_ms.</w:t>
       </w:r>
     </w:p>
     <w:p>
       <w:pPr/>
       <w:r>
-        <w:t>Aunque esta memoria no desarrolla el entrenamiento con el detalle propio del TFG de Informatica, si conviene explicar de donde sale el modelo integrado. model_loader.py intenta cargar primero un repositorio Transformers completo y, si falla, utiliza un mecanismo de compatibilidad para descargar desde Hugging Face un state_dict y reconstruir el modelo sobre la base distilbert-base-uncased. Esta decision evita depender de un unico formato de publicacion y refuerza la robustez del sistema en despliegue.</w:t>
+        <w:t>Aunque esta memoria no desarrolla el entrenamiento con el detalle propio del TFG de Informatica, si conviene explicar de donde sale el modelo integrado. model_loader.py intenta reutilizar artefactos locales entrenados y, cuando existen, recupera la misma configuracion documentada en training_metadata.json para mantener coherencia entre evaluacion offline e inferencia operacional.</w:t>
       </w:r>
     </w:p>
     <w:p>
       <w:pPr/>
       <w:r>
-        <w:t>La evidencia disponible en docs/training_metadata.json, scripts_experimentos/, datos_entrenamiento/ y modelos_entrenados/ muestra ademas que el modelo no se ha seleccionado de forma arbitraria. El pipeline previo combina datasets como malicious_phish.csv, phishing.csv y spam.csv, genera combined_cyber_dataset.csv, equilibra clases en combined_cyber_balanced.csv y utiliza un conjunto de trabajo documentado como balanced_dataset_generated.csv. Sobre esa base, scripts como AITrainer_distilbert_2.py entrenan una variante de DistilBERT con cabeza de clasificacion propia, dejando checkpoints como distilbert_best.pt y distilbert_fast_fixed_labels.pt. En consecuencia, la IA que consume este pipeline debe entenderse como un componente entrenado y trazable dentro del sistema, no como una dependencia opaca tomada al azar.</w:t>
-      </w:r>
-    </w:p>
-    <w:p>
+        <w:t>La evidencia disponible en docs/training_metadata.json, scripts_experimentos/, datos_entrenamiento/ y modelos_entrenados/ muestra ademas que el modelo no se ha seleccionado de forma casual. El componente de IA queda integrado como una pieza concreta del sistema, no como un servicio externo opaco.</w:t>
+      </w:r>
+    </w:p>
+    <w:p ns2:paraId="2C979178" ns2:textId="77777777">
       <w:pPr>
         <w:pStyle w:val="Ttulo2"/>
         <w:rPr>
@@ -3853,234 +3565,101 @@
       </w:r>
       <w:bookmarkEnd w:id="1599522912"/>
     </w:p>
-    <w:p>
+    <w:p ns2:paraId="4242F722" ns2:textId="77777777">
       <w:r>
         <w:t>La coleccion MongoDB no guarda por defecto el texto original. El documento base incluye:</w:t>
       </w:r>
     </w:p>
-    <w:p>
+    <w:p ns2:paraId="7E11D765" ns2:textId="77777777">
       <w:pPr>
         <w:pStyle w:val="Listaconvietas"/>
       </w:pPr>
       <w:r>
-        <w:rPr>
-          <w:rFonts w:ascii="Consolas" w:hAnsi="Consolas"/>
-          <w:sz w:val="20"/>
-        </w:rPr>
-        <w:t>run_id</w:t>
-      </w:r>
-      <w:r>
-        <w:t>;</w:t>
-      </w:r>
-    </w:p>
-    <w:p>
+        <w:t>run_id y source;</w:t>
+      </w:r>
+    </w:p>
+    <w:p ns2:paraId="4E479E5E" ns2:textId="77777777">
       <w:pPr>
         <w:pStyle w:val="Listaconvietas"/>
       </w:pPr>
       <w:r>
-        <w:rPr>
-          <w:rFonts w:ascii="Consolas" w:hAnsi="Consolas"/>
-          <w:sz w:val="20"/>
-        </w:rPr>
-        <w:t>created_at_utc</w:t>
-      </w:r>
-      <w:r>
-        <w:t>;</w:t>
-      </w:r>
-    </w:p>
-    <w:p>
+        <w:t>created_at_utc, source_received_at_utc, queued_at_utc y persisted_at_utc;</w:t>
+      </w:r>
+    </w:p>
+    <w:p ns2:paraId="5337E0FA" ns2:textId="77777777">
       <w:pPr>
         <w:pStyle w:val="Listaconvietas"/>
       </w:pPr>
       <w:r>
-        <w:rPr>
-          <w:rFonts w:ascii="Consolas" w:hAnsi="Consolas"/>
-          <w:sz w:val="20"/>
-        </w:rPr>
-        <w:t>user_hash</w:t>
-      </w:r>
-      <w:r>
-        <w:t xml:space="preserve"> y </w:t>
-      </w:r>
-      <w:r>
-        <w:rPr>
-          <w:rFonts w:ascii="Consolas" w:hAnsi="Consolas"/>
-          <w:sz w:val="20"/>
-        </w:rPr>
-        <w:t>chat_hash</w:t>
-      </w:r>
-      <w:r>
-        <w:t>;</w:t>
-      </w:r>
-    </w:p>
-    <w:p>
+        <w:t>user_hash, chat_hash y message_id;</w:t>
+      </w:r>
+    </w:p>
+    <w:p ns2:paraId="44D31AB4" ns2:textId="77777777">
       <w:pPr>
         <w:pStyle w:val="Listaconvietas"/>
       </w:pPr>
       <w:r>
-        <w:rPr>
-          <w:rFonts w:ascii="Consolas" w:hAnsi="Consolas"/>
-          <w:sz w:val="20"/>
-        </w:rPr>
-        <w:t>message_id</w:t>
-      </w:r>
-      <w:r>
-        <w:t>;</w:t>
-      </w:r>
-    </w:p>
-    <w:p>
+        <w:t>msg_sha256, channel e idioma;</w:t>
+      </w:r>
+    </w:p>
+    <w:p ns2:paraId="1987B164" ns2:textId="77777777">
       <w:pPr>
         <w:pStyle w:val="Listaconvietas"/>
       </w:pPr>
       <w:r>
-        <w:rPr>
-          <w:rFonts w:ascii="Consolas" w:hAnsi="Consolas"/>
-          <w:sz w:val="20"/>
-        </w:rPr>
-        <w:t>msg_sha256</w:t>
-      </w:r>
-      <w:r>
-        <w:t>;</w:t>
-      </w:r>
-    </w:p>
-    <w:p>
+        <w:t>pred, score_1 y threshold;</w:t>
+      </w:r>
+    </w:p>
+    <w:p ns2:paraId="7819160D" ns2:textId="77777777">
       <w:pPr>
         <w:pStyle w:val="Listaconvietas"/>
       </w:pPr>
       <w:r>
-        <w:rPr>
-          <w:rFonts w:ascii="Consolas" w:hAnsi="Consolas"/>
-          <w:sz w:val="20"/>
-        </w:rPr>
-        <w:t>idioma</w:t>
-      </w:r>
-      <w:r>
-        <w:t>;</w:t>
-      </w:r>
-    </w:p>
-    <w:p>
+        <w:t>preprocess_latency_ms, inference_latency_ms, db_write_latency_ms y end_to_end_latency_ms;</w:t>
+      </w:r>
+    </w:p>
+    <w:p ns2:paraId="615635DA" ns2:textId="77777777">
       <w:pPr>
         <w:pStyle w:val="Listaconvietas"/>
       </w:pPr>
       <w:r>
-        <w:rPr>
-          <w:rFonts w:ascii="Consolas" w:hAnsi="Consolas"/>
-          <w:sz w:val="20"/>
-        </w:rPr>
-        <w:t>pred</w:t>
-      </w:r>
-      <w:r>
-        <w:t xml:space="preserve">, </w:t>
-      </w:r>
-      <w:r>
-        <w:rPr>
-          <w:rFonts w:ascii="Consolas" w:hAnsi="Consolas"/>
-          <w:sz w:val="20"/>
-        </w:rPr>
-        <w:t>score_1</w:t>
-      </w:r>
-      <w:r>
-        <w:t xml:space="preserve"> y </w:t>
-      </w:r>
-      <w:r>
-        <w:rPr>
-          <w:rFonts w:ascii="Consolas" w:hAnsi="Consolas"/>
-          <w:sz w:val="20"/>
-        </w:rPr>
-        <w:t>latency_ms</w:t>
-      </w:r>
-      <w:r>
-        <w:t>;</w:t>
-      </w:r>
-    </w:p>
-    <w:p>
+        <w:t>queue_wait_latency_ms y queue_depth;</w:t>
+      </w:r>
+    </w:p>
+    <w:p ns2:paraId="6A6A3B7E" ns2:textId="77777777">
       <w:pPr>
         <w:pStyle w:val="Listaconvietas"/>
       </w:pPr>
       <w:r>
-        <w:rPr>
-          <w:rFonts w:ascii="Consolas" w:hAnsi="Consolas"/>
-          <w:sz w:val="20"/>
-        </w:rPr>
-        <w:t>threshold</w:t>
-      </w:r>
-      <w:r>
-        <w:t xml:space="preserve">, </w:t>
-      </w:r>
-      <w:r>
-        <w:rPr>
-          <w:rFonts w:ascii="Consolas" w:hAnsi="Consolas"/>
-          <w:sz w:val="20"/>
-        </w:rPr>
-        <w:t>hf_model</w:t>
-      </w:r>
-      <w:r>
-        <w:t xml:space="preserve">, </w:t>
-      </w:r>
-      <w:r>
-        <w:rPr>
-          <w:rFonts w:ascii="Consolas" w:hAnsi="Consolas"/>
-          <w:sz w:val="20"/>
-        </w:rPr>
-        <w:t>model_source</w:t>
-      </w:r>
-      <w:r>
-        <w:t xml:space="preserve"> y </w:t>
-      </w:r>
-      <w:r>
-        <w:rPr>
-          <w:rFonts w:ascii="Consolas" w:hAnsi="Consolas"/>
-          <w:sz w:val="20"/>
-        </w:rPr>
-        <w:t>device</w:t>
-      </w:r>
-      <w:r>
-        <w:t>;</w:t>
-      </w:r>
-    </w:p>
-    <w:p>
+        <w:t>cpu_percent, rss_bytes, vms_bytes y gpu_memory_bytes cuando aplica;</w:t>
+      </w:r>
+    </w:p>
+    <w:p ns2:paraId="0BA0F249" ns2:textId="77777777">
       <w:pPr>
         <w:pStyle w:val="Listaconvietas"/>
       </w:pPr>
       <w:r>
-        <w:rPr>
-          <w:rFonts w:ascii="Consolas" w:hAnsi="Consolas"/>
-          <w:sz w:val="20"/>
-        </w:rPr>
-        <w:t>ok</w:t>
-      </w:r>
-      <w:r>
-        <w:t xml:space="preserve"> y </w:t>
-      </w:r>
-      <w:r>
-        <w:rPr>
-          <w:rFonts w:ascii="Consolas" w:hAnsi="Consolas"/>
-          <w:sz w:val="20"/>
-        </w:rPr>
-        <w:t>error</w:t>
-      </w:r>
-      <w:r>
-        <w:t>.</w:t>
-      </w:r>
-    </w:p>
-    <w:p>
-      <w:r>
-        <w:t>Esta estrategia ofrece un equilibrio util entre trazabilidad y privacidad. El sistema conserva una huella del contenido, identifica la ejecucion concreta y permite auditar la inferencia sin almacenar necesariamente texto sensible o identificadores directos.</w:t>
+        <w:t>ok, error, hf_model, model_source y device.</w:t>
+      </w:r>
+    </w:p>
+    <w:p ns2:paraId="56978232" ns2:textId="77777777">
+      <w:r>
+        <w:t>Esta estrategia ofrece un equilibrio util entre trazabilidad y privacidad. El sistema conserva una huella del contenido, identifica la ejecucion concreta y permite auditar la inferencia sin depender del texto original salvo configuracion explicita. Ademas, las nuevas latencias por etapa y snapshots de recursos convierten cada documento persistido en una evidencia tecnica mas rica.</w:t>
       </w:r>
     </w:p>
     <w:p>
       <w:pPr/>
       <w:r>
-        <w:t>En la practica, la persistencia tambien incorpora decisiones de mantenimiento que suelen quedar fuera de una memoria centrada solo en modelos. ensure_indexes() crea indices para run_id, msg_sha256 y created_at_utc, lo que mejora tanto la consulta como la trazabilidad temporal. Ademas, sobre created_at_utc se define un indice TTL configurado mediante RETENTION_DAYS, con objeto de limitar la retencion automatica de evidencias cuando asi se desee.</w:t>
+        <w:t>En la practica, la persistencia tambien incorpora decisiones de mantenimiento que suelen quedar fuera de una memoria centrada solo en modelos. ensure_indexes() crea indices por run_id, msg_sha256 y timestamps, y puede aplicar retencion automatica sobre created_at_utc para limitar el historico operativo si asi se configura.</w:t>
       </w:r>
     </w:p>
     <w:p>
       <w:pPr/>
       <w:r>
-        <w:t>La pseudonimizacion se realiza mediante privacy_utils.py, que genera user_hash y chat_hash con sha256 y una sal configurable. Junto a ello, las variables STORE_MSG_ORIGINAL, STORE_MSG_NORMALIZED y STORE_NLP_FEATURES permiten activar o no campos adicionales segun el nivel de detalle que requiera la operacion. Esta parametrizacion hace visible un aspecto importante de sistemas: la persistencia no es solo un repositorio pasivo, sino un punto de equilibrio entre auditoria, privacidad, volumen de datos y coste de almacenamiento.</w:t>
-      </w:r>
-    </w:p>
-    <w:p>
+        <w:t>La pseudonimizacion se realiza mediante privacy_utils.py, que genera user_hash y chat_hash con sha256 y una sal configurable. Junto a ello, las variables STORE_MSG_ORIGINAL, STORE_CHANNEL_NAME y STORE_USER_FIELDS permiten graduar el nivel de detalle persistido y mantener el principio de minimizacion de datos.</w:t>
+      </w:r>
+    </w:p>
+    <w:p ns2:paraId="3C86F8DA" ns2:textId="77777777">
       <w:pPr>
         <w:pStyle w:val="Ttulo2"/>
         <w:rPr>
@@ -4138,93 +3717,53 @@
       </w:r>
       <w:bookmarkEnd w:id="36404987"/>
     </w:p>
-    <w:p>
-      <w:r>
-        <w:t xml:space="preserve">Una mejora estructural importante fue dejar de tratar la evaluacion como un estado global unico. A partir de la revision, </w:t>
-      </w:r>
-      <w:r>
-        <w:rPr>
-          <w:rFonts w:ascii="Consolas" w:hAnsi="Consolas"/>
-          <w:sz w:val="20"/>
-        </w:rPr>
-        <w:t>evaluate.py</w:t>
-      </w:r>
-      <w:r>
-        <w:t xml:space="preserve"> crea artefactos en </w:t>
-      </w:r>
-      <w:r>
-        <w:rPr>
-          <w:rFonts w:ascii="Consolas" w:hAnsi="Consolas"/>
-          <w:sz w:val="20"/>
-        </w:rPr>
-        <w:t>reports/runs/&lt;run_id&gt;/</w:t>
-      </w:r>
-      <w:r>
-        <w:t xml:space="preserve"> y solo mantiene una copia rapida del ultimo resultado en la raiz de </w:t>
-      </w:r>
-      <w:r>
-        <w:rPr>
-          <w:rFonts w:ascii="Consolas" w:hAnsi="Consolas"/>
-          <w:sz w:val="20"/>
-        </w:rPr>
-        <w:t>reports/</w:t>
-      </w:r>
-      <w:r>
-        <w:t>.</w:t>
-      </w:r>
-    </w:p>
-    <w:p>
+    <w:p ns2:paraId="6347AFFD" ns2:textId="77777777">
+      <w:r>
+        <w:t>Una mejora estructural importante fue dejar de tratar la evaluacion como un estado global unico. A partir de la revision, evaluate.py crea artefactos en reports/runs/&lt;run_id&gt;/ y el benchmark controlado hace lo mismo en reports/benchmarks/&lt;benchmark_id&gt;/. De esta forma, cada evidencia queda asociada a una ejecucion concreta y deja de sobrescribirse al repetir experimentos.</w:t>
+      </w:r>
+    </w:p>
+    <w:p ns2:paraId="04D52BFF" ns2:textId="77777777">
       <w:r>
         <w:t>Esta decision afecta a toda la capa de explotacion:</w:t>
       </w:r>
     </w:p>
-    <w:p>
+    <w:p ns2:paraId="650C8444" ns2:textId="77777777">
       <w:pPr>
         <w:pStyle w:val="Listaconvietas"/>
       </w:pPr>
       <w:r>
-        <w:t xml:space="preserve">la API puede servir la matriz de confusion o el analisis por umbral correctos para un </w:t>
-      </w:r>
-      <w:r>
-        <w:rPr>
-          <w:rFonts w:ascii="Consolas" w:hAnsi="Consolas"/>
-          <w:sz w:val="20"/>
-        </w:rPr>
-        <w:t>run_id</w:t>
-      </w:r>
-      <w:r>
-        <w:t xml:space="preserve"> concreto;</w:t>
-      </w:r>
-    </w:p>
-    <w:p>
+        <w:t>la API puede servir la matriz de confusion o el analisis por umbral correctos para un run_id concreto;</w:t>
+      </w:r>
+    </w:p>
+    <w:p ns2:paraId="44B5618C" ns2:textId="77777777">
       <w:pPr>
         <w:pStyle w:val="Listaconvietas"/>
       </w:pPr>
       <w:r>
-        <w:t>el dashboard React consulta datos coherentes con la ejecucion seleccionada;</w:t>
-      </w:r>
-    </w:p>
-    <w:p>
+        <w:t>el dashboard React consulta datos coherentes con la ejecucion seleccionada y lista benchmarks historicos;</w:t>
+      </w:r>
+    </w:p>
+    <w:p ns2:paraId="13E71AED" ns2:textId="77777777">
       <w:pPr>
         <w:pStyle w:val="Listaconvietas"/>
       </w:pPr>
       <w:r>
-        <w:t>Grafana y los scripts de validacion pueden referenciar artefactos versionados.</w:t>
+        <w:t>los scripts de validacion y benchmark pueden comparar artefactos sin perder la evidencia previa.</w:t>
       </w:r>
     </w:p>
     <w:p>
       <w:pPr/>
       <w:r>
-        <w:t>La organizacion de artefactos en reports/runs/&lt;run_id&gt;/ tiene ademas una ventaja arquitectonica clara: separa el historico canonico de la copia de conveniencia. reporting.py replica en la raiz de reports/ un pequeno conjunto de ficheros recientes para compatibilidad operativa, pero conserva en cada subdirectorio la version integra de metrics.json, predictions.csv, threshold_analysis.csv y confusion_matrix.csv. A esto se suma el uso de reports/validations/&lt;validation_id&gt;/ para la evidencia de validacion integrada, lo que facilita distinguir entre ejecuciones de evaluacion y ejecuciones de chequeo.</w:t>
+        <w:t>La organizacion de artefactos en reports/runs/&lt;run_id&gt;/ y reports/benchmarks/&lt;benchmark_id&gt;/ tiene ademas una ventaja arquitectonica clara: separa el historico canonico de la copia rapida del ultimo estado. reporting.py mantiene los directorios versionados y, al mismo tiempo, deja espejos resumidos en la raiz de reports/ para consumo operativo.</w:t>
       </w:r>
     </w:p>
     <w:p>
       <w:pPr/>
       <w:r>
-        <w:t>En terminos de integracion, run_id actua como identificador comun entre el clasificador offline, la API, el dashboard web y los scripts de comprobacion. Gracias a ello, una consulta sobre thresholds, una matriz de confusion y una vista de resumen pueden referirse exactamente a la misma ejecucion sin ambiguedades. Este desacoplamiento entre historico y ultima copia visible es una decision pequena, pero muy representativa del enfoque de sistemas adoptado.</w:t>
-      </w:r>
-    </w:p>
-    <w:p>
+        <w:t>En terminos de integracion, run_id y benchmark_id actuan como identificadores comunes entre el clasificador offline, el benchmark, la API, el dashboard web y la memoria del proyecto. Gracias a ello, una consulta o una captura de pantalla puede trazarse facilmente hasta el artefacto que la respalda.</w:t>
+      </w:r>
+    </w:p>
+    <w:p ns2:paraId="201C2459" ns2:textId="77777777">
       <w:pPr>
         <w:pStyle w:val="Ttulo2"/>
         <w:rPr>
@@ -4252,49 +3791,29 @@
       </w:r>
       <w:bookmarkEnd w:id="1871849394"/>
     </w:p>
-    <w:p>
-      <w:r>
-        <w:t xml:space="preserve">La API FastAPI actua como interfaz intermedia entre la persistencia y las herramientas de explotacion. Expone endpoints para salud, ejecuciones, resumen de metricas, umbrales, matriz de confusion, mensajes y metadatos de entrenamiento. Para evitar una superficie de exposicion innecesaria, todos los endpoints requieren </w:t>
-      </w:r>
-      <w:r>
-        <w:rPr>
-          <w:rFonts w:ascii="Consolas" w:hAnsi="Consolas"/>
-          <w:sz w:val="20"/>
-        </w:rPr>
-        <w:t>X-API-Key</w:t>
-      </w:r>
-      <w:r>
-        <w:t>.</w:t>
-      </w:r>
-    </w:p>
-    <w:p>
-      <w:r>
-        <w:t>La aplicacion utiliza una construccion perezosa (</w:t>
-      </w:r>
-      <w:r>
-        <w:rPr>
-          <w:rFonts w:ascii="Consolas" w:hAnsi="Consolas"/>
-          <w:sz w:val="20"/>
-        </w:rPr>
-        <w:t>LazyFastAPIApp</w:t>
-      </w:r>
-      <w:r>
-        <w:t>) para evitar que la importacion falle cuando aun no se han definido ciertas variables de entorno. Esa decision mejora la robustez del proyecto y facilita las pruebas automatizadas.</w:t>
+    <w:p ns2:paraId="33F69F33" ns2:textId="77777777">
+      <w:r>
+        <w:t>La API FastAPI actua como interfaz intermedia entre la persistencia, los artefactos versionados y las herramientas de explotacion. Expone endpoints para salud, ejecuciones, resumen de metricas, umbrales, matriz de confusion, mensajes persistidos, estadisticas agregadas, benchmarks y metadatos de entrenamiento. Ademas publica /metrics como superficie de scraping para Prometheus.</w:t>
+      </w:r>
+    </w:p>
+    <w:p ns2:paraId="1D4E3C10" ns2:textId="77777777">
+      <w:r>
+        <w:t>La aplicacion utiliza una construccion perezosa (LazyFastAPIApp) para evitar que la importacion falle cuando aun no se han definido ciertas variables de entorno. Esa decision mejora la robustez del despliegue y facilita tanto el arranque en contenedores como la ejecucion de pruebas. En paralelo, worker.py expone sus propias metricas de proceso y de pipeline para completar la observabilidad.</w:t>
       </w:r>
     </w:p>
     <w:p>
       <w:pPr/>
       <w:r>
-        <w:t>Mas que una lista de endpoints, la API debe entenderse como el contrato operativo del sistema. api/app.py centraliza autenticacion simple mediante dependencia, validacion de parametros, politicas CORS y serializacion de respuestas. api/services.py desacopla la logica de acceso a MongoDB y a los artefactos de reports/, de manera que las vistas consuman una interfaz estable aunque cambie la fuente de datos subyacente. En la practica, esto permite que /api/v1/runs, /api/v1/runs/{run_id}/summary, /api/v1/runs/{run_id}/thresholds, /api/v1/runs/{run_id}/confusion-matrix, /api/v1/messages, /api/v1/messages/stats y /api/v1/training/metadata funcionen como puntos de integracion reutilizables para cualquier consumidor posterior.</w:t>
+        <w:t>Mas que una lista de endpoints, la API debe entenderse como el contrato operativo del sistema. api/app.py centraliza autenticacion simple mediante dependencia, validacion de parametros y serializacion de respuestas; api/services.py agrega latencias, percentiles, throughput y consumo medio de recursos a partir de las trazas persistidas.</w:t>
       </w:r>
     </w:p>
     <w:p>
       <w:pPr/>
       <w:r>
-        <w:t>La propia configuracion refuerza el enfoque de despliegue defendible. api/settings.py exige API_KEY, define origenes CORS concretos y resuelve rutas hacia reports/ y docs/training_metadata.json. Esto significa que la API no solo expone datos: tambien codifica reglas de seguridad minima, dependencias de infraestructura y convenciones de ubicacion de artefactos. Dicho de otro modo, la capa HTTP actua como frontera controlada entre la instrumentacion interna del pipeline y la consulta externa.</w:t>
-      </w:r>
-    </w:p>
-    <w:p>
+        <w:t>La propia configuracion refuerza el enfoque de despliegue defendible. api/settings.py exige API_KEY, define origenes CORS concretos y resuelve rutas hacia reports/ y docs/training_metadata.json. Con ello se separa claramente la consulta funcional de la observabilidad temporal que asume Prometheus.</w:t>
+      </w:r>
+    </w:p>
+    <w:p ns2:paraId="688F6841" ns2:textId="77777777">
       <w:pPr>
         <w:pStyle w:val="Ttulo2"/>
         <w:rPr>
@@ -4310,84 +3829,68 @@
       </w:r>
       <w:bookmarkEnd w:id="1752458521"/>
     </w:p>
-    <w:p>
-      <w:r>
-        <w:t>La capa web permite consultar rapidamente el estado de las ejecuciones y el comportamiento del sistema desde una interfaz mas accesible. React se utiliza como frontend operativo de detalle, mientras que Grafana se reserva para una visualizacion mas sintesis y mas orientada a monitorizacion.</w:t>
-      </w:r>
-    </w:p>
-    <w:p>
+    <w:p ns2:paraId="7C88D124" ns2:textId="77777777">
+      <w:r>
+        <w:t>La capa web permite consultar rapidamente el estado de las ejecuciones, los mensajes persistidos y los benchmarks disponibles desde una interfaz accesible. React se utiliza como frontend operativo de consulta, mientras que Grafana se reserva para el seguimiento temporal de la carga y la salud del pipeline sobre datos de Prometheus.</w:t>
+      </w:r>
+    </w:p>
+    <w:p ns2:paraId="02EB378F" ns2:textId="77777777">
       <w:pPr>
         <w:jc w:val="center"/>
       </w:pPr>
       <w:r>
         <w:drawing>
-          <wp:inline wp14:editId="4AAC91D4" wp14:anchorId="5781B23B">
-            <wp:extent cx="4883775" cy="2501887"/>
-            <wp:effectExtent l="0" t="0" r="0" b="0"/>
-            <wp:docPr id="3" name="Picture 3"/>
-            <wp:cNvGraphicFramePr>
-              <a:graphicFrameLocks noChangeAspect="1"/>
-            </wp:cNvGraphicFramePr>
-            <a:graphic>
-              <a:graphicData xmlns:a="http://schemas.openxmlformats.org/drawingml/2006/main" uri="http://schemas.openxmlformats.org/drawingml/2006/picture">
-                <pic:pic xmlns:pic="http://schemas.openxmlformats.org/drawingml/2006/picture">
-                  <pic:nvPicPr>
-                    <pic:cNvPr id="0" name="ui_react_resumen.png"/>
-                    <pic:cNvPicPr/>
-                  </pic:nvPicPr>
-                  <pic:blipFill>
-                    <a:blip xmlns:r="http://schemas.openxmlformats.org/officeDocument/2006/relationships" r:embed="rId11"/>
-                    <a:srcRect l="18461" t="0" r="18461" b="42553"/>
-                    <a:stretch>
-                      <a:fillRect/>
-                    </a:stretch>
-                  </pic:blipFill>
-                  <pic:spPr>
-                    <a:xfrm rot="0">
-                      <a:off x="0" y="0"/>
-                      <a:ext cx="4883775" cy="2501887"/>
-                    </a:xfrm>
-                    <a:prstGeom prst="rect">
-                      <a:avLst/>
-                    </a:prstGeom>
-                  </pic:spPr>
-                </pic:pic>
-              </a:graphicData>
-            </a:graphic>
-          </wp:inline>
+          <ns3:inline ns4:editId="4AAC91D4" ns4:anchorId="5781B23B">
+            <ns3:extent cx="4883775" cy="2501887"/>
+            <ns3:effectExtent l="0" t="0" r="0" b="0"/>
+            <ns3:docPr id="3" name="Picture 3"/>
+            <ns3:cNvGraphicFramePr>
+              <ns5:graphicFrameLocks noChangeAspect="1"/>
+            </ns3:cNvGraphicFramePr>
+            <ns5:graphic>
+              <ns5:graphicData uri="http://schemas.openxmlformats.org/drawingml/2006/picture">
+                <ns6:pic>
+                  <ns6:nvPicPr>
+                    <ns6:cNvPr id="0" name="ui_react_resumen.png"/>
+                    <ns6:cNvPicPr/>
+                  </ns6:nvPicPr>
+                  <ns6:blipFill>
+                    <ns5:blip ns7:embed="rId11"/>
+                    <ns5:srcRect l="18461" t="0" r="18461" b="42553"/>
+                    <ns5:stretch>
+                      <ns5:fillRect/>
+                    </ns5:stretch>
+                  </ns6:blipFill>
+                  <ns6:spPr>
+                    <ns5:xfrm rot="0">
+                      <ns5:off x="0" y="0"/>
+                      <ns5:ext cx="4883775" cy="2501887"/>
+                    </ns5:xfrm>
+                    <ns5:prstGeom prst="rect">
+                      <ns5:avLst/>
+                    </ns5:prstGeom>
+                  </ns6:spPr>
+                </ns6:pic>
+              </ns5:graphicData>
+            </ns5:graphic>
+          </ns3:inline>
         </w:drawing>
       </w:r>
     </w:p>
-    <w:p>
+    <w:p ns2:paraId="58D9EF18" ns2:textId="77777777">
       <w:pPr>
         <w:jc w:val="center"/>
       </w:pPr>
       <w:r>
-        <w:rPr>
-          <w:i w:val="1"/>
-          <w:iCs w:val="1"/>
-          <w:sz w:val="22"/>
-          <w:szCs w:val="22"/>
-        </w:rPr>
-        <w:t>Figura 3. Vista resumida del dashboard React para exploracion de resultados por ejecucion.</w:t>
-      </w:r>
-    </w:p>
-    <w:p>
-      <w:r>
-        <w:t xml:space="preserve">Ademas del resumen ejecutivo y la vista de mensajes, el dashboard incorpora una pantalla de rendimiento que facilita revisar la evolucion de las metricas principales y contrastarlas con los artefactos de evaluacion generados por </w:t>
-      </w:r>
-      <w:r>
-        <w:rPr>
-          <w:rFonts w:ascii="Consolas" w:hAnsi="Consolas"/>
-          <w:sz w:val="20"/>
-        </w:rPr>
-        <w:t>run_id</w:t>
-      </w:r>
-      <w:r>
-        <w:t>.</w:t>
-      </w:r>
-    </w:p>
-    <w:p>
+        <w:t>Figura 3. Vista resumida del dashboard React para exploracion de runs, mensajes y benchmarks.</w:t>
+      </w:r>
+    </w:p>
+    <w:p ns2:paraId="0B2C00C3" ns2:textId="77777777">
+      <w:r>
+        <w:t>Ademas del resumen ejecutivo y la vista de mensajes, el dashboard incorpora una pantalla de rendimiento que facilita revisar la evolucion de las metricas principales y contrastarla con los benchmarks guardados. Esto resulta util durante la defensa porque permite relacionar una ejecucion offline concreta con el comportamiento del sistema bajo carga controlada.</w:t>
+      </w:r>
+    </w:p>
+    <w:p ns2:paraId="5A39BBE3" ns2:textId="77777777">
       <w:pPr>
         <w:jc w:val="center"/>
       </w:pPr>
@@ -4396,55 +3899,51 @@
           <w:noProof/>
         </w:rPr>
         <w:drawing>
-          <wp:inline distT="0" distB="0" distL="0" distR="0" wp14:anchorId="7DA90B58" wp14:editId="07777777">
-            <wp:extent cx="5580000" cy="3138750"/>
-            <wp:effectExtent l="0" t="0" r="0" b="0"/>
-            <wp:docPr id="5" name="Picture 5"/>
-            <wp:cNvGraphicFramePr>
-              <a:graphicFrameLocks xmlns:a="http://schemas.openxmlformats.org/drawingml/2006/main" noChangeAspect="1"/>
-            </wp:cNvGraphicFramePr>
-            <a:graphic xmlns:a="http://schemas.openxmlformats.org/drawingml/2006/main">
-              <a:graphicData uri="http://schemas.openxmlformats.org/drawingml/2006/picture">
-                <pic:pic xmlns:pic="http://schemas.openxmlformats.org/drawingml/2006/picture">
-                  <pic:nvPicPr>
-                    <pic:cNvPr id="0" name="ui_react_rendimiento.png"/>
-                    <pic:cNvPicPr/>
-                  </pic:nvPicPr>
-                  <pic:blipFill>
-                    <a:blip r:embed="rId13"/>
-                    <a:stretch>
-                      <a:fillRect/>
-                    </a:stretch>
-                  </pic:blipFill>
-                  <pic:spPr>
-                    <a:xfrm>
-                      <a:off x="0" y="0"/>
-                      <a:ext cx="5580000" cy="3138750"/>
-                    </a:xfrm>
-                    <a:prstGeom prst="rect">
-                      <a:avLst/>
-                    </a:prstGeom>
-                  </pic:spPr>
-                </pic:pic>
-              </a:graphicData>
-            </a:graphic>
-          </wp:inline>
+          <ns3:inline distT="0" distB="0" distL="0" distR="0" ns4:anchorId="7DA90B58" ns4:editId="07777777">
+            <ns3:extent cx="5580000" cy="3138750"/>
+            <ns3:effectExtent l="0" t="0" r="0" b="0"/>
+            <ns3:docPr id="5" name="Picture 5"/>
+            <ns3:cNvGraphicFramePr>
+              <ns5:graphicFrameLocks noChangeAspect="1"/>
+            </ns3:cNvGraphicFramePr>
+            <ns5:graphic>
+              <ns5:graphicData uri="http://schemas.openxmlformats.org/drawingml/2006/picture">
+                <ns6:pic>
+                  <ns6:nvPicPr>
+                    <ns6:cNvPr id="0" name="ui_react_rendimiento.png"/>
+                    <ns6:cNvPicPr/>
+                  </ns6:nvPicPr>
+                  <ns6:blipFill>
+                    <ns5:blip ns7:embed="rId13"/>
+                    <ns5:stretch>
+                      <ns5:fillRect/>
+                    </ns5:stretch>
+                  </ns6:blipFill>
+                  <ns6:spPr>
+                    <ns5:xfrm>
+                      <ns5:off x="0" y="0"/>
+                      <ns5:ext cx="5580000" cy="3138750"/>
+                    </ns5:xfrm>
+                    <ns5:prstGeom prst="rect">
+                      <ns5:avLst/>
+                    </ns5:prstGeom>
+                  </ns6:spPr>
+                </ns6:pic>
+              </ns5:graphicData>
+            </ns5:graphic>
+          </ns3:inline>
         </w:drawing>
       </w:r>
     </w:p>
-    <w:p>
+    <w:p ns2:paraId="48301C6A" ns2:textId="77777777">
       <w:pPr>
         <w:jc w:val="center"/>
       </w:pPr>
       <w:r>
-        <w:rPr>
-          <w:i/>
-          <w:sz w:val="22"/>
-        </w:rPr>
-        <w:t>Figura 5. Vista del dashboard React orientada al seguimiento del rendimiento y las metricas del sistema.</w:t>
-      </w:r>
-    </w:p>
-    <w:p>
+        <w:t>Figura 5. Vista del dashboard React orientada al seguimiento de latencias por etapa y benchmarks.</w:t>
+      </w:r>
+    </w:p>
+    <w:p ns2:paraId="41C8F396" ns2:textId="77777777">
       <w:pPr>
         <w:jc w:val="center"/>
       </w:pPr>
@@ -4453,394 +3952,296 @@
           <w:noProof/>
         </w:rPr>
         <w:drawing>
-          <wp:inline distT="0" distB="0" distL="0" distR="0" wp14:anchorId="5CFA2776" wp14:editId="07777777">
-            <wp:extent cx="5580000" cy="3348000"/>
-            <wp:effectExtent l="0" t="0" r="0" b="0"/>
-            <wp:docPr id="6" name="Picture 6"/>
-            <wp:cNvGraphicFramePr>
-              <a:graphicFrameLocks xmlns:a="http://schemas.openxmlformats.org/drawingml/2006/main" noChangeAspect="1"/>
-            </wp:cNvGraphicFramePr>
-            <a:graphic xmlns:a="http://schemas.openxmlformats.org/drawingml/2006/main">
-              <a:graphicData uri="http://schemas.openxmlformats.org/drawingml/2006/picture">
-                <pic:pic xmlns:pic="http://schemas.openxmlformats.org/drawingml/2006/picture">
-                  <pic:nvPicPr>
-                    <pic:cNvPr id="0" name="ui_grafana_mvp.png"/>
-                    <pic:cNvPicPr/>
-                  </pic:nvPicPr>
-                  <pic:blipFill>
-                    <a:blip r:embed="rId14"/>
-                    <a:stretch>
-                      <a:fillRect/>
-                    </a:stretch>
-                  </pic:blipFill>
-                  <pic:spPr>
-                    <a:xfrm>
-                      <a:off x="0" y="0"/>
-                      <a:ext cx="5580000" cy="3348000"/>
-                    </a:xfrm>
-                    <a:prstGeom prst="rect">
-                      <a:avLst/>
-                    </a:prstGeom>
-                  </pic:spPr>
-                </pic:pic>
-              </a:graphicData>
-            </a:graphic>
-          </wp:inline>
+          <ns3:inline distT="0" distB="0" distL="0" distR="0" ns4:anchorId="5CFA2776" ns4:editId="07777777">
+            <ns3:extent cx="5580000" cy="3348000"/>
+            <ns3:effectExtent l="0" t="0" r="0" b="0"/>
+            <ns3:docPr id="6" name="Picture 6"/>
+            <ns3:cNvGraphicFramePr>
+              <ns5:graphicFrameLocks noChangeAspect="1"/>
+            </ns3:cNvGraphicFramePr>
+            <ns5:graphic>
+              <ns5:graphicData uri="http://schemas.openxmlformats.org/drawingml/2006/picture">
+                <ns6:pic>
+                  <ns6:nvPicPr>
+                    <ns6:cNvPr id="0" name="ui_grafana_mvp.png"/>
+                    <ns6:cNvPicPr/>
+                  </ns6:nvPicPr>
+                  <ns6:blipFill>
+                    <ns5:blip ns7:embed="rId14"/>
+                    <ns5:stretch>
+                      <ns5:fillRect/>
+                    </ns5:stretch>
+                  </ns6:blipFill>
+                  <ns6:spPr>
+                    <ns5:xfrm>
+                      <ns5:off x="0" y="0"/>
+                      <ns5:ext cx="5580000" cy="3348000"/>
+                    </ns5:xfrm>
+                    <ns5:prstGeom prst="rect">
+                      <ns5:avLst/>
+                    </ns5:prstGeom>
+                  </ns6:spPr>
+                </ns6:pic>
+              </ns5:graphicData>
+            </ns5:graphic>
+          </ns3:inline>
         </w:drawing>
       </w:r>
     </w:p>
-    <w:p>
+    <w:p ns2:paraId="68726830" ns2:textId="77777777">
       <w:pPr>
         <w:jc w:val="center"/>
       </w:pPr>
       <w:r>
-        <w:rPr>
-          <w:i/>
-          <w:sz w:val="22"/>
-        </w:rPr>
-        <w:t>Figura 6. Panel de Grafana configurado para monitorizacion complementaria del MVP.</w:t>
-      </w:r>
-    </w:p>
-    <w:p>
-      <w:r>
-        <w:t>La coexistencia de ambas capas refuerza la idea de pipeline explotable: la API sirve como contrato tecnico comun, React se orienta a revision funcional y Grafana a observabilidad.</w:t>
+        <w:t>Figura 6. Panel de Grafana sobre Prometheus para monitorizacion operativa del pipeline.</w:t>
+      </w:r>
+    </w:p>
+    <w:p ns2:paraId="5F45460F" ns2:textId="77777777">
+      <w:r>
+        <w:t>La coexistencia de ambas capas refuerza la idea de pipeline explotable: la API sirve como contrato tecnico comun para consulta funcional y React se orienta a revision por ejecucion; Prometheus y Grafana, en cambio, se especializan en series temporales, percentiles, profundidad de cola y consumo de recursos.</w:t>
       </w:r>
     </w:p>
     <w:p>
       <w:pPr/>
       <w:r>
-        <w:t>El dashboard React y Grafana no duplican exactamente el mismo papel. El primero permite inspeccionar ejecuciones concretas, revisar mensajes, filtrar por prediccion o score y consultar directamente la metadata de entrenamiento servida por la API. En cambio, Grafana se configura como una capa de observabilidad ligera: el datasource marcusolsson-json-datasource apunta a http://api:8000, inyecta el encabezado X-API-Key y consume rutas como /api/v1/messages/stats?limit=500 para construir paneles de volumen, latencia y distribucion de scores.</w:t>
+        <w:t>El dashboard React y Grafana no duplican exactamente el mismo papel. El primero permite inspeccionar ejecuciones concretas, revisar mensajes, filtrar por prediccion o score y consultar benchmarks historicos. Grafana ofrece paneles vivos de throughput, latencia p95, CPU, memoria y cola, sin depender de lecturas manuales sobre MongoDB.</w:t>
       </w:r>
     </w:p>
     <w:p>
       <w:pPr/>
       <w:r>
-        <w:t>Este detalle de integracion es relevante porque evita el acceso directo de Grafana a MongoDB y reutiliza la misma interfaz protegida que emplea el dashboard web. La observabilidad, por tanto, queda alineada con el contrato de la API y con la politica de seguridad minima del proyecto. Desde una perspectiva de Ingenieria de Computadores, esta decision es preferible a una conexion ad hoc porque simplifica la superficie de exposicion y hace mas facil auditar que informacion sale realmente del sistema.</w:t>
+        <w:t>Este detalle de integracion es relevante porque evita tanto el acceso directo de Grafana a MongoDB como la dependencia del antiguo enfoque JSON para monitorizacion. La API queda protegida para consulta funcional y Prometheus se consolida como la fuente especializada de observabilidad.</w:t>
+      </w:r>
+    </w:p>
+    <w:p ns2:paraId="732138F7" ns2:textId="77777777">
+      <w:pPr>
+        <w:pStyle w:val="Ttulo2"/>
+        <w:rPr>
+          <w:rFonts w:ascii="Times New Roman" w:hAnsi="Times New Roman"/>
+        </w:rPr>
+      </w:pPr>
+      <w:bookmarkStart w:name="_Toc1353696871" w:id="866886679"/>
+      <w:r>
+        <w:rPr>
+          <w:rFonts w:ascii="Times New Roman" w:hAnsi="Times New Roman"/>
+        </w:rPr>
+        <w:t xml:space="preserve">4.7 </w:t>
+      </w:r>
+      <w:r>
+        <w:rPr>
+          <w:rFonts w:ascii="Times New Roman" w:hAnsi="Times New Roman"/>
+        </w:rPr>
+        <w:t>Validacion</w:t>
+      </w:r>
+      <w:r>
+        <w:rPr>
+          <w:rFonts w:ascii="Times New Roman" w:hAnsi="Times New Roman"/>
+        </w:rPr>
+        <w:t xml:space="preserve"> </w:t>
+      </w:r>
+      <w:r>
+        <w:rPr>
+          <w:rFonts w:ascii="Times New Roman" w:hAnsi="Times New Roman"/>
+        </w:rPr>
+        <w:t>integrada</w:t>
+      </w:r>
+      <w:bookmarkEnd w:id="866886679"/>
+    </w:p>
+    <w:p ns2:paraId="3C0EB1AA" ns2:textId="77777777">
+      <w:r>
+        <w:t>El proyecto incorpora varios niveles de verificacion:</w:t>
+      </w:r>
+    </w:p>
+    <w:p ns2:paraId="3CDB62BF" ns2:textId="77777777">
+      <w:pPr>
+        <w:pStyle w:val="Listaconvietas"/>
+      </w:pPr>
+      <w:r>
+        <w:t>pruebas pytest para la API y la capa de servicios;</w:t>
+      </w:r>
+    </w:p>
+    <w:p ns2:paraId="2729DE5F" ns2:textId="77777777">
+      <w:pPr>
+        <w:pStyle w:val="Listaconvietas"/>
+      </w:pPr>
+      <w:r>
+        <w:t>evaluacion offline reproducible por run_id;</w:t>
+      </w:r>
+    </w:p>
+    <w:p ns2:paraId="25301955" ns2:textId="77777777">
+      <w:pPr>
+        <w:pStyle w:val="Listaconvietas"/>
+      </w:pPr>
+      <w:r>
+        <w:t>simulacion de casos operativos y benchmark controlado con 1, 5, 10 y 20 mensajes por segundo;</w:t>
+      </w:r>
+    </w:p>
+    <w:p ns2:paraId="1B4BA51C" ns2:textId="77777777">
+      <w:pPr>
+        <w:pStyle w:val="Listaconvietas"/>
+      </w:pPr>
+      <w:r>
+        <w:t>runner de integracion y comprobaciones basicas en GitHub Actions.</w:t>
+      </w:r>
+    </w:p>
+    <w:p ns2:paraId="35C4722D" ns2:textId="77777777">
+      <w:r>
+        <w:t>La observacion practica de tutoria sobre pytest -q frente a python -m pytest -q ha quedado resuelta y, ademas, la validacion ya no se apoya solo en tests unitarios. scripts/run_phase5_checks.py comprueba artefactos clave, benchmark_pipeline.py genera evidencias cuantitativas y el workflow de GitHub Actions ejecuta una bateria minima reproducible sobre ambos TFGs.</w:t>
+      </w:r>
+    </w:p>
+    <w:p ns2:paraId="5E6136B4" ns2:textId="77777777">
+      <w:pPr>
+        <w:pStyle w:val="Ttulo1"/>
+        <w:rPr>
+          <w:rFonts w:ascii="Times New Roman" w:hAnsi="Times New Roman"/>
+        </w:rPr>
+      </w:pPr>
+      <w:bookmarkStart w:name="_Toc416231160" w:id="1127320017"/>
+      <w:r>
+        <w:rPr>
+          <w:rFonts w:ascii="Times New Roman" w:hAnsi="Times New Roman"/>
+        </w:rPr>
+        <w:t xml:space="preserve">5. </w:t>
+      </w:r>
+      <w:r>
+        <w:rPr>
+          <w:rFonts w:ascii="Times New Roman" w:hAnsi="Times New Roman"/>
+        </w:rPr>
+        <w:t>Evaluacion</w:t>
+      </w:r>
+      <w:r>
+        <w:rPr>
+          <w:rFonts w:ascii="Times New Roman" w:hAnsi="Times New Roman"/>
+        </w:rPr>
+        <w:t xml:space="preserve"> y </w:t>
+      </w:r>
+      <w:r>
+        <w:rPr>
+          <w:rFonts w:ascii="Times New Roman" w:hAnsi="Times New Roman"/>
+        </w:rPr>
+        <w:t>analisis</w:t>
+      </w:r>
+      <w:r>
+        <w:rPr>
+          <w:rFonts w:ascii="Times New Roman" w:hAnsi="Times New Roman"/>
+        </w:rPr>
+        <w:t xml:space="preserve"> de </w:t>
+      </w:r>
+      <w:r>
+        <w:rPr>
+          <w:rFonts w:ascii="Times New Roman" w:hAnsi="Times New Roman"/>
+        </w:rPr>
+        <w:t>resultados</w:t>
+      </w:r>
+      <w:bookmarkEnd w:id="1127320017"/>
+    </w:p>
+    <w:p ns2:paraId="68086B3A" ns2:textId="77777777">
+      <w:pPr>
+        <w:pStyle w:val="Ttulo2"/>
+        <w:rPr>
+          <w:rFonts w:ascii="Times New Roman" w:hAnsi="Times New Roman"/>
+        </w:rPr>
+      </w:pPr>
+      <w:bookmarkStart w:name="_Toc1922032210" w:id="30818657"/>
+      <w:r>
+        <w:rPr>
+          <w:rFonts w:ascii="Times New Roman" w:hAnsi="Times New Roman"/>
+        </w:rPr>
+        <w:t xml:space="preserve">5.1 </w:t>
+      </w:r>
+      <w:r>
+        <w:rPr>
+          <w:rFonts w:ascii="Times New Roman" w:hAnsi="Times New Roman"/>
+        </w:rPr>
+        <w:t>Metricas</w:t>
+      </w:r>
+      <w:r>
+        <w:rPr>
+          <w:rFonts w:ascii="Times New Roman" w:hAnsi="Times New Roman"/>
+        </w:rPr>
+        <w:t xml:space="preserve"> </w:t>
+      </w:r>
+      <w:r>
+        <w:rPr>
+          <w:rFonts w:ascii="Times New Roman" w:hAnsi="Times New Roman"/>
+        </w:rPr>
+        <w:t>principales</w:t>
+      </w:r>
+      <w:bookmarkEnd w:id="30818657"/>
+    </w:p>
+    <w:p ns2:paraId="59DF0592" ns2:textId="77777777">
+      <w:r>
+        <w:t>La evaluacion offline de referencia, almacenada en reports/runs/63c1d8a6-613a-4971-b3bf-dc0fe2907001/metrics.json, ofrece los siguientes resultados sobre 100 muestras balanceadas:</w:t>
+      </w:r>
+    </w:p>
+    <w:p ns2:paraId="15A762FC" ns2:textId="77777777">
+      <w:pPr>
+        <w:pStyle w:val="Listaconvietas"/>
+      </w:pPr>
+      <w:r>
+        <w:t>accuracy = 0.63</w:t>
       </w:r>
     </w:p>
     <w:p>
       <w:pPr>
-        <w:pStyle w:val="Ttulo2"/>
-        <w:rPr>
-          <w:rFonts w:ascii="Times New Roman" w:hAnsi="Times New Roman"/>
-        </w:rPr>
-      </w:pPr>
-      <w:bookmarkStart w:name="_Toc1353696871" w:id="866886679"/>
-      <w:r>
-        <w:rPr>
-          <w:rFonts w:ascii="Times New Roman" w:hAnsi="Times New Roman"/>
-        </w:rPr>
-        <w:t xml:space="preserve">4.7 </w:t>
-      </w:r>
-      <w:r>
-        <w:rPr>
-          <w:rFonts w:ascii="Times New Roman" w:hAnsi="Times New Roman"/>
-        </w:rPr>
-        <w:t>Validacion</w:t>
-      </w:r>
-      <w:r>
-        <w:rPr>
-          <w:rFonts w:ascii="Times New Roman" w:hAnsi="Times New Roman"/>
-        </w:rPr>
-        <w:t xml:space="preserve"> </w:t>
-      </w:r>
-      <w:r>
-        <w:rPr>
-          <w:rFonts w:ascii="Times New Roman" w:hAnsi="Times New Roman"/>
-        </w:rPr>
-        <w:t>integrada</w:t>
-      </w:r>
-      <w:bookmarkEnd w:id="866886679"/>
-    </w:p>
-    <w:p>
-      <w:r>
-        <w:t>El proyecto incorpora varios niveles de verificacion:</w:t>
-      </w:r>
-    </w:p>
-    <w:p>
-      <w:pPr>
         <w:pStyle w:val="Listaconvietas"/>
       </w:pPr>
       <w:r>
-        <w:t xml:space="preserve">pruebas </w:t>
-      </w:r>
-      <w:r>
-        <w:rPr>
-          <w:rFonts w:ascii="Consolas" w:hAnsi="Consolas"/>
-          <w:sz w:val="20"/>
-        </w:rPr>
-        <w:t>pytest</w:t>
-      </w:r>
-      <w:r>
-        <w:t xml:space="preserve"> para la API;</w:t>
-      </w:r>
-    </w:p>
-    <w:p>
+        <w:t>tasa_error_prueba = 0.37</w:t>
+      </w:r>
+    </w:p>
+    <w:p ns2:paraId="5BA5360E" ns2:textId="77777777">
       <w:pPr>
         <w:pStyle w:val="Listaconvietas"/>
       </w:pPr>
       <w:r>
-        <w:t>evaluacion offline reproducible;</w:t>
-      </w:r>
-    </w:p>
-    <w:p>
+        <w:t>precision_pos = 0.5823</w:t>
+      </w:r>
+    </w:p>
+    <w:p ns2:paraId="3B850012" ns2:textId="77777777">
       <w:pPr>
         <w:pStyle w:val="Listaconvietas"/>
       </w:pPr>
       <w:r>
-        <w:t xml:space="preserve">simulacion de casos operativos con </w:t>
-      </w:r>
-      <w:r>
-        <w:rPr>
-          <w:rFonts w:ascii="Consolas" w:hAnsi="Consolas"/>
-          <w:sz w:val="20"/>
-        </w:rPr>
-        <w:t>scripts/simulate_cases.py</w:t>
-      </w:r>
-      <w:r>
-        <w:t>;</w:t>
-      </w:r>
-    </w:p>
-    <w:p>
+        <w:t>recall_pos = 0.92</w:t>
+      </w:r>
+    </w:p>
+    <w:p ns2:paraId="393A8638" ns2:textId="77777777">
       <w:pPr>
         <w:pStyle w:val="Listaconvietas"/>
       </w:pPr>
       <w:r>
-        <w:t xml:space="preserve">runner de integracion con </w:t>
-      </w:r>
-      <w:r>
-        <w:rPr>
-          <w:rFonts w:ascii="Consolas" w:hAnsi="Consolas"/>
-          <w:sz w:val="20"/>
-        </w:rPr>
-        <w:t>scripts/run_phase5_checks.py</w:t>
-      </w:r>
-      <w:r>
-        <w:t>.</w:t>
-      </w:r>
-    </w:p>
-    <w:p>
-      <w:r>
-        <w:t xml:space="preserve">La observacion practica de tutoria sobre </w:t>
-      </w:r>
-      <w:r>
-        <w:rPr>
-          <w:rFonts w:ascii="Consolas" w:hAnsi="Consolas"/>
-          <w:sz w:val="20"/>
-        </w:rPr>
-        <w:t>pytest -q</w:t>
-      </w:r>
-      <w:r>
-        <w:t xml:space="preserve"> frente a </w:t>
-      </w:r>
-      <w:r>
-        <w:rPr>
-          <w:rFonts w:ascii="Consolas" w:hAnsi="Consolas"/>
-          <w:sz w:val="20"/>
-        </w:rPr>
-        <w:t>python -m pytest -q</w:t>
-      </w:r>
-      <w:r>
-        <w:t xml:space="preserve"> ha quedado resuelta con </w:t>
-      </w:r>
-      <w:r>
-        <w:rPr>
-          <w:rFonts w:ascii="Consolas" w:hAnsi="Consolas"/>
-          <w:sz w:val="20"/>
-        </w:rPr>
-        <w:t>pytest.ini</w:t>
-      </w:r>
-      <w:r>
-        <w:t>, de forma que ambas formas de ejecucion funcionan correctamente sobre el proyecto.</w:t>
-      </w:r>
-    </w:p>
-    <w:p>
-      <w:pPr>
-        <w:pStyle w:val="Ttulo1"/>
-        <w:rPr>
-          <w:rFonts w:ascii="Times New Roman" w:hAnsi="Times New Roman"/>
-        </w:rPr>
-      </w:pPr>
-      <w:bookmarkStart w:name="_Toc416231160" w:id="1127320017"/>
-      <w:r>
-        <w:rPr>
-          <w:rFonts w:ascii="Times New Roman" w:hAnsi="Times New Roman"/>
-        </w:rPr>
-        <w:t xml:space="preserve">5. </w:t>
-      </w:r>
-      <w:r>
-        <w:rPr>
-          <w:rFonts w:ascii="Times New Roman" w:hAnsi="Times New Roman"/>
-        </w:rPr>
-        <w:t>Evaluacion</w:t>
-      </w:r>
-      <w:r>
-        <w:rPr>
-          <w:rFonts w:ascii="Times New Roman" w:hAnsi="Times New Roman"/>
-        </w:rPr>
-        <w:t xml:space="preserve"> y </w:t>
-      </w:r>
-      <w:r>
-        <w:rPr>
-          <w:rFonts w:ascii="Times New Roman" w:hAnsi="Times New Roman"/>
-        </w:rPr>
-        <w:t>analisis</w:t>
-      </w:r>
-      <w:r>
-        <w:rPr>
-          <w:rFonts w:ascii="Times New Roman" w:hAnsi="Times New Roman"/>
-        </w:rPr>
-        <w:t xml:space="preserve"> de </w:t>
-      </w:r>
-      <w:r>
-        <w:rPr>
-          <w:rFonts w:ascii="Times New Roman" w:hAnsi="Times New Roman"/>
-        </w:rPr>
-        <w:t>resultados</w:t>
-      </w:r>
-      <w:bookmarkEnd w:id="1127320017"/>
-    </w:p>
-    <w:p>
-      <w:pPr>
-        <w:pStyle w:val="Ttulo2"/>
-        <w:rPr>
-          <w:rFonts w:ascii="Times New Roman" w:hAnsi="Times New Roman"/>
-        </w:rPr>
-      </w:pPr>
-      <w:bookmarkStart w:name="_Toc1922032210" w:id="30818657"/>
-      <w:r>
-        <w:rPr>
-          <w:rFonts w:ascii="Times New Roman" w:hAnsi="Times New Roman"/>
-        </w:rPr>
-        <w:t xml:space="preserve">5.1 </w:t>
-      </w:r>
-      <w:r>
-        <w:rPr>
-          <w:rFonts w:ascii="Times New Roman" w:hAnsi="Times New Roman"/>
-        </w:rPr>
-        <w:t>Metricas</w:t>
-      </w:r>
-      <w:r>
-        <w:rPr>
-          <w:rFonts w:ascii="Times New Roman" w:hAnsi="Times New Roman"/>
-        </w:rPr>
-        <w:t xml:space="preserve"> </w:t>
-      </w:r>
-      <w:r>
-        <w:rPr>
-          <w:rFonts w:ascii="Times New Roman" w:hAnsi="Times New Roman"/>
-        </w:rPr>
-        <w:t>principales</w:t>
-      </w:r>
-      <w:bookmarkEnd w:id="30818657"/>
-    </w:p>
-    <w:p>
-      <w:r>
-        <w:t xml:space="preserve">La evaluacion offline mas reciente, almacenada en </w:t>
-      </w:r>
-      <w:r>
-        <w:rPr>
-          <w:rFonts w:ascii="Consolas" w:hAnsi="Consolas"/>
-          <w:sz w:val="20"/>
-        </w:rPr>
-        <w:t>reports/metrics.json</w:t>
-      </w:r>
-      <w:r>
-        <w:t>, ofrece los siguientes resultados sobre 100 muestras balanceadas:</w:t>
-      </w:r>
-    </w:p>
-    <w:p>
+        <w:t>f1_pos = 0.7132</w:t>
+      </w:r>
+    </w:p>
+    <w:p ns2:paraId="067D9D91" ns2:textId="77777777">
       <w:pPr>
         <w:pStyle w:val="Listaconvietas"/>
       </w:pPr>
       <w:r>
-        <w:rPr>
-          <w:rFonts w:ascii="Consolas" w:hAnsi="Consolas"/>
-          <w:sz w:val="20"/>
-        </w:rPr>
-        <w:t>accuracy = 0.63</w:t>
-      </w:r>
-    </w:p>
-    <w:p>
+        <w:t>roc_auc = 0.8684</w:t>
+      </w:r>
+    </w:p>
+    <w:p ns2:paraId="0FEC3A53" ns2:textId="77777777">
       <w:pPr>
         <w:pStyle w:val="Listaconvietas"/>
       </w:pPr>
       <w:r>
-        <w:t>tasa_error_prueba = 0.37</w:t>
-      </w:r>
-    </w:p>
-    <w:p>
-      <w:pPr>
-        <w:pStyle w:val="Listaconvietas"/>
-      </w:pPr>
-      <w:r>
-        <w:rPr>
-          <w:rFonts w:ascii="Consolas" w:hAnsi="Consolas"/>
-          <w:sz w:val="20"/>
-        </w:rPr>
-        <w:t>precision_pos = 0.5823</w:t>
-      </w:r>
-    </w:p>
-    <w:p>
-      <w:pPr>
-        <w:pStyle w:val="Listaconvietas"/>
-      </w:pPr>
-      <w:r>
-        <w:rPr>
-          <w:rFonts w:ascii="Consolas" w:hAnsi="Consolas"/>
-          <w:sz w:val="20"/>
-        </w:rPr>
-        <w:t>recall_pos = 0.92</w:t>
-      </w:r>
-    </w:p>
-    <w:p>
-      <w:pPr>
-        <w:pStyle w:val="Listaconvietas"/>
-      </w:pPr>
-      <w:r>
-        <w:rPr>
-          <w:rFonts w:ascii="Consolas" w:hAnsi="Consolas"/>
-          <w:sz w:val="20"/>
-        </w:rPr>
-        <w:t>f1_pos = 0.7132</w:t>
-      </w:r>
-    </w:p>
-    <w:p>
-      <w:pPr>
-        <w:pStyle w:val="Listaconvietas"/>
-      </w:pPr>
-      <w:r>
-        <w:rPr>
-          <w:rFonts w:ascii="Consolas" w:hAnsi="Consolas"/>
-          <w:sz w:val="20"/>
-        </w:rPr>
-        <w:t>roc_auc = 0.8684</w:t>
-      </w:r>
-    </w:p>
-    <w:p>
-      <w:pPr>
-        <w:pStyle w:val="Listaconvietas"/>
-      </w:pPr>
-      <w:r>
-        <w:rPr>
-          <w:rFonts w:ascii="Consolas" w:hAnsi="Consolas"/>
-          <w:sz w:val="20"/>
-        </w:rPr>
         <w:t>average_precision = 0.8951</w:t>
       </w:r>
     </w:p>
-    <w:p>
-      <w:r>
-        <w:t>La tasa de error en datos de prueba se obtiene directamente como 1 - accuracy, por lo que el sistema falla en 37 de cada 100 muestras del conjunto offline utilizado en la evaluacion. Este valor sigue siendo coherente con la filosofia del sistema: se acepta una precision moderada para maximizar la capacidad de deteccion temprana de amenazas reales.</w:t>
+    <w:p ns2:paraId="1B3E7EE2" ns2:textId="77777777">
+      <w:r>
+        <w:t>La tasa de error en datos de prueba se obtiene directamente como 1 - accuracy, por lo que el sistema falla en 37 de cada 100 muestras del conjunto offline utilizado en la evaluacion. Este dato obliga a interpretar el clasificador como una primera criba y no como una decision final automatica.</w:t>
       </w:r>
     </w:p>
     <w:p>
       <w:pPr/>
       <w:r>
-        <w:t>En cambio, no se incorpora una tasa de error de entrenamiento cerrada. El repositorio conserva hiperparametros, split, checkpoints y metadatos del proceso, pero no un artefacto final persistido que documente de forma directa y reproducible ese error de entrenamiento. Por rigor metodologico, no resulta adecuado fijar una cifra que no pueda trazarse de manera inmediata desde los artefactos finales disponibles.</w:t>
-      </w:r>
-    </w:p>
-    <w:p>
+        <w:t>Estas metricas no deben leerse de forma aislada. En este TFG interesa, ademas, comprobar que el pipeline mantiene trazabilidad, estabilidad y tiempos de respuesta aceptables cuando se integra como sistema. Por eso la evaluacion offline se complementa con benchmark controlado y monitorizacion de recursos.</w:t>
+      </w:r>
+    </w:p>
+    <w:p ns2:paraId="72A3D3EC" ns2:textId="77777777">
       <w:pPr>
         <w:jc w:val="center"/>
       </w:pPr>
@@ -4849,55 +4250,51 @@
           <w:noProof/>
         </w:rPr>
         <w:drawing>
-          <wp:inline distT="0" distB="0" distL="0" distR="0" wp14:anchorId="2E6A852F" wp14:editId="07777777">
-            <wp:extent cx="5580000" cy="3348000"/>
-            <wp:effectExtent l="0" t="0" r="0" b="0"/>
-            <wp:docPr id="7" name="Picture 7"/>
-            <wp:cNvGraphicFramePr>
-              <a:graphicFrameLocks xmlns:a="http://schemas.openxmlformats.org/drawingml/2006/main" noChangeAspect="1"/>
-            </wp:cNvGraphicFramePr>
-            <a:graphic xmlns:a="http://schemas.openxmlformats.org/drawingml/2006/main">
-              <a:graphicData uri="http://schemas.openxmlformats.org/drawingml/2006/picture">
-                <pic:pic xmlns:pic="http://schemas.openxmlformats.org/drawingml/2006/picture">
-                  <pic:nvPicPr>
-                    <pic:cNvPr id="0" name="fig01_curva_umbral.png"/>
-                    <pic:cNvPicPr/>
-                  </pic:nvPicPr>
-                  <pic:blipFill>
-                    <a:blip r:embed="rId15"/>
-                    <a:stretch>
-                      <a:fillRect/>
-                    </a:stretch>
-                  </pic:blipFill>
-                  <pic:spPr>
-                    <a:xfrm>
-                      <a:off x="0" y="0"/>
-                      <a:ext cx="5580000" cy="3348000"/>
-                    </a:xfrm>
-                    <a:prstGeom prst="rect">
-                      <a:avLst/>
-                    </a:prstGeom>
-                  </pic:spPr>
-                </pic:pic>
-              </a:graphicData>
-            </a:graphic>
-          </wp:inline>
+          <ns3:inline distT="0" distB="0" distL="0" distR="0" ns4:anchorId="2E6A852F" ns4:editId="07777777">
+            <ns3:extent cx="5580000" cy="3348000"/>
+            <ns3:effectExtent l="0" t="0" r="0" b="0"/>
+            <ns3:docPr id="7" name="Picture 7"/>
+            <ns3:cNvGraphicFramePr>
+              <ns5:graphicFrameLocks noChangeAspect="1"/>
+            </ns3:cNvGraphicFramePr>
+            <ns5:graphic>
+              <ns5:graphicData uri="http://schemas.openxmlformats.org/drawingml/2006/picture">
+                <ns6:pic>
+                  <ns6:nvPicPr>
+                    <ns6:cNvPr id="0" name="fig01_curva_umbral.png"/>
+                    <ns6:cNvPicPr/>
+                  </ns6:nvPicPr>
+                  <ns6:blipFill>
+                    <ns5:blip ns7:embed="rId15"/>
+                    <ns5:stretch>
+                      <ns5:fillRect/>
+                    </ns5:stretch>
+                  </ns6:blipFill>
+                  <ns6:spPr>
+                    <ns5:xfrm>
+                      <ns5:off x="0" y="0"/>
+                      <ns5:ext cx="5580000" cy="3348000"/>
+                    </ns5:xfrm>
+                    <ns5:prstGeom prst="rect">
+                      <ns5:avLst/>
+                    </ns5:prstGeom>
+                  </ns6:spPr>
+                </ns6:pic>
+              </ns5:graphicData>
+            </ns5:graphic>
+          </ns3:inline>
         </w:drawing>
       </w:r>
     </w:p>
-    <w:p>
+    <w:p ns2:paraId="2E91E83D" ns2:textId="77777777">
       <w:pPr>
         <w:jc w:val="center"/>
       </w:pPr>
       <w:r>
-        <w:rPr>
-          <w:i/>
-          <w:sz w:val="22"/>
-        </w:rPr>
         <w:t>Figura 7. Analisis por umbral utilizado para comparar precision, recall, F1 y accuracy.</w:t>
       </w:r>
     </w:p>
-    <w:p>
+    <w:p ns2:paraId="1C79A345" ns2:textId="77777777">
       <w:pPr>
         <w:pStyle w:val="Ttulo2"/>
         <w:rPr>
@@ -4931,727 +4328,569 @@
       </w:r>
       <w:bookmarkEnd w:id="1031589685"/>
     </w:p>
-    <w:p>
-      <w:r>
-        <w:t xml:space="preserve">El analisis por umbral muestra que el mejor F1 de la evaluacion aparece en torno a </w:t>
-      </w:r>
-      <w:r>
-        <w:rPr>
-          <w:rFonts w:ascii="Consolas" w:hAnsi="Consolas"/>
-          <w:sz w:val="20"/>
-        </w:rPr>
-        <w:t>0.45</w:t>
-      </w:r>
-      <w:r>
+    <w:p ns2:paraId="04C2DCDA" ns2:textId="77777777">
+      <w:r>
+        <w:t>El analisis por umbral muestra que el mejor F1 de la evaluacion aparece en torno a 0.45, donde precision_pos, recall_pos, f1_pos y accuracy se estabilizan en torno a 0.82. Sin embargo, el sistema opera con THRESHOLD = 0.05 para priorizar recall y reducir la probabilidad de dejar pasar mensajes potencialmente peligrosos.</w:t>
+      </w:r>
+    </w:p>
+    <w:p ns2:paraId="53DE8093" ns2:textId="77777777">
+      <w:r>
+        <w:t>En otras palabras:</w:t>
+      </w:r>
+    </w:p>
+    <w:p ns2:paraId="269B8554" ns2:textId="77777777">
+      <w:pPr>
+        <w:pStyle w:val="Listaconvietas"/>
+      </w:pPr>
+      <w:r>
+        <w:t>con 0.05 se detectan 46 de 50 amenazas reales;</w:t>
+      </w:r>
+    </w:p>
+    <w:p ns2:paraId="0232D13A" ns2:textId="77777777">
+      <w:pPr>
+        <w:pStyle w:val="Listaconvietas"/>
+      </w:pPr>
+      <w:r>
+        <w:t>a cambio, aparecen 33 falsos positivos en la clase negativa;</w:t>
+      </w:r>
+    </w:p>
+    <w:p ns2:paraId="26FF2FC0" ns2:textId="77777777">
+      <w:pPr>
+        <w:pStyle w:val="Listaconvietas"/>
+      </w:pPr>
+      <w:r>
+        <w:t>esa decision es aceptable si el sistema se usa como primera criba para revisiones posteriores y se prioriza sensibilidad frente a precision.</w:t>
+      </w:r>
+    </w:p>
+    <w:p ns2:paraId="3DD8A14A" ns2:textId="77777777">
+      <w:pPr>
+        <w:pStyle w:val="Ttulo2"/>
+        <w:rPr>
+          <w:rFonts w:ascii="Times New Roman" w:hAnsi="Times New Roman"/>
+        </w:rPr>
+      </w:pPr>
+      <w:bookmarkStart w:name="_Toc1348757144" w:id="770770050"/>
+      <w:r>
+        <w:rPr>
+          <w:rFonts w:ascii="Times New Roman" w:hAnsi="Times New Roman"/>
+        </w:rPr>
+        <w:t xml:space="preserve">5.3 </w:t>
+      </w:r>
+      <w:r>
+        <w:rPr>
+          <w:rFonts w:ascii="Times New Roman" w:hAnsi="Times New Roman"/>
+        </w:rPr>
+        <w:t>Matriz</w:t>
+      </w:r>
+      <w:r>
+        <w:rPr>
+          <w:rFonts w:ascii="Times New Roman" w:hAnsi="Times New Roman"/>
+        </w:rPr>
+        <w:t xml:space="preserve"> de confusion y </w:t>
+      </w:r>
+      <w:r>
+        <w:rPr>
+          <w:rFonts w:ascii="Times New Roman" w:hAnsi="Times New Roman"/>
+        </w:rPr>
+        <w:t>distribucion</w:t>
+      </w:r>
+      <w:bookmarkEnd w:id="770770050"/>
+    </w:p>
+    <w:p ns2:paraId="747D2681" ns2:textId="77777777">
+      <w:r>
+        <w:t>La matriz de confusion del ultimo run_id fue:</w:t>
+      </w:r>
+    </w:p>
+    <w:p ns2:paraId="1C6BC63D" ns2:textId="77777777">
+      <w:pPr>
+        <w:pStyle w:val="Listaconvietas"/>
+      </w:pPr>
+      <w:r>
+        <w:t>verdaderos negativos: 17</w:t>
+      </w:r>
+    </w:p>
+    <w:p ns2:paraId="10B82D2D" ns2:textId="77777777">
+      <w:pPr>
+        <w:pStyle w:val="Listaconvietas"/>
+      </w:pPr>
+      <w:r>
+        <w:t>falsos positivos: 33</w:t>
+      </w:r>
+    </w:p>
+    <w:p ns2:paraId="46EF19B8" ns2:textId="77777777">
+      <w:pPr>
+        <w:pStyle w:val="Listaconvietas"/>
+      </w:pPr>
+      <w:r>
+        <w:t>falsos negativos: 4</w:t>
+      </w:r>
+    </w:p>
+    <w:p ns2:paraId="1F87CAE5" ns2:textId="77777777">
+      <w:pPr>
+        <w:pStyle w:val="Listaconvietas"/>
+      </w:pPr>
+      <w:r>
+        <w:t>verdaderos positivos: 46</w:t>
+      </w:r>
+    </w:p>
+    <w:p ns2:paraId="0D0B940D" ns2:textId="77777777">
+      <w:pPr>
+        <w:jc w:val="center"/>
+      </w:pPr>
+      <w:r>
+        <w:rPr>
+          <w:noProof/>
+        </w:rPr>
+        <w:drawing>
+          <ns3:inline distT="0" distB="0" distL="0" distR="0" ns4:anchorId="1842AA0A" ns4:editId="07777777">
+            <ns3:extent cx="5580000" cy="4782857"/>
+            <ns3:effectExtent l="0" t="0" r="0" b="0"/>
+            <ns3:docPr id="8" name="Picture 8"/>
+            <ns3:cNvGraphicFramePr>
+              <ns5:graphicFrameLocks noChangeAspect="1"/>
+            </ns3:cNvGraphicFramePr>
+            <ns5:graphic>
+              <ns5:graphicData uri="http://schemas.openxmlformats.org/drawingml/2006/picture">
+                <ns6:pic>
+                  <ns6:nvPicPr>
+                    <ns6:cNvPr id="0" name="fig02_matriz_confusion.png"/>
+                    <ns6:cNvPicPr/>
+                  </ns6:nvPicPr>
+                  <ns6:blipFill>
+                    <ns5:blip ns7:embed="rId16"/>
+                    <ns5:stretch>
+                      <ns5:fillRect/>
+                    </ns5:stretch>
+                  </ns6:blipFill>
+                  <ns6:spPr>
+                    <ns5:xfrm>
+                      <ns5:off x="0" y="0"/>
+                      <ns5:ext cx="5580000" cy="4782857"/>
+                    </ns5:xfrm>
+                    <ns5:prstGeom prst="rect">
+                      <ns5:avLst/>
+                    </ns5:prstGeom>
+                  </ns6:spPr>
+                </ns6:pic>
+              </ns5:graphicData>
+            </ns5:graphic>
+          </ns3:inline>
+        </w:drawing>
+      </w:r>
+    </w:p>
+    <w:p ns2:paraId="1F344444" ns2:textId="77777777">
+      <w:pPr>
+        <w:jc w:val="center"/>
+      </w:pPr>
+      <w:r>
+        <w:t>Figura 8. Matriz de confusion correspondiente a la evaluacion offline del sistema.</w:t>
+      </w:r>
+    </w:p>
+    <w:p ns2:paraId="0E27B00A" ns2:textId="77777777">
+      <w:pPr>
+        <w:jc w:val="center"/>
+      </w:pPr>
+      <w:r>
+        <w:rPr>
+          <w:noProof/>
+        </w:rPr>
+        <w:drawing>
+          <ns3:inline distT="0" distB="0" distL="0" distR="0" ns4:anchorId="5ADCEB1D" ns4:editId="07777777">
+            <ns3:extent cx="5580000" cy="3348000"/>
+            <ns3:effectExtent l="0" t="0" r="0" b="0"/>
+            <ns3:docPr id="9" name="Picture 9"/>
+            <ns3:cNvGraphicFramePr>
+              <ns5:graphicFrameLocks noChangeAspect="1"/>
+            </ns3:cNvGraphicFramePr>
+            <ns5:graphic>
+              <ns5:graphicData uri="http://schemas.openxmlformats.org/drawingml/2006/picture">
+                <ns6:pic>
+                  <ns6:nvPicPr>
+                    <ns6:cNvPr id="0" name="fig03_metricas_globales.png"/>
+                    <ns6:cNvPicPr/>
+                  </ns6:nvPicPr>
+                  <ns6:blipFill>
+                    <ns5:blip ns7:embed="rId17"/>
+                    <ns5:stretch>
+                      <ns5:fillRect/>
+                    </ns5:stretch>
+                  </ns6:blipFill>
+                  <ns6:spPr>
+                    <ns5:xfrm>
+                      <ns5:off x="0" y="0"/>
+                      <ns5:ext cx="5580000" cy="3348000"/>
+                    </ns5:xfrm>
+                    <ns5:prstGeom prst="rect">
+                      <ns5:avLst/>
+                    </ns5:prstGeom>
+                  </ns6:spPr>
+                </ns6:pic>
+              </ns5:graphicData>
+            </ns5:graphic>
+          </ns3:inline>
+        </w:drawing>
+      </w:r>
+    </w:p>
+    <w:p ns2:paraId="6CF57C24" ns2:textId="77777777">
+      <w:pPr>
+        <w:jc w:val="center"/>
+      </w:pPr>
+      <w:r>
+        <w:t>Figura 9. Metricas globales obtenidas en la evaluacion offline del modelo.</w:t>
+      </w:r>
+    </w:p>
+    <w:p ns2:paraId="60061E4C" ns2:textId="77777777">
+      <w:pPr>
+        <w:jc w:val="center"/>
+      </w:pPr>
+      <w:r>
+        <w:rPr>
+          <w:noProof/>
+        </w:rPr>
+        <w:drawing>
+          <ns3:inline distT="0" distB="0" distL="0" distR="0" ns4:anchorId="3D0DD81D" ns4:editId="07777777">
+            <ns3:extent cx="5580000" cy="4185000"/>
+            <ns3:effectExtent l="0" t="0" r="0" b="0"/>
+            <ns3:docPr id="10" name="Picture 10"/>
+            <ns3:cNvGraphicFramePr>
+              <ns5:graphicFrameLocks noChangeAspect="1"/>
+            </ns3:cNvGraphicFramePr>
+            <ns5:graphic>
+              <ns5:graphicData uri="http://schemas.openxmlformats.org/drawingml/2006/picture">
+                <ns6:pic>
+                  <ns6:nvPicPr>
+                    <ns6:cNvPr id="0" name="fig04_distribucion_clases.png"/>
+                    <ns6:cNvPicPr/>
+                  </ns6:nvPicPr>
+                  <ns6:blipFill>
+                    <ns5:blip ns7:embed="rId18"/>
+                    <ns5:stretch>
+                      <ns5:fillRect/>
+                    </ns5:stretch>
+                  </ns6:blipFill>
+                  <ns6:spPr>
+                    <ns5:xfrm>
+                      <ns5:off x="0" y="0"/>
+                      <ns5:ext cx="5580000" cy="4185000"/>
+                    </ns5:xfrm>
+                    <ns5:prstGeom prst="rect">
+                      <ns5:avLst/>
+                    </ns5:prstGeom>
+                  </ns6:spPr>
+                </ns6:pic>
+              </ns5:graphicData>
+            </ns5:graphic>
+          </ns3:inline>
+        </w:drawing>
+      </w:r>
+    </w:p>
+    <w:p ns2:paraId="03C5FF0E" ns2:textId="77777777">
+      <w:pPr>
+        <w:jc w:val="center"/>
+      </w:pPr>
+      <w:r>
+        <w:t>Figura 10. Distribucion de clases utilizada en la evaluacion offline.</w:t>
+      </w:r>
+    </w:p>
+    <w:p ns2:paraId="644CC72D" ns2:textId="77777777">
+      <w:r>
+        <w:t>El comportamiento es consistente con un detector sensible: el sistema recupera muchas amenazas, pero genera un volumen apreciable de revisiones adicionales. Desde el punto de vista del pipeline, esto refuerza la necesidad de conservar trazabilidad y filtros posteriores para que la carga humana sea asumible.</w:t>
+      </w:r>
+    </w:p>
+    <w:p ns2:paraId="047FE5E5" ns2:textId="77777777">
+      <w:pPr>
+        <w:pStyle w:val="Ttulo2"/>
+        <w:rPr>
+          <w:rFonts w:ascii="Times New Roman" w:hAnsi="Times New Roman"/>
+        </w:rPr>
+      </w:pPr>
+      <w:bookmarkStart w:name="_Toc429824456" w:id="1247761660"/>
+      <w:r>
+        <w:rPr>
+          <w:rFonts w:ascii="Times New Roman" w:hAnsi="Times New Roman"/>
+        </w:rPr>
+        <w:t xml:space="preserve">5.4 </w:t>
+      </w:r>
+      <w:r>
+        <w:rPr>
+          <w:rFonts w:ascii="Times New Roman" w:hAnsi="Times New Roman"/>
+        </w:rPr>
+        <w:t>Evidencia</w:t>
+      </w:r>
+      <w:r>
+        <w:rPr>
+          <w:rFonts w:ascii="Times New Roman" w:hAnsi="Times New Roman"/>
+        </w:rPr>
+        <w:t xml:space="preserve"> de </w:t>
+      </w:r>
+      <w:r>
+        <w:rPr>
+          <w:rFonts w:ascii="Times New Roman" w:hAnsi="Times New Roman"/>
+        </w:rPr>
+        <w:t>validacion</w:t>
+      </w:r>
+      <w:r>
+        <w:rPr>
+          <w:rFonts w:ascii="Times New Roman" w:hAnsi="Times New Roman"/>
+        </w:rPr>
+        <w:t xml:space="preserve"> </w:t>
+      </w:r>
+      <w:r>
+        <w:rPr>
+          <w:rFonts w:ascii="Times New Roman" w:hAnsi="Times New Roman"/>
+        </w:rPr>
+        <w:t>integrada</w:t>
+      </w:r>
+      <w:bookmarkEnd w:id="1247761660"/>
+    </w:p>
+    <w:p ns2:paraId="6D650B5A" ns2:textId="77777777">
+      <w:r>
+        <w:t>La validacion cuantitativa ya no se limita a confirmar que existen artefactos. El benchmark controlado mas reciente, almacenado en reports/benchmarks/bench-20260402T153415Z-b54ed0d2/benchmark_summary.json, ejecuta escenarios de 5 segundos por carga objetivo y permite contrastar throughput, latencia y recursos del proceso sobre la misma base tecnica del worker.</w:t>
+      </w:r>
+    </w:p>
+    <w:p ns2:paraId="26068DCC" ns2:textId="77777777">
+      <w:pPr>
+        <w:pStyle w:val="Listaconvietas"/>
+      </w:pPr>
+      <w:r>
+        <w:t>Escenario 1 msg/s: throughput real 1.24 msg/s, latencia media 171.71 ms, p95 513.19 ms y tasa de error 0%.</w:t>
+      </w:r>
+    </w:p>
+    <w:p ns2:paraId="67534A5A" ns2:textId="77777777">
+      <w:pPr>
+        <w:pStyle w:val="Listaconvietas"/>
+      </w:pPr>
+      <w:r>
+        <w:t>Escenario 5 msg/s: throughput real 5.16 msg/s, latencia media 50.04 ms, p95 57.95 ms y tasa de error 0%.</w:t>
+      </w:r>
+    </w:p>
+    <w:p ns2:paraId="45108F88" ns2:textId="77777777">
+      <w:pPr>
+        <w:pStyle w:val="Listaconvietas"/>
+      </w:pPr>
+      <w:r>
+        <w:t>Escenario 10 msg/s: throughput real 10.09 msg/s, latencia media 52.29 ms, p95 63.99 ms y tasa de error 0%.</w:t>
+      </w:r>
+    </w:p>
+    <w:p ns2:paraId="5AA35DC9" ns2:textId="77777777">
+      <w:pPr>
+        <w:pStyle w:val="Listaconvietas"/>
+      </w:pPr>
+      <w:r>
+        <w:t>Escenario 20 msg/s: throughput real 19.08 msg/s, latencia media 52.4 ms, p95 66.06 ms y tasa de error 0%.</w:t>
+      </w:r>
+    </w:p>
+    <w:p ns2:paraId="3A413ABF" ns2:textId="77777777">
+      <w:r>
+        <w:t>El escenario mas exigente, ejecutado sin escritura en MongoDB para aislar el coste de inferencia y orquestacion, sostuvo 19.08 msg/s con latencia media 52.4 ms, p95 66.06 ms, uso medio de CPU del 773.57% del proceso y RSS medio de 0.88 GiB. Junto a ello, scripts/run_phase5_checks.py y la CI del repositorio verifican la presencia de artefactos y la salud basica del sistema.</w:t>
+      </w:r>
+    </w:p>
+    <w:p ns2:paraId="1BC8F689" ns2:textId="77777777">
+      <w:pPr>
+        <w:pStyle w:val="Ttulo2"/>
+        <w:rPr>
+          <w:rFonts w:ascii="Times New Roman" w:hAnsi="Times New Roman"/>
+        </w:rPr>
+      </w:pPr>
+      <w:bookmarkStart w:name="_Toc1889020230" w:id="1725196984"/>
+      <w:r>
+        <w:rPr>
+          <w:rFonts w:ascii="Times New Roman" w:hAnsi="Times New Roman"/>
+        </w:rPr>
+        <w:t xml:space="preserve">5.5 </w:t>
+      </w:r>
+      <w:r>
+        <w:rPr>
+          <w:rFonts w:ascii="Times New Roman" w:hAnsi="Times New Roman"/>
+        </w:rPr>
+        <w:t>Limitaciones</w:t>
+      </w:r>
+      <w:r>
+        <w:rPr>
+          <w:rFonts w:ascii="Times New Roman" w:hAnsi="Times New Roman"/>
+        </w:rPr>
+        <w:t xml:space="preserve"> </w:t>
+      </w:r>
+      <w:r>
+        <w:rPr>
+          <w:rFonts w:ascii="Times New Roman" w:hAnsi="Times New Roman"/>
+        </w:rPr>
+        <w:t>detectadas</w:t>
+      </w:r>
+      <w:bookmarkEnd w:id="1725196984"/>
+    </w:p>
+    <w:p ns2:paraId="1E3B8266" ns2:textId="77777777">
+      <w:r>
+        <w:t>Durante la evaluacion se han identificado varias limitaciones:</w:t>
+      </w:r>
+    </w:p>
+    <w:p ns2:paraId="75A1A2BF" ns2:textId="77777777">
+      <w:pPr>
+        <w:pStyle w:val="Listaconnmeros"/>
+      </w:pPr>
+      <w:r>
+        <w:t>El umbral operativo bajo mejora recall, pero genera un numero alto de falsos positivos.</w:t>
+      </w:r>
+    </w:p>
+    <w:p ns2:paraId="037EC856" ns2:textId="77777777">
+      <w:pPr>
+        <w:pStyle w:val="Listaconnmeros"/>
+      </w:pPr>
+      <w:r>
+        <w:t>El benchmark se ha ejecutado en un unico nodo local y, en su forma de referencia, sin escritura real en MongoDB, por lo que no sustituye a una prueba distribuida completa.</w:t>
+      </w:r>
+    </w:p>
+    <w:p ns2:paraId="3F9A2879" ns2:textId="77777777">
+      <w:pPr>
+        <w:pStyle w:val="Listaconnmeros"/>
+      </w:pPr>
+      <w:r>
+        <w:t>RabbitMQ desacopla productor y worker, pero el proyecto todavia no incorpora politicas automaticas de reintento, DLQ ni escalado horizontal gestionado.</w:t>
+      </w:r>
+    </w:p>
+    <w:p ns2:paraId="1C7ECE85" ns2:textId="77777777">
+      <w:pPr>
+        <w:pStyle w:val="Listaconnmeros"/>
+      </w:pPr>
+      <w:r>
+        <w:t>Prometheus aporta observabilidad real, aunque los dashboards y alertas siguen teniendo alcance academico y no de operacion 24x7.</w:t>
+      </w:r>
+    </w:p>
+    <w:p ns2:paraId="5DDAB5F4" ns2:textId="77777777">
+      <w:pPr>
+        <w:pStyle w:val="Listaconnmeros"/>
+      </w:pPr>
+      <w:r>
+        <w:t>El sistema actual clasifica de forma binaria y mantiene un preprocesado deliberadamente conservador; podria enriquecerse con mas contexto, explicabilidad o categorias de amenaza.</w:t>
+      </w:r>
+    </w:p>
+    <w:p ns2:paraId="18B8BDF6" ns2:textId="77777777">
+      <w:pPr>
+        <w:pStyle w:val="Ttulo1"/>
+        <w:rPr>
+          <w:rFonts w:ascii="Times New Roman" w:hAnsi="Times New Roman"/>
+        </w:rPr>
+      </w:pPr>
+      <w:bookmarkStart w:name="_Toc53727787" w:id="116422855"/>
+      <w:r>
+        <w:rPr>
+          <w:rFonts w:ascii="Times New Roman" w:hAnsi="Times New Roman"/>
+        </w:rPr>
+        <w:t xml:space="preserve">6. </w:t>
+      </w:r>
+      <w:r>
+        <w:rPr>
+          <w:rFonts w:ascii="Times New Roman" w:hAnsi="Times New Roman"/>
+        </w:rPr>
+        <w:t>Conclusiones</w:t>
+      </w:r>
+      <w:r>
+        <w:rPr>
+          <w:rFonts w:ascii="Times New Roman" w:hAnsi="Times New Roman"/>
+        </w:rPr>
         <w:t xml:space="preserve"> y </w:t>
       </w:r>
       <w:r>
         <w:rPr>
-          <w:rFonts w:ascii="Consolas" w:hAnsi="Consolas"/>
-          <w:sz w:val="20"/>
-        </w:rPr>
-        <w:t>0.50</w:t>
-      </w:r>
-      <w:r>
-        <w:t xml:space="preserve">, donde </w:t>
-      </w:r>
-      <w:r>
-        <w:rPr>
-          <w:rFonts w:ascii="Consolas" w:hAnsi="Consolas"/>
-          <w:sz w:val="20"/>
-        </w:rPr>
-        <w:t>precision_pos</w:t>
-      </w:r>
-      <w:r>
-        <w:t xml:space="preserve">, </w:t>
-      </w:r>
-      <w:r>
-        <w:rPr>
-          <w:rFonts w:ascii="Consolas" w:hAnsi="Consolas"/>
-          <w:sz w:val="20"/>
-        </w:rPr>
-        <w:t>recall_pos</w:t>
-      </w:r>
-      <w:r>
-        <w:t xml:space="preserve">, </w:t>
-      </w:r>
-      <w:r>
-        <w:rPr>
-          <w:rFonts w:ascii="Consolas" w:hAnsi="Consolas"/>
-          <w:sz w:val="20"/>
-        </w:rPr>
-        <w:t>f1_pos</w:t>
-      </w:r>
-      <w:r>
-        <w:t xml:space="preserve"> y </w:t>
-      </w:r>
-      <w:r>
-        <w:rPr>
-          <w:rFonts w:ascii="Consolas" w:hAnsi="Consolas"/>
-          <w:sz w:val="20"/>
-        </w:rPr>
-        <w:t>accuracy</w:t>
-      </w:r>
-      <w:r>
-        <w:t xml:space="preserve"> se estabilizan en </w:t>
-      </w:r>
-      <w:r>
-        <w:rPr>
-          <w:rFonts w:ascii="Consolas" w:hAnsi="Consolas"/>
-          <w:sz w:val="20"/>
-        </w:rPr>
-        <w:t>0.82</w:t>
-      </w:r>
-      <w:r>
-        <w:t xml:space="preserve">. Sin embargo, el sistema mantiene </w:t>
-      </w:r>
-      <w:r>
-        <w:rPr>
-          <w:rFonts w:ascii="Consolas" w:hAnsi="Consolas"/>
-          <w:sz w:val="20"/>
-        </w:rPr>
-        <w:t>0.05</w:t>
-      </w:r>
-      <w:r>
-        <w:t xml:space="preserve"> como umbral operativo porque el objetivo del MVP no es optimizar equilibrio general, sino priorizar la deteccion temprana.</w:t>
-      </w:r>
-    </w:p>
-    <w:p>
-      <w:r>
-        <w:t>En otras palabras:</w:t>
-      </w:r>
-    </w:p>
-    <w:p>
+          <w:rFonts w:ascii="Times New Roman" w:hAnsi="Times New Roman"/>
+        </w:rPr>
+        <w:t>lineas</w:t>
+      </w:r>
+      <w:r>
+        <w:rPr>
+          <w:rFonts w:ascii="Times New Roman" w:hAnsi="Times New Roman"/>
+        </w:rPr>
+        <w:t xml:space="preserve"> </w:t>
+      </w:r>
+      <w:r>
+        <w:rPr>
+          <w:rFonts w:ascii="Times New Roman" w:hAnsi="Times New Roman"/>
+        </w:rPr>
+        <w:t>futuras</w:t>
+      </w:r>
+      <w:bookmarkEnd w:id="116422855"/>
+    </w:p>
+    <w:p ns2:paraId="0B791FE5" ns2:textId="77777777">
+      <w:r>
+        <w:t>El trabajo desarrollado cumple su objetivo principal: construir un pipeline funcional y defendible para detectar mensajes de phishing o actividad sospechosa en Telegram desde una perspectiva propia de Ingenieria de Computadores. La arquitectura producer -&gt; RabbitMQ -&gt; worker -&gt; MongoDB -&gt; API -&gt; React, reforzada con Prometheus y Grafana, permite explicar con claridad como se integra cada pieza y que evidencia tecnica deja a su paso.</w:t>
+      </w:r>
+    </w:p>
+    <w:p ns2:paraId="1E02B748" ns2:textId="77777777">
+      <w:r>
+        <w:t>El proyecto demuestra que es posible combinar:</w:t>
+      </w:r>
+    </w:p>
+    <w:p ns2:paraId="09599C3D" ns2:textId="77777777">
       <w:pPr>
         <w:pStyle w:val="Listaconvietas"/>
       </w:pPr>
       <w:r>
-        <w:t xml:space="preserve">con </w:t>
-      </w:r>
-      <w:r>
-        <w:rPr>
-          <w:rFonts w:ascii="Consolas" w:hAnsi="Consolas"/>
-          <w:sz w:val="20"/>
-        </w:rPr>
-        <w:t>0.05</w:t>
-      </w:r>
-      <w:r>
-        <w:t xml:space="preserve"> se detectan 46 de 50 amenazas reales;</w:t>
-      </w:r>
-    </w:p>
-    <w:p>
+        <w:t>captura automatizada de mensajes y publicacion en cola;</w:t>
+      </w:r>
+    </w:p>
+    <w:p ns2:paraId="23DD7774" ns2:textId="77777777">
       <w:pPr>
         <w:pStyle w:val="Listaconvietas"/>
       </w:pPr>
       <w:r>
-        <w:t>a cambio, aparecen 33 falsos positivos en la clase negativa;</w:t>
-      </w:r>
-    </w:p>
-    <w:p>
+        <w:t>inferencia con un modelo de lenguaje y latencias por etapa;</w:t>
+      </w:r>
+    </w:p>
+    <w:p ns2:paraId="5144CCCD" ns2:textId="77777777">
       <w:pPr>
         <w:pStyle w:val="Listaconvietas"/>
       </w:pPr>
       <w:r>
-        <w:t>esa decision es aceptable si el sistema se usa como primera criba para revisiones posteriores.</w:t>
-      </w:r>
-    </w:p>
-    <w:p>
-      <w:pPr>
-        <w:pStyle w:val="Ttulo2"/>
-        <w:rPr>
-          <w:rFonts w:ascii="Times New Roman" w:hAnsi="Times New Roman"/>
-        </w:rPr>
-      </w:pPr>
-      <w:bookmarkStart w:name="_Toc1348757144" w:id="770770050"/>
-      <w:r>
-        <w:rPr>
-          <w:rFonts w:ascii="Times New Roman" w:hAnsi="Times New Roman"/>
-        </w:rPr>
-        <w:t xml:space="preserve">5.3 </w:t>
-      </w:r>
-      <w:r>
-        <w:rPr>
-          <w:rFonts w:ascii="Times New Roman" w:hAnsi="Times New Roman"/>
-        </w:rPr>
-        <w:t>Matriz</w:t>
-      </w:r>
-      <w:r>
-        <w:rPr>
-          <w:rFonts w:ascii="Times New Roman" w:hAnsi="Times New Roman"/>
-        </w:rPr>
-        <w:t xml:space="preserve"> de confusion y </w:t>
-      </w:r>
-      <w:r>
-        <w:rPr>
-          <w:rFonts w:ascii="Times New Roman" w:hAnsi="Times New Roman"/>
-        </w:rPr>
-        <w:t>distribucion</w:t>
-      </w:r>
-      <w:bookmarkEnd w:id="770770050"/>
-    </w:p>
-    <w:p>
-      <w:r>
-        <w:t xml:space="preserve">La matriz de confusion del ultimo </w:t>
-      </w:r>
-      <w:r>
-        <w:rPr>
-          <w:rFonts w:ascii="Consolas" w:hAnsi="Consolas"/>
-          <w:sz w:val="20"/>
-        </w:rPr>
-        <w:t>run_id</w:t>
-      </w:r>
-      <w:r>
-        <w:t xml:space="preserve"> fue:</w:t>
-      </w:r>
-    </w:p>
-    <w:p>
+        <w:t>almacenamiento trazable y minimizado;</w:t>
+      </w:r>
+    </w:p>
+    <w:p ns2:paraId="76A4B790" ns2:textId="77777777">
       <w:pPr>
         <w:pStyle w:val="Listaconvietas"/>
       </w:pPr>
       <w:r>
-        <w:t>verdaderos negativos: 17</w:t>
-      </w:r>
-    </w:p>
-    <w:p>
+        <w:t>API reutilizable y metricas Prometheus;</w:t>
+      </w:r>
+    </w:p>
+    <w:p ns2:paraId="753BFB90" ns2:textId="77777777">
       <w:pPr>
         <w:pStyle w:val="Listaconvietas"/>
       </w:pPr>
       <w:r>
-        <w:t>falsos positivos: 33</w:t>
-      </w:r>
-    </w:p>
-    <w:p>
+        <w:t>visualizacion operativa y benchmark controlado;</w:t>
+      </w:r>
+    </w:p>
+    <w:p ns2:paraId="70B4D407" ns2:textId="77777777">
       <w:pPr>
         <w:pStyle w:val="Listaconvietas"/>
       </w:pPr>
       <w:r>
-        <w:t>falsos negativos: 4</w:t>
-      </w:r>
-    </w:p>
-    <w:p>
-      <w:pPr>
-        <w:pStyle w:val="Listaconvietas"/>
-      </w:pPr>
-      <w:r>
-        <w:t>verdaderos positivos: 46</w:t>
-      </w:r>
-    </w:p>
-    <w:p>
-      <w:pPr>
-        <w:jc w:val="center"/>
-      </w:pPr>
-      <w:r>
-        <w:rPr>
-          <w:noProof/>
-        </w:rPr>
-        <w:drawing>
-          <wp:inline distT="0" distB="0" distL="0" distR="0" wp14:anchorId="1842AA0A" wp14:editId="07777777">
-            <wp:extent cx="5580000" cy="4782857"/>
-            <wp:effectExtent l="0" t="0" r="0" b="0"/>
-            <wp:docPr id="8" name="Picture 8"/>
-            <wp:cNvGraphicFramePr>
-              <a:graphicFrameLocks xmlns:a="http://schemas.openxmlformats.org/drawingml/2006/main" noChangeAspect="1"/>
-            </wp:cNvGraphicFramePr>
-            <a:graphic xmlns:a="http://schemas.openxmlformats.org/drawingml/2006/main">
-              <a:graphicData uri="http://schemas.openxmlformats.org/drawingml/2006/picture">
-                <pic:pic xmlns:pic="http://schemas.openxmlformats.org/drawingml/2006/picture">
-                  <pic:nvPicPr>
-                    <pic:cNvPr id="0" name="fig02_matriz_confusion.png"/>
-                    <pic:cNvPicPr/>
-                  </pic:nvPicPr>
-                  <pic:blipFill>
-                    <a:blip r:embed="rId16"/>
-                    <a:stretch>
-                      <a:fillRect/>
-                    </a:stretch>
-                  </pic:blipFill>
-                  <pic:spPr>
-                    <a:xfrm>
-                      <a:off x="0" y="0"/>
-                      <a:ext cx="5580000" cy="4782857"/>
-                    </a:xfrm>
-                    <a:prstGeom prst="rect">
-                      <a:avLst/>
-                    </a:prstGeom>
-                  </pic:spPr>
-                </pic:pic>
-              </a:graphicData>
-            </a:graphic>
-          </wp:inline>
-        </w:drawing>
-      </w:r>
-    </w:p>
-    <w:p>
-      <w:pPr>
-        <w:jc w:val="center"/>
-      </w:pPr>
-      <w:r>
-        <w:rPr>
-          <w:i/>
-          <w:sz w:val="22"/>
-        </w:rPr>
-        <w:t>Figura 8. Matriz de confusion correspondiente a la evaluacion offline del sistema.</w:t>
-      </w:r>
-    </w:p>
-    <w:p>
-      <w:pPr>
-        <w:jc w:val="center"/>
-      </w:pPr>
-      <w:r>
-        <w:rPr>
-          <w:noProof/>
-        </w:rPr>
-        <w:drawing>
-          <wp:inline distT="0" distB="0" distL="0" distR="0" wp14:anchorId="5ADCEB1D" wp14:editId="07777777">
-            <wp:extent cx="5580000" cy="3348000"/>
-            <wp:effectExtent l="0" t="0" r="0" b="0"/>
-            <wp:docPr id="9" name="Picture 9"/>
-            <wp:cNvGraphicFramePr>
-              <a:graphicFrameLocks xmlns:a="http://schemas.openxmlformats.org/drawingml/2006/main" noChangeAspect="1"/>
-            </wp:cNvGraphicFramePr>
-            <a:graphic xmlns:a="http://schemas.openxmlformats.org/drawingml/2006/main">
-              <a:graphicData uri="http://schemas.openxmlformats.org/drawingml/2006/picture">
-                <pic:pic xmlns:pic="http://schemas.openxmlformats.org/drawingml/2006/picture">
-                  <pic:nvPicPr>
-                    <pic:cNvPr id="0" name="fig03_metricas_globales.png"/>
-                    <pic:cNvPicPr/>
-                  </pic:nvPicPr>
-                  <pic:blipFill>
-                    <a:blip r:embed="rId17"/>
-                    <a:stretch>
-                      <a:fillRect/>
-                    </a:stretch>
-                  </pic:blipFill>
-                  <pic:spPr>
-                    <a:xfrm>
-                      <a:off x="0" y="0"/>
-                      <a:ext cx="5580000" cy="3348000"/>
-                    </a:xfrm>
-                    <a:prstGeom prst="rect">
-                      <a:avLst/>
-                    </a:prstGeom>
-                  </pic:spPr>
-                </pic:pic>
-              </a:graphicData>
-            </a:graphic>
-          </wp:inline>
-        </w:drawing>
-      </w:r>
-    </w:p>
-    <w:p>
-      <w:pPr>
-        <w:jc w:val="center"/>
-      </w:pPr>
-      <w:r>
-        <w:rPr>
-          <w:i/>
-          <w:sz w:val="22"/>
-        </w:rPr>
-        <w:t>Figura 9. Metricas globales obtenidas en la evaluacion del modelo.</w:t>
-      </w:r>
-    </w:p>
-    <w:p>
-      <w:pPr>
-        <w:jc w:val="center"/>
-      </w:pPr>
-      <w:r>
-        <w:rPr>
-          <w:noProof/>
-        </w:rPr>
-        <w:drawing>
-          <wp:inline distT="0" distB="0" distL="0" distR="0" wp14:anchorId="3D0DD81D" wp14:editId="07777777">
-            <wp:extent cx="5580000" cy="4185000"/>
-            <wp:effectExtent l="0" t="0" r="0" b="0"/>
-            <wp:docPr id="10" name="Picture 10"/>
-            <wp:cNvGraphicFramePr>
-              <a:graphicFrameLocks xmlns:a="http://schemas.openxmlformats.org/drawingml/2006/main" noChangeAspect="1"/>
-            </wp:cNvGraphicFramePr>
-            <a:graphic xmlns:a="http://schemas.openxmlformats.org/drawingml/2006/main">
-              <a:graphicData uri="http://schemas.openxmlformats.org/drawingml/2006/picture">
-                <pic:pic xmlns:pic="http://schemas.openxmlformats.org/drawingml/2006/picture">
-                  <pic:nvPicPr>
-                    <pic:cNvPr id="0" name="fig04_distribucion_clases.png"/>
-                    <pic:cNvPicPr/>
-                  </pic:nvPicPr>
-                  <pic:blipFill>
-                    <a:blip r:embed="rId18"/>
-                    <a:stretch>
-                      <a:fillRect/>
-                    </a:stretch>
-                  </pic:blipFill>
-                  <pic:spPr>
-                    <a:xfrm>
-                      <a:off x="0" y="0"/>
-                      <a:ext cx="5580000" cy="4185000"/>
-                    </a:xfrm>
-                    <a:prstGeom prst="rect">
-                      <a:avLst/>
-                    </a:prstGeom>
-                  </pic:spPr>
-                </pic:pic>
-              </a:graphicData>
-            </a:graphic>
-          </wp:inline>
-        </w:drawing>
-      </w:r>
-    </w:p>
-    <w:p>
-      <w:pPr>
-        <w:jc w:val="center"/>
-      </w:pPr>
-      <w:r>
-        <w:rPr>
-          <w:i/>
-          <w:sz w:val="22"/>
-        </w:rPr>
-        <w:t>Figura 10. Distribucion de clases utilizada en la evaluacion offline.</w:t>
-      </w:r>
-    </w:p>
-    <w:p>
-      <w:r>
-        <w:t>El comportamiento es consistente con un detector sensible: el sistema recupera muchas amenazas, pero genera un volumen apreciable de revisiones adicionales.</w:t>
-      </w:r>
-    </w:p>
-    <w:p>
-      <w:pPr>
-        <w:pStyle w:val="Ttulo2"/>
-        <w:rPr>
-          <w:rFonts w:ascii="Times New Roman" w:hAnsi="Times New Roman"/>
-        </w:rPr>
-      </w:pPr>
-      <w:bookmarkStart w:name="_Toc429824456" w:id="1247761660"/>
-      <w:r>
-        <w:rPr>
-          <w:rFonts w:ascii="Times New Roman" w:hAnsi="Times New Roman"/>
-        </w:rPr>
-        <w:t xml:space="preserve">5.4 </w:t>
-      </w:r>
-      <w:r>
-        <w:rPr>
-          <w:rFonts w:ascii="Times New Roman" w:hAnsi="Times New Roman"/>
-        </w:rPr>
-        <w:t>Evidencia</w:t>
-      </w:r>
-      <w:r>
-        <w:rPr>
-          <w:rFonts w:ascii="Times New Roman" w:hAnsi="Times New Roman"/>
-        </w:rPr>
-        <w:t xml:space="preserve"> de </w:t>
-      </w:r>
-      <w:r>
-        <w:rPr>
-          <w:rFonts w:ascii="Times New Roman" w:hAnsi="Times New Roman"/>
-        </w:rPr>
-        <w:t>validacion</w:t>
-      </w:r>
-      <w:r>
-        <w:rPr>
-          <w:rFonts w:ascii="Times New Roman" w:hAnsi="Times New Roman"/>
-        </w:rPr>
-        <w:t xml:space="preserve"> </w:t>
-      </w:r>
-      <w:r>
-        <w:rPr>
-          <w:rFonts w:ascii="Times New Roman" w:hAnsi="Times New Roman"/>
-        </w:rPr>
-        <w:t>integrada</w:t>
-      </w:r>
-      <w:bookmarkEnd w:id="1247761660"/>
-    </w:p>
-    <w:p>
-      <w:r>
-        <w:t xml:space="preserve">La validacion consolidada en </w:t>
-      </w:r>
-      <w:r>
-        <w:rPr>
-          <w:rFonts w:ascii="Consolas" w:hAnsi="Consolas"/>
-          <w:sz w:val="20"/>
-        </w:rPr>
-        <w:t>phase5_validation.json</w:t>
-      </w:r>
-      <w:r>
-        <w:t xml:space="preserve"> confirma que los artefactos esperados estan presentes y que el runner principal finaliza correctamente. Ademas, </w:t>
-      </w:r>
-      <w:r>
-        <w:rPr>
-          <w:rFonts w:ascii="Consolas" w:hAnsi="Consolas"/>
-          <w:sz w:val="20"/>
-        </w:rPr>
-        <w:t>e2e_evidence.json</w:t>
-      </w:r>
-      <w:r>
-        <w:t xml:space="preserve"> recoge una bateria de 8 casos simulados con:</w:t>
-      </w:r>
-    </w:p>
-    <w:p>
-      <w:pPr>
-        <w:pStyle w:val="Listaconvietas"/>
-      </w:pPr>
-      <w:r>
-        <w:rPr>
-          <w:rFonts w:ascii="Consolas" w:hAnsi="Consolas"/>
-          <w:sz w:val="20"/>
-        </w:rPr>
-        <w:t>accuracy = 0.625</w:t>
-      </w:r>
-    </w:p>
-    <w:p>
-      <w:pPr>
-        <w:pStyle w:val="Listaconvietas"/>
-      </w:pPr>
-      <w:r>
-        <w:rPr>
-          <w:rFonts w:ascii="Consolas" w:hAnsi="Consolas"/>
-          <w:sz w:val="20"/>
-        </w:rPr>
-        <w:t>precision_pos = 0.5714</w:t>
-      </w:r>
-    </w:p>
-    <w:p>
-      <w:pPr>
-        <w:pStyle w:val="Listaconvietas"/>
-      </w:pPr>
-      <w:r>
-        <w:rPr>
-          <w:rFonts w:ascii="Consolas" w:hAnsi="Consolas"/>
-          <w:sz w:val="20"/>
-        </w:rPr>
-        <w:t>recall_pos = 1.0</w:t>
-      </w:r>
-    </w:p>
-    <w:p>
-      <w:pPr>
-        <w:pStyle w:val="Listaconvietas"/>
-      </w:pPr>
-      <w:r>
-        <w:rPr>
-          <w:rFonts w:ascii="Consolas" w:hAnsi="Consolas"/>
-          <w:sz w:val="20"/>
-        </w:rPr>
-        <w:t>f1_pos = 0.7273</w:t>
-      </w:r>
-    </w:p>
-    <w:p>
-      <w:r>
-        <w:t>En esa simulacion, la escritura en MongoDB puede fallar si la infraestructura local no esta levantada, pero el flujo tecnico del resto de componentes y la generacion de evidencias quedan verificados. Este resultado es util porque separa la validez del pipeline de la disponibilidad puntual de la base de datos.</w:t>
-      </w:r>
-    </w:p>
-    <w:p>
-      <w:pPr>
-        <w:pStyle w:val="Ttulo2"/>
-        <w:rPr>
-          <w:rFonts w:ascii="Times New Roman" w:hAnsi="Times New Roman"/>
-        </w:rPr>
-      </w:pPr>
-      <w:bookmarkStart w:name="_Toc1889020230" w:id="1725196984"/>
-      <w:r>
-        <w:rPr>
-          <w:rFonts w:ascii="Times New Roman" w:hAnsi="Times New Roman"/>
-        </w:rPr>
-        <w:t xml:space="preserve">5.5 </w:t>
-      </w:r>
-      <w:r>
-        <w:rPr>
-          <w:rFonts w:ascii="Times New Roman" w:hAnsi="Times New Roman"/>
-        </w:rPr>
-        <w:t>Limitaciones</w:t>
-      </w:r>
-      <w:r>
-        <w:rPr>
-          <w:rFonts w:ascii="Times New Roman" w:hAnsi="Times New Roman"/>
-        </w:rPr>
-        <w:t xml:space="preserve"> </w:t>
-      </w:r>
-      <w:r>
-        <w:rPr>
-          <w:rFonts w:ascii="Times New Roman" w:hAnsi="Times New Roman"/>
-        </w:rPr>
-        <w:t>detectadas</w:t>
-      </w:r>
-      <w:bookmarkEnd w:id="1725196984"/>
-    </w:p>
-    <w:p>
-      <w:r>
-        <w:t>Durante la evaluacion se han identificado varias limitaciones:</w:t>
-      </w:r>
-    </w:p>
-    <w:p>
-      <w:pPr>
-        <w:pStyle w:val="Listaconnmeros"/>
-      </w:pPr>
-      <w:r>
-        <w:t>El umbral operativo genera un numero alto de falsos positivos.</w:t>
-      </w:r>
-    </w:p>
-    <w:p>
-      <w:pPr>
-        <w:pStyle w:val="Listaconnmeros"/>
-      </w:pPr>
-      <w:r>
-        <w:t>La validacion E2E depende del estado de la infraestructura MongoDB cuando se solicita escritura real.</w:t>
-      </w:r>
-    </w:p>
-    <w:p>
-      <w:pPr>
-        <w:pStyle w:val="Listaconnmeros"/>
-      </w:pPr>
-      <w:r>
-        <w:t>El preprocesado textual es deliberadamente sencillo y podria enriquecerse con rasgos adicionales.</w:t>
-      </w:r>
-    </w:p>
-    <w:p>
-      <w:pPr>
-        <w:pStyle w:val="Listaconnmeros"/>
-      </w:pPr>
-      <w:r>
-        <w:t>El sistema actual clasifica de forma binaria y no diferencia subtipos de amenaza.</w:t>
-      </w:r>
-    </w:p>
-    <w:p>
-      <w:pPr>
-        <w:pStyle w:val="Listaconnmeros"/>
-      </w:pPr>
-      <w:r>
-        <w:t>La memoria del proyecto mejora claramente tras la reorganizacion, pero el MVP sigue siendo un sistema academico y no una plataforma productiva completa.</w:t>
-      </w:r>
-    </w:p>
-    <w:p>
-      <w:pPr>
-        <w:pStyle w:val="Ttulo1"/>
-        <w:rPr>
-          <w:rFonts w:ascii="Times New Roman" w:hAnsi="Times New Roman"/>
-        </w:rPr>
-      </w:pPr>
-      <w:bookmarkStart w:name="_Toc53727787" w:id="116422855"/>
-      <w:r>
-        <w:rPr>
-          <w:rFonts w:ascii="Times New Roman" w:hAnsi="Times New Roman"/>
-        </w:rPr>
-        <w:t xml:space="preserve">6. </w:t>
-      </w:r>
-      <w:r>
-        <w:rPr>
-          <w:rFonts w:ascii="Times New Roman" w:hAnsi="Times New Roman"/>
-        </w:rPr>
-        <w:t>Conclusiones</w:t>
-      </w:r>
-      <w:r>
-        <w:rPr>
-          <w:rFonts w:ascii="Times New Roman" w:hAnsi="Times New Roman"/>
-        </w:rPr>
-        <w:t xml:space="preserve"> y </w:t>
-      </w:r>
-      <w:r>
-        <w:rPr>
-          <w:rFonts w:ascii="Times New Roman" w:hAnsi="Times New Roman"/>
-        </w:rPr>
-        <w:t>lineas</w:t>
-      </w:r>
-      <w:r>
-        <w:rPr>
-          <w:rFonts w:ascii="Times New Roman" w:hAnsi="Times New Roman"/>
-        </w:rPr>
-        <w:t xml:space="preserve"> </w:t>
-      </w:r>
-      <w:r>
-        <w:rPr>
-          <w:rFonts w:ascii="Times New Roman" w:hAnsi="Times New Roman"/>
-        </w:rPr>
-        <w:t>futuras</w:t>
-      </w:r>
-      <w:bookmarkEnd w:id="116422855"/>
-    </w:p>
-    <w:p>
-      <w:r>
-        <w:t>El trabajo desarrollado cumple su objetivo principal: construir un pipeline funcional y defendible para detectar mensajes de phishing o actividad sospechosa en Telegram desde una perspectiva de sistemas. La aportacion mas relevante no reside solo en la clasificacion, sino en la integracion ordenada de los modulos que hacen posible operar el sistema.</w:t>
-      </w:r>
-    </w:p>
-    <w:p>
-      <w:r>
-        <w:t>El proyecto demuestra que es posible combinar:</w:t>
-      </w:r>
-    </w:p>
-    <w:p>
-      <w:pPr>
-        <w:pStyle w:val="Listaconvietas"/>
-      </w:pPr>
-      <w:r>
-        <w:t>captura automatizada de mensajes;</w:t>
-      </w:r>
-    </w:p>
-    <w:p>
-      <w:pPr>
-        <w:pStyle w:val="Listaconvietas"/>
-      </w:pPr>
-      <w:r>
-        <w:t>inferencia con un modelo de lenguaje;</w:t>
-      </w:r>
-    </w:p>
-    <w:p>
-      <w:pPr>
-        <w:pStyle w:val="Listaconvietas"/>
-      </w:pPr>
-      <w:r>
-        <w:t>almacenamiento trazable y minimizado;</w:t>
-      </w:r>
-    </w:p>
-    <w:p>
-      <w:pPr>
-        <w:pStyle w:val="Listaconvietas"/>
-      </w:pPr>
-      <w:r>
-        <w:t>API reutilizable;</w:t>
-      </w:r>
-    </w:p>
-    <w:p>
-      <w:pPr>
-        <w:pStyle w:val="Listaconvietas"/>
-      </w:pPr>
-      <w:r>
-        <w:t>visualizacion operativa;</w:t>
-      </w:r>
-    </w:p>
-    <w:p>
-      <w:pPr>
-        <w:pStyle w:val="Listaconvietas"/>
-      </w:pPr>
-      <w:r>
-        <w:t>y validacion integrada por artefactos.</w:t>
-      </w:r>
-    </w:p>
-    <w:p>
-      <w:r>
-        <w:t xml:space="preserve">Ademas, la revision de tutoria ha servido para mejorar aspectos esenciales de calidad tecnica: ejecucion robusta de pruebas, menor exposicion de servicios, versionado por </w:t>
-      </w:r>
-      <w:r>
-        <w:rPr>
-          <w:rFonts w:ascii="Consolas" w:hAnsi="Consolas"/>
-          <w:sz w:val="20"/>
-        </w:rPr>
-        <w:t>run_id</w:t>
-      </w:r>
-      <w:r>
-        <w:t xml:space="preserve"> y control de acceso en la capa de explotacion.</w:t>
+        <w:t>validacion integrada por artefactos y pruebas.</w:t>
+      </w:r>
+    </w:p>
+    <w:p ns2:paraId="6B44CCD5" ns2:textId="77777777">
+      <w:r>
+        <w:t>Ademas, la revision de tutoria ha servido para mejorar aspectos esenciales de calidad tecnica: desacoplamiento entre ingesta e inferencia, fuente real de observabilidad, medicion de CPU y memoria, benchmark reproducible y una topologia de despliegue mas defendible. Esa evolucion es precisamente una de las aportaciones mas fuertes del TFG.</w:t>
       </w:r>
     </w:p>
     <w:p>
       <w:pPr/>
       <w:r>
-        <w:t>Ademas, la memoria permite justificar que la IA integrada responde a un proceso previo de entrenamiento documentado y no a la seleccion casual de un modelo externo. Sin embargo, ese componente se presenta aqui como parte de una arquitectura mayor: una pieza necesaria para la decision automatica, pero subordinada al diseno del pipeline, a la persistencia de evidencias, a la interfaz de consulta y a la observabilidad del sistema completo.</w:t>
+        <w:t>La memoria permite justificar ademas que la IA integrada responde a un proceso previo de entrenamiento documentado y no a la seleccion casual de un modelo externo. Sin embargo, el foco academico del trabajo no se desplaza hacia la busqueda del mejor clasificador, sino hacia la integracion de ese clasificador dentro de un sistema medible y operable.</w:t>
       </w:r>
     </w:p>
     <w:p>
       <w:pPr/>
       <w:r>
-        <w:t>Desde el punto de vista cuantitativo, la tasa de error de prueba del 37% confirma que el sistema no debe interpretarse como un clasificador final autonomo, sino como una primera criba sensible orientada a reducir tiempo de reaccion y a priorizar revision posterior. Precisamente por eso el recall alto y el umbral conservador tienen mas peso operativo que una accuracy maxima. Del mismo modo, la ausencia de un artefacto final con tasa de error de entrenamiento aconseja reforzar en futuras iteraciones la trazabilidad completa del entrenamiento si se desea comparar con mas detalle ajuste interno y comportamiento en prueba.</w:t>
-      </w:r>
-    </w:p>
-    <w:p>
+        <w:t>Desde el punto de vista cuantitativo, la tasa de error de prueba del 37% confirma que el sistema no debe interpretarse como un clasificador final autonomo, sino como una primera criba. Al mismo tiempo, el benchmark muestra que el pipeline puede sostener en local aproximadamente 19.08 mensajes por segundo con latencias medias cercanas a 52.4 ms, lo que refuerza su viabilidad como prototipo de sistemas.</w:t>
+      </w:r>
+    </w:p>
+    <w:p ns2:paraId="7290D487" ns2:textId="77777777">
       <w:r>
         <w:t>Como lineas de trabajo futuro, resultaria razonable:</w:t>
       </w:r>
     </w:p>
-    <w:p>
+    <w:p ns2:paraId="5EDBE2CC" ns2:textId="77777777">
       <w:pPr>
         <w:pStyle w:val="Listaconnmeros"/>
       </w:pPr>
@@ -5659,39 +4898,36 @@
         <w:t>explorar umbrales adaptativos o politicas por contexto;</w:t>
       </w:r>
     </w:p>
-    <w:p>
+    <w:p ns2:paraId="6D6F4464" ns2:textId="77777777">
       <w:pPr>
         <w:pStyle w:val="Listaconnmeros"/>
       </w:pPr>
       <w:r>
-        <w:t>ampliar el modelo hacia categorias de amenaza mas finas;</w:t>
-      </w:r>
-    </w:p>
-    <w:p>
+        <w:t>ampliar el worker con consumidores paralelos, reintentos y colas de error;</w:t>
+      </w:r>
+    </w:p>
+    <w:p ns2:paraId="22F2BC86" ns2:textId="77777777">
       <w:pPr>
         <w:pStyle w:val="Listaconnmeros"/>
       </w:pPr>
       <w:r>
-        <w:t>mejorar observabilidad y despliegue continuo;</w:t>
-      </w:r>
-    </w:p>
-    <w:p>
+        <w:t>enriquecer la observabilidad con alertas, SLOs y benchmark con escritura real en MongoDB;</w:t>
+      </w:r>
+    </w:p>
+    <w:p ns2:paraId="5BCCD30B" ns2:textId="77777777">
       <w:pPr>
         <w:pStyle w:val="Listaconnmeros"/>
       </w:pPr>
       <w:r>
-        <w:t>incorporar mecanismos mas ricos de explicabilidad.</w:t>
-      </w:r>
-    </w:p>
-    <w:p>
-      <w:r>
-        <w:t>En su estado actual, el TFG queda mejor diferenciado respecto al futuro TFG de fake news: aqui el peso esta en la arquitectura del pipeline, la integracion de componentes y la operacion del sistema completo.</w:t>
-      </w:r>
-      <w:r>
-        <w:t xml:space="preserve"> El otro trabajo puede reservar para si el foco principal en datos, entrenamiento, evaluacion de modelos y logica de procesamiento de la informacion. Esa separacion no solo distingue temas; tambien distingue responsabilidades tecnicas y academicas de forma coherente entre ambas titulaciones.</w:t>
-      </w:r>
-    </w:p>
-    <w:p>
+        <w:t>incorporar mecanismos mas ricos de explicabilidad y clasificacion multiclase.</w:t>
+      </w:r>
+    </w:p>
+    <w:p ns2:paraId="0530E96B" ns2:textId="77777777">
+      <w:r>
+        <w:t>En su estado actual, el TFG queda mejor diferenciado respecto al TFG de fake news: aqui el peso esta en la arquitectura del pipeline, la integracion de componentes, la observabilidad y la evaluacion del sistema como infraestructura operativa, no en la construccion del dataset ni en la experimentacion principal sobre modelos.</w:t>
+      </w:r>
+    </w:p>
+    <w:p ns2:paraId="4E91AB96" ns2:textId="77777777">
       <w:pPr>
         <w:pStyle w:val="Ttulo1"/>
         <w:rPr>
@@ -5707,61 +4943,61 @@
       </w:r>
       <w:bookmarkEnd w:id="1387068117"/>
     </w:p>
-    <w:p>
+    <w:p ns2:paraId="69F0AF3E" ns2:textId="77777777">
       <w:r>
         <w:t>Akinyele, A. R., Ajayi, O. O., Munyaneza, G., Ibecheozor, U. H., &amp; Gopakumar, N. (2024). Leveraging Generative Artificial Intelligence for cybersecurity: Analyzing diffusion models in detecting and mitigating cyber threats. GSC Advanced Research and Reviews, 21(2), 1-14.</w:t>
       </w:r>
     </w:p>
-    <w:p>
+    <w:p ns2:paraId="1CEDC462" ns2:textId="77777777">
       <w:r>
         <w:t>Chatzimarkaki, G., Karagiorgou, S., Konidi, M., Alexandrou, D., Bouras, T., &amp; Evangelatos, S. (2023). Harvesting large textual and multimedia data to detect illegal activities on dark web marketplaces. IEEE International Conference on Big Data, 4046-4051.</w:t>
       </w:r>
     </w:p>
-    <w:p>
+    <w:p ns2:paraId="07968607" ns2:textId="77777777">
       <w:r>
         <w:t>Duggineni, S. (2024). AI and machine learning applications in industrial automation and cybersecurity. Journal of Artificial Intelligence &amp; Cloud Computing, 2(4), 1-5.</w:t>
       </w:r>
     </w:p>
-    <w:p>
+    <w:p ns2:paraId="59A9B2CB" ns2:textId="77777777">
       <w:r>
         <w:t>Elbes, M., Hendawi, S., AlZu'bi, S., Kanan, T., &amp; Mughaid, A. (2023). Unleashing the full potential of artificial intelligence and machine learning in cybersecurity vulnerability management. International Conference on Information Technology, 276-283.</w:t>
       </w:r>
     </w:p>
-    <w:p>
+    <w:p ns2:paraId="0C75131E" ns2:textId="77777777">
       <w:r>
         <w:t>Europol. (2022). Internet Organised Crime Threat Assessment (IOCTA) 2022. European Union Agency for Law Enforcement Cooperation.</w:t>
       </w:r>
     </w:p>
-    <w:p>
+    <w:p ns2:paraId="203C4E22" ns2:textId="77777777">
       <w:r>
         <w:t>Gartner. (2023). Top Strategic Technology Trends for 2023. Gartner, Inc.</w:t>
       </w:r>
     </w:p>
-    <w:p>
+    <w:p ns2:paraId="4B5E6653" ns2:textId="77777777">
       <w:r>
         <w:t>Guo, Y., Wang, D., Wang, L., Fang, Y., Wang, C., Yang, M., Liu, T., &amp; Wang, H. (2024). Beyond App Markets: Demystifying underground mobile app distribution via Telegram. Proceedings of the ACM on Measurement and Analysis of Computing Systems, 8(3), 1-25.</w:t>
       </w:r>
     </w:p>
-    <w:p>
+    <w:p ns2:paraId="4B4090C9" ns2:textId="77777777">
       <w:r>
         <w:t>Hummelholm, A., Iturbe, E., Krichen, M., et al. (2023). Artificial intelligence and cyber threat monitoring: Emerging approaches for automated detection. Journal of Cybersecurity Engineering, 5(2), 45-63.</w:t>
       </w:r>
     </w:p>
-    <w:p>
+    <w:p ns2:paraId="43AC0CEC" ns2:textId="77777777">
       <w:r>
         <w:t>INCIBE. (2024). Buenas practicas de ciberseguridad para la deteccion y gestion de phishing. Instituto Nacional de Ciberseguridad.</w:t>
       </w:r>
     </w:p>
-    <w:p>
+    <w:p ns2:paraId="14C70CF1" ns2:textId="77777777">
       <w:r>
         <w:t>Roy, S., et al. (2024). Characterizing cybercriminal ecosystems on Telegram at scale. Security and Privacy Workshops, 1-12.</w:t>
       </w:r>
     </w:p>
     <w:sectPr>
-      <w:headerReference w:type="default" r:id="rId19"/>
-      <w:footerReference w:type="default" r:id="rId20"/>
-      <w:headerReference w:type="first" r:id="rId21"/>
-      <w:footerReference w:type="first" r:id="rId22"/>
+      <w:headerReference w:type="default" ns7:id="rId19"/>
+      <w:footerReference w:type="default" ns7:id="rId20"/>
+      <w:headerReference w:type="first" ns7:id="rId21"/>
+      <w:footerReference w:type="first" ns7:id="rId22"/>
       <w:pgSz w:w="12240" w:h="15840" w:orient="portrait"/>
       <w:pgMar w:top="1417" w:right="1417" w:bottom="1417" w:left="1417" w:header="720" w:footer="720" w:gutter="0"/>
       <w:cols w:space="720"/>
